--- a/docs/report/JalDrishti_Technical_Research_Report.docx
+++ b/docs/report/JalDrishti_Technical_Research_Report.docx
@@ -645,7 +645,20 @@
         <w:pStyle w:val="BodyText"/>
       </w:pPr>
       <w:r>
-        <w:t xml:space="preserve">This project rests entirely on open data published by others: the Central Ground Water Board (CGWB) and the National Water Informatics Centre (National Water Data Portal), for the 2023 groundwater-chemistry yearbook table, the 2013–2021 water-level record, the 2000–2021 chemistry record and the district NAQUIM reports; the Geological Survey of India and NRSC Bhuvan for the lineament map; the International Atomic Energy Agency for the UDEPO deposit database; the U.S. Geological Survey for the two Texas ISR data releases; the European Space Agency / Copernicus programme for the GLO-30 digital elevation model; and Lehner &amp; Grill for HydroRIVERS. The published Jaduguda studies by the Bhabha Atomic Research Centre and the Indian School of Mines provided the only local measurements of mine-water uranium and radium.</w:t>
+        <w:t xml:space="preserve">This project rests entirely on open data published by others: the Central Ground Water Board (CGWB) and the National Water Informatics Centre (National Water Data Portal), for the 2023 groundwater-quality table of the</w:t>
+      </w:r>
+      <w:r>
+        <w:t xml:space="preserve"> </w:t>
+      </w:r>
+      <w:r>
+        <w:rPr>
+          <w:i/>
+          <w:iCs/>
+        </w:rPr>
+        <w:t xml:space="preserve">Annual Ground Water Quality Report 2024</w:t>
+      </w:r>
+      <w:r>
+        <w:t xml:space="preserve">, the 2013–2021 water-level record (via India-WRIS and the India Data Portal), the 2000–2021 chemistry record, the NAQUIM aquifer-mapping reports and the East Singhbhum groundwater information booklet; the Geological Survey of India and the National Remote Sensing Centre (ISRO), whose 1:50,000 lineament layer is served on Bhuvan; the International Atomic Energy Agency for the UDEPO deposit database; the U.S. Geological Survey for the two Texas ISR data releases; the European Space Agency / Copernicus programme for the GLO-30 digital elevation model, distributed by OpenTopography; and Lehner &amp; Grill for HydroRIVERS. The published Jaduguda studies by the Bhabha Atomic Research Centre and the Indian School of Mines provided the only local measurements of mine-water uranium and radium.</w:t>
       </w:r>
     </w:p>
     <w:p>
@@ -1103,7 +1116,7 @@
         <w:pStyle w:val="FirstParagraph"/>
       </w:pPr>
       <w:r>
-        <w:t xml:space="preserve">Jharkhand is a hard-rock state. Outside the Damodar valley coalfields and the alluvial fringes, groundwater is stored and transmitted in a thin weathered mantle and in the fractured crystalline rock beneath it — Precambrian gneisses, schists, granites and quartzites of the Chotanagpur plateau and the Singhbhum craton. The Central Ground Water Board’s aquifer-mapping (NAQUIM) reports for the state’s districts describe a three-layer column: a weathered zone typically 13–30 m deep, a productive fractured zone that dies out somewhere between about 90 and 260 m depending on the district, and massive rock below [37]–[39]. Drinking water is drawn from the first of these layers by hand pumps and dug wells; irrigation and small-town supply reach into the second. The water table in this column swings by several metres between the pre-monsoon and post-monsoon campaigns — the statewide campaign medians in the CGWB record used here are 7.20 m below ground in May and 3.22 m in August [40].</w:t>
+        <w:t xml:space="preserve">Jharkhand is a hard-rock state. Outside the Damodar valley coalfields and the alluvial fringes, groundwater is stored and transmitted in a thin weathered mantle and in the fractured crystalline rock beneath it — Precambrian gneisses, schists, granites and quartzites of the Chotanagpur plateau and the Singhbhum craton. The Central Ground Water Board’s aquifer-mapping (NAQUIM) reports for the state’s districts describe a three-layer column: a weathered zone typically 13–30 m deep, a productive fractured zone that dies out somewhere between about 90 and 260 m depending on the district, and massive rock below [37], [38]. Drinking water is drawn from the first of these layers by hand pumps and dug wells; irrigation and small-town supply reach into the second. The water table in this column swings by several metres between the pre-monsoon and post-monsoon campaigns — the statewide campaign medians in the CGWB record used here are 7.20 m below ground in May and 3.22 m in August [40].</w:t>
       </w:r>
     </w:p>
     <w:p>
@@ -1259,7 +1272,7 @@
         <w:t xml:space="preserve">“depends on manual sampling, lab analysis, and threshold-based decision-making, which tend to be reactive rather than predictive”</w:t>
       </w:r>
       <w:r>
-        <w:t xml:space="preserve">. That description was confirmed, rather than merely assumed, by the measured record obtained for Jharkhand: the CGWB groundwater-chemistry yearbook table for 2023 holds 397 wells across 24 districts with</w:t>
+        <w:t xml:space="preserve">. That description was confirmed, rather than merely assumed, by the measured record obtained for Jharkhand: CGWB’s 2023 groundwater-quality table for the state holds 397 wells across 24 districts with</w:t>
       </w:r>
       <w:r>
         <w:t xml:space="preserve"> </w:t>
@@ -1272,7 +1285,7 @@
         <w:t xml:space="preserve">one sample per well, in one year, with no repeats</w:t>
       </w:r>
       <w:r>
-        <w:t xml:space="preserve">, and no well depth recorded [40]; the only genuinely temporal data available for the state are quarterly water-level readings (9,583 readings at 398 stations, 2013–2021) [41]. A predictive system in the proposal’s sense — one that forecasts a degradation trend from a chemistry time series — was not buildable on that record, and this report says so in §5 and §7.</w:t>
+        <w:t xml:space="preserve">, and no well depth recorded [39]; the only genuinely temporal data available for the state are quarterly water-level readings (9,583 readings at 398 stations, 2013–2021) [40]. A predictive system in the proposal’s sense — one that forecasts a degradation trend from a chemistry time series — was not buildable on that record, and this report says so in §5 and §7.</w:t>
       </w:r>
     </w:p>
     <w:p>
@@ -1393,7 +1406,7 @@
         <w:t xml:space="preserve"> </w:t>
       </w:r>
       <w:r>
-        <w:t xml:space="preserve">The record contains twenty determinands at 99–100 % coverage; until this project’s R13 pass (August 2026) only one of them, uranium, drove any logic in the system — and uranium exceeds its limit at zero wells while nitrate and fluoride exceed at 22 and 32. This was a finding about the project’s own earlier design, and it generalises: a threshold that never fires is indistinguishable from a threshold that has nothing to fire on (§4.8, §6.1).</w:t>
+        <w:t xml:space="preserve">The 2023 record carries seventeen determinands, fourteen of them analysed at 99–100 % of wells (uranium at 86 %, iron and arsenic at none); until this project’s R13 pass (August 2026) only one of them, uranium, drove any logic in the system — and uranium exceeds its limit at zero wells while nitrate and fluoride exceed at 22 and 32. This was a finding about the project’s own earlier design, and it generalises: a threshold that never fires is indistinguishable from a threshold that has nothing to fire on (§4.8, §6.1).</w:t>
       </w:r>
     </w:p>
     <w:p>
@@ -2924,7 +2937,7 @@
               <w:t xml:space="preserve"> </w:t>
             </w:r>
             <w:r>
-              <w:t xml:space="preserve">of the 19 unread determinands; Theil–Sen/Mann–Kendall level trends; three</w:t>
+              <w:t xml:space="preserve">of the determinands no logic had read; Theil–Sen/Mann–Kendall level trends; three</w:t>
             </w:r>
             <w:r>
               <w:t xml:space="preserve"> </w:t>
@@ -3299,7 +3312,7 @@
         <w:t xml:space="preserve"> </w:t>
       </w:r>
       <w:r>
-        <w:t xml:space="preserve">for nitrate, uranium (via the 2015/2021 amendments) and some others; the WHO guideline value of 30 µg/L for uranium [26] is the provisional health-based value the Indian standard aligns with. CGWB’s own assessment practice is limit-based, district by district, in its groundwater year books [39].</w:t>
+        <w:t xml:space="preserve">for nitrate, uranium (via the 2015/2021 amendments) and some others; the WHO guideline value of 30 µg/L for uranium [26] is the provisional health-based value the Indian standard aligns with. CGWB’s own assessment practice is limit-based, district by district, in its annual groundwater-quality reports [39].</w:t>
       </w:r>
     </w:p>
     <w:p>
@@ -4218,7 +4231,7 @@
         <w:t xml:space="preserve"> </w:t>
       </w:r>
       <w:r>
-        <w:t xml:space="preserve">The NAQUIM reports for 21 districts, the CGWB district profile for East Singhbhum and regional estimates for the remaining three give a three-layer column per district (</w:t>
+        <w:t xml:space="preserve">Twenty-two CGWB NAQUIM reports were downloaded [37]; one of them, the combined report for the three Singhbhum-belt districts, was an unreadable PDF. The twenty-one readable reports ground nineteen districts (two of them, Bokaro and Ranchi, only through block-level and part-district reports, at lower confidence); the 2013 CGWB groundwater information booklet grounds East Singhbhum [38]; Saraikela-Kharsawan is bracketed by its East and West Singhbhum neighbours; and Hazaribagh, Palamu and Ramgarh, which have no district-level report in the set, carry regional estimates from adjacent districts. Together they give a three-layer column for each of the 24 districts (</w:t>
       </w:r>
       <w:r>
         <w:rPr>
@@ -4493,18 +4506,34 @@
               <w:pStyle w:val="Compact"/>
             </w:pPr>
             <w:r>
-              <w:t xml:space="preserve">CGWB [39]</w:t>
-            </w:r>
-          </w:p>
-        </w:tc>
-        <w:tc>
-          <w:tcPr/>
-          <w:p>
-            <w:pPr>
-              <w:pStyle w:val="Compact"/>
-            </w:pPr>
-            <w:r>
-              <w:t xml:space="preserve">397 wells, 24 districts, 20 determinands;</w:t>
+              <w:t xml:space="preserve">CGWB,</w:t>
+            </w:r>
+            <w:r>
+              <w:t xml:space="preserve"> </w:t>
+            </w:r>
+            <w:r>
+              <w:rPr>
+                <w:i/>
+                <w:iCs/>
+              </w:rPr>
+              <w:t xml:space="preserve">Annual Ground Water Quality Report 2024</w:t>
+            </w:r>
+            <w:r>
+              <w:t xml:space="preserve"> </w:t>
+            </w:r>
+            <w:r>
+              <w:t xml:space="preserve">[39]</w:t>
+            </w:r>
+          </w:p>
+        </w:tc>
+        <w:tc>
+          <w:tcPr/>
+          <w:p>
+            <w:pPr>
+              <w:pStyle w:val="Compact"/>
+            </w:pPr>
+            <w:r>
+              <w:t xml:space="preserve">397 wells, 24 districts, 17 determinands (the database adds TDS derived from EC);</w:t>
             </w:r>
             <w:r>
               <w:t xml:space="preserve"> </w:t>
@@ -4667,7 +4696,7 @@
               <w:pStyle w:val="Compact"/>
             </w:pPr>
             <w:r>
-              <w:t xml:space="preserve">CGWB / India-WRIS [40]</w:t>
+              <w:t xml:space="preserve">CGWB / India-WRIS, via India Data Portal [40]</w:t>
             </w:r>
           </w:p>
         </w:tc>
@@ -4889,18 +4918,18 @@
               <w:pStyle w:val="Compact"/>
             </w:pPr>
             <w:r>
-              <w:t xml:space="preserve">GSI / NRSC Bhuvan [42]</w:t>
-            </w:r>
-          </w:p>
-        </w:tc>
-        <w:tc>
-          <w:tcPr/>
-          <w:p>
-            <w:pPr>
-              <w:pStyle w:val="Compact"/>
-            </w:pPr>
-            <w:r>
-              <w:t xml:space="preserve">1,889 features; 1,826 structural segments used (799 joint/fracture, 39 dyke, 15 shear zone, 9 fault, 8 fold axis)</w:t>
+              <w:t xml:space="preserve">GSI–NRSC 1:50,000 lineament layer, Bhuvan WMS [42]</w:t>
+            </w:r>
+          </w:p>
+        </w:tc>
+        <w:tc>
+          <w:tcPr/>
+          <w:p>
+            <w:pPr>
+              <w:pStyle w:val="Compact"/>
+            </w:pPr>
+            <w:r>
+              <w:t xml:space="preserve">1,889 features (a partial, grid-sampled harvest of the layer); 1,826 structural segments used (799 joint/fracture, 39 dyke, 15 shear zone, 9 fault, 8 fold axis)</w:t>
             </w:r>
           </w:p>
         </w:tc>
@@ -5411,18 +5440,18 @@
               <w:pStyle w:val="Compact"/>
             </w:pPr>
             <w:r>
-              <w:t xml:space="preserve">Copernicus GLO-30 [44]</w:t>
-            </w:r>
-          </w:p>
-        </w:tc>
-        <w:tc>
-          <w:tcPr/>
-          <w:p>
-            <w:pPr>
-              <w:pStyle w:val="Compact"/>
-            </w:pPr>
-            <w:r>
-              <w:t xml:space="preserve">statewide, 30 m (703 MB, not in git)</w:t>
+              <w:t xml:space="preserve">Copernicus GLO-30 via OpenTopography [44]</w:t>
+            </w:r>
+          </w:p>
+        </w:tc>
+        <w:tc>
+          <w:tcPr/>
+          <w:p>
+            <w:pPr>
+              <w:pStyle w:val="Compact"/>
+            </w:pPr>
+            <w:r>
+              <w:t xml:space="preserve">statewide, 1 arc-second (≈ 30 m); 703 MB, not in git</w:t>
             </w:r>
           </w:p>
         </w:tc>
@@ -5443,17 +5472,23 @@
             <w:pPr>
               <w:pStyle w:val="Compact"/>
             </w:pPr>
-            <w:r>
-              <w:t xml:space="preserve">regenerable via</w:t>
-            </w:r>
-            <w:r>
-              <w:t xml:space="preserve"> </w:t>
-            </w:r>
             <w:r>
               <w:rPr>
                 <w:rStyle w:val="VerbatimChar"/>
               </w:rPr>
-              <w:t xml:space="preserve">fetch_data/</w:t>
+              <w:t xml:space="preserve">Datasets/jharkhand_glo30_dem.tif</w:t>
+            </w:r>
+            <w:r>
+              <w:t xml:space="preserve">, regenerable with the local, git-ignored</w:t>
+            </w:r>
+            <w:r>
+              <w:t xml:space="preserve"> </w:t>
+            </w:r>
+            <w:r>
+              <w:rPr>
+                <w:rStyle w:val="VerbatimChar"/>
+              </w:rPr>
+              <w:t xml:space="preserve">fetch_data/fetchDEM.py</w:t>
             </w:r>
           </w:p>
         </w:tc>
@@ -5598,7 +5633,7 @@
         <w:t xml:space="preserve"> </w:t>
       </w:r>
       <w:r>
-        <w:t xml:space="preserve">archive of PDFs (EPA and IAEA Kd compendia, the Sethy and Giri papers, the NAQUIM depth evidence) which are literature, not data.</w:t>
+        <w:t xml:space="preserve">archive (the EPA, IAEA and SKB K_d compendia, an IAEA alkaline-leach report and the Sethy et al. full text), which is literature, not data.</w:t>
       </w:r>
     </w:p>
     <w:bookmarkEnd w:id="46"/>
@@ -10043,7 +10078,7 @@
         <w:t xml:space="preserve"> </w:t>
       </w:r>
       <w:r>
-        <w:t xml:space="preserve">410 evidence snippets were extracted from the 21 district PDFs into</w:t>
+        <w:t xml:space="preserve">An automated keyword scan of the 22 NAQUIM PDFs (7 July 2026) extracted 410 evidence snippets, from the 18 that yielded matches, into</w:t>
       </w:r>
       <w:r>
         <w:t xml:space="preserve"> </w:t>
@@ -19833,6 +19868,61 @@
               <w:pStyle w:val="Compact"/>
             </w:pPr>
             <w:r>
+              <w:t xml:space="preserve">The lineament layer is a partial copy: 1,889 features recovered by WMS point queries on a 60 × 60 grid, not a full export [42]</w:t>
+            </w:r>
+          </w:p>
+        </w:tc>
+        <w:tc>
+          <w:tcPr/>
+          <w:p>
+            <w:pPr>
+              <w:pStyle w:val="Compact"/>
+            </w:pPr>
+            <w:r>
+              <w:t xml:space="preserve">strike field, transverse anisotropy</w:t>
+            </w:r>
+          </w:p>
+        </w:tc>
+        <w:tc>
+          <w:tcPr/>
+          <w:p>
+            <w:pPr>
+              <w:pStyle w:val="Compact"/>
+            </w:pPr>
+            <w:r>
+              <w:t xml:space="preserve">orientation statistics are robust to the undersampling; fracture count and intensity are not, and are deliberately not used</w:t>
+            </w:r>
+          </w:p>
+        </w:tc>
+        <w:tc>
+          <w:tcPr/>
+          <w:p>
+            <w:pPr>
+              <w:pStyle w:val="Compact"/>
+            </w:pPr>
+            <w:r>
+              <w:rPr>
+                <w:rStyle w:val="VerbatimChar"/>
+              </w:rPr>
+              <w:t xml:space="preserve">ml_pipeline/data_prep/strike_field.py</w:t>
+            </w:r>
+            <w:r>
+              <w:t xml:space="preserve"> </w:t>
+            </w:r>
+            <w:r>
+              <w:t xml:space="preserve">(method note); reference [42]</w:t>
+            </w:r>
+          </w:p>
+        </w:tc>
+      </w:tr>
+      <w:tr>
+        <w:tc>
+          <w:tcPr/>
+          <w:p>
+            <w:pPr>
+              <w:pStyle w:val="Compact"/>
+            </w:pPr>
+            <w:r>
               <w:t xml:space="preserve">CGWB values characterise the shallow aquifer, applied at ore depth through a modelled K(z)</w:t>
             </w:r>
           </w:p>
@@ -35700,7 +35790,49 @@
         <w:pStyle w:val="FirstParagraph"/>
       </w:pPr>
       <w:r>
-        <w:t xml:space="preserve">IEEE numeric. Entries marked ✓ were opened (DOI, publisher page or catalogue record) on 21 September 2026 during the writing of this report; entries marked ○ are canonical works cited from the project’s own configuration and documentation and were not re-opened on that date — they should be checked once more before submission. Dataset entries give provider, title, version or year, URL and access date.</w:t>
+        <w:t xml:space="preserve">IEEE numeric. Every entry was checked on 21 or 23 September 2026 against one of: its DOI record (Crossref), the publisher’s or issuing body’s page, a library or standards-catalogue record, or — for the five local reference documents (the three EPA K_d volumes, the East Singhbhum booklet and the NRSC lineament manual) — the PDF held in</w:t>
+      </w:r>
+      <w:r>
+        <w:t xml:space="preserve"> </w:t>
+      </w:r>
+      <w:r>
+        <w:rPr>
+          <w:rStyle w:val="VerbatimChar"/>
+        </w:rPr>
+        <w:t xml:space="preserve">Datasets/</w:t>
+      </w:r>
+      <w:r>
+        <w:t xml:space="preserve">. Dataset entries were checked against the files, the download scripts in</w:t>
+      </w:r>
+      <w:r>
+        <w:t xml:space="preserve"> </w:t>
+      </w:r>
+      <w:r>
+        <w:rPr>
+          <w:rStyle w:val="VerbatimChar"/>
+        </w:rPr>
+        <w:t xml:space="preserve">fetch_data/</w:t>
+      </w:r>
+      <w:r>
+        <w:t xml:space="preserve"> </w:t>
+      </w:r>
+      <w:r>
+        <w:t xml:space="preserve">and the provider’s portal where it could be reached; the one detail that could not be confirmed is stated in its entry ([39]). Dataset entries give provider, title, version or year, URL and access date. The download scripts named under</w:t>
+      </w:r>
+      <w:r>
+        <w:t xml:space="preserve"> </w:t>
+      </w:r>
+      <w:r>
+        <w:rPr>
+          <w:rStyle w:val="VerbatimChar"/>
+        </w:rPr>
+        <w:t xml:space="preserve">fetch_data/</w:t>
+      </w:r>
+      <w:r>
+        <w:t xml:space="preserve"> </w:t>
+      </w:r>
+      <w:r>
+        <w:t xml:space="preserve">are kept in the project’s local checkout and are not tracked in git.</w:t>
       </w:r>
     </w:p>
     <w:p>
@@ -35720,7 +35852,7 @@
         <w:pStyle w:val="BodyText"/>
       </w:pPr>
       <w:r>
-        <w:t xml:space="preserve">[1] ○ R. A. Freeze and J. A. Cherry,</w:t>
+        <w:t xml:space="preserve">[1] R. A. Freeze and J. A. Cherry,</w:t>
       </w:r>
       <w:r>
         <w:t xml:space="preserve"> </w:t>
@@ -35741,7 +35873,7 @@
         <w:pStyle w:val="BodyText"/>
       </w:pPr>
       <w:r>
-        <w:t xml:space="preserve">[2] ○ P. A. Domenico,</w:t>
+        <w:t xml:space="preserve">[2] P. A. Domenico,</w:t>
       </w:r>
       <w:r>
         <w:t xml:space="preserve"> </w:t>
@@ -35760,7 +35892,7 @@
         <w:t xml:space="preserve">Journal of Hydrology</w:t>
       </w:r>
       <w:r>
-        <w:t xml:space="preserve">, vol. 91, no. 1–2, pp. 49–58, 1987.</w:t>
+        <w:t xml:space="preserve">, vol. 91, no. 1–2, pp. 49–58, 1987, doi: 10.1016/0022-1694(87)90127-2.</w:t>
       </w:r>
     </w:p>
     <w:p>
@@ -35768,7 +35900,7 @@
         <w:pStyle w:val="BodyText"/>
       </w:pPr>
       <w:r>
-        <w:t xml:space="preserve">[3] ○ P. A. Domenico and G. A. Robbins,</w:t>
+        <w:t xml:space="preserve">[3] P. A. Domenico and G. A. Robbins,</w:t>
       </w:r>
       <w:r>
         <w:t xml:space="preserve"> </w:t>
@@ -35787,7 +35919,7 @@
         <w:t xml:space="preserve">Ground Water</w:t>
       </w:r>
       <w:r>
-        <w:t xml:space="preserve">, vol. 23, no. 4, pp. 476–485, 1985.</w:t>
+        <w:t xml:space="preserve">, vol. 23, no. 4, pp. 476–485, 1985, doi: 10.1111/j.1745-6584.1985.tb01497.x.</w:t>
       </w:r>
     </w:p>
     <w:p>
@@ -35795,7 +35927,7 @@
         <w:pStyle w:val="BodyText"/>
       </w:pPr>
       <w:r>
-        <w:t xml:space="preserve">[4] ○ A. Ogata and R. B. Banks,</w:t>
+        <w:t xml:space="preserve">[4] A. Ogata and R. B. Banks,</w:t>
       </w:r>
       <w:r>
         <w:t xml:space="preserve"> </w:t>
@@ -35807,7 +35939,7 @@
         <w:t xml:space="preserve"> </w:t>
       </w:r>
       <w:r>
-        <w:t xml:space="preserve">U.S. Geological Survey Professional Paper 411-A, 1961.</w:t>
+        <w:t xml:space="preserve">U.S. Geological Survey Professional Paper 411-A, 1961. https://pubs.usgs.gov/pp/0411a/report.pdf</w:t>
       </w:r>
     </w:p>
     <w:p>
@@ -35815,7 +35947,7 @@
         <w:pStyle w:val="BodyText"/>
       </w:pPr>
       <w:r>
-        <w:t xml:space="preserve">[5] ○ D. H. Tang, E. O. Frind, and E. A. Sudicky,</w:t>
+        <w:t xml:space="preserve">[5] D. H. Tang, E. O. Frind, and E. A. Sudicky,</w:t>
       </w:r>
       <w:r>
         <w:t xml:space="preserve"> </w:t>
@@ -35834,7 +35966,7 @@
         <w:t xml:space="preserve">Water Resources Research</w:t>
       </w:r>
       <w:r>
-        <w:t xml:space="preserve">, vol. 17, no. 3, pp. 555–564, 1981.</w:t>
+        <w:t xml:space="preserve">, vol. 17, no. 3, pp. 555–564, 1981, doi: 10.1029/WR017i003p00555.</w:t>
       </w:r>
     </w:p>
     <w:p>
@@ -35842,7 +35974,7 @@
         <w:pStyle w:val="BodyText"/>
       </w:pPr>
       <w:r>
-        <w:t xml:space="preserve">[6] ○ I. Neretnieks,</w:t>
+        <w:t xml:space="preserve">[6] I. Neretnieks,</w:t>
       </w:r>
       <w:r>
         <w:t xml:space="preserve"> </w:t>
@@ -35861,7 +35993,7 @@
         <w:t xml:space="preserve">Journal of Geophysical Research</w:t>
       </w:r>
       <w:r>
-        <w:t xml:space="preserve">, vol. 85, no. B8, pp. 4379–4397, 1980.</w:t>
+        <w:t xml:space="preserve">, vol. 85, no. B8, pp. 4379–4397, 1980, doi: 10.1029/JB085iB08p04379.</w:t>
       </w:r>
     </w:p>
     <w:p>
@@ -35869,7 +36001,7 @@
         <w:pStyle w:val="BodyText"/>
       </w:pPr>
       <w:r>
-        <w:t xml:space="preserve">[7] ○ M. N. Goltz and P. V. Roberts,</w:t>
+        <w:t xml:space="preserve">[7] M. N. Goltz and P. V. Roberts,</w:t>
       </w:r>
       <w:r>
         <w:t xml:space="preserve"> </w:t>
@@ -35888,7 +36020,7 @@
         <w:t xml:space="preserve">Water Resources Research</w:t>
       </w:r>
       <w:r>
-        <w:t xml:space="preserve">, vol. 22, no. 7, pp. 1139–1148, 1986.</w:t>
+        <w:t xml:space="preserve">, vol. 22, no. 7, pp. 1139–1148, 1986, doi: 10.1029/WR022i007p01139.</w:t>
       </w:r>
     </w:p>
     <w:p>
@@ -35896,7 +36028,7 @@
         <w:pStyle w:val="BodyText"/>
       </w:pPr>
       <w:r>
-        <w:t xml:space="preserve">[8] ○ L. W. Gelhar, C. Welty, and K. R. Rehfeldt,</w:t>
+        <w:t xml:space="preserve">[8] L. W. Gelhar, C. Welty, and K. R. Rehfeldt,</w:t>
       </w:r>
       <w:r>
         <w:t xml:space="preserve"> </w:t>
@@ -35915,7 +36047,7 @@
         <w:t xml:space="preserve">Water Resources Research</w:t>
       </w:r>
       <w:r>
-        <w:t xml:space="preserve">, vol. 28, no. 7, pp. 1955–1974, 1992.</w:t>
+        <w:t xml:space="preserve">, vol. 28, no. 7, pp. 1955–1974, 1992, doi: 10.1029/92WR00607.</w:t>
       </w:r>
     </w:p>
     <w:p>
@@ -35923,7 +36055,7 @@
         <w:pStyle w:val="BodyText"/>
       </w:pPr>
       <w:r>
-        <w:t xml:space="preserve">[9] ○ M. Xu and Y. Eckstein,</w:t>
+        <w:t xml:space="preserve">[9] M. Xu and Y. Eckstein,</w:t>
       </w:r>
       <w:r>
         <w:t xml:space="preserve"> </w:t>
@@ -35942,7 +36074,7 @@
         <w:t xml:space="preserve">Ground Water</w:t>
       </w:r>
       <w:r>
-        <w:t xml:space="preserve">, vol. 33, no. 6, pp. 905–908, 1995.</w:t>
+        <w:t xml:space="preserve">, vol. 33, no. 6, pp. 905–908, 1995, doi: 10.1111/j.1745-6584.1995.tb00035.x.</w:t>
       </w:r>
     </w:p>
     <w:p>
@@ -35950,7 +36082,7 @@
         <w:pStyle w:val="BodyText"/>
       </w:pPr>
       <w:r>
-        <w:t xml:space="preserve">[10] ○ M. R. West, B. H. Kueper, and M. J. Ungs,</w:t>
+        <w:t xml:space="preserve">[10] M. R. West, B. H. Kueper, and M. J. Ungs,</w:t>
       </w:r>
       <w:r>
         <w:t xml:space="preserve"> </w:t>
@@ -35969,7 +36101,7 @@
         <w:t xml:space="preserve">Ground Water</w:t>
       </w:r>
       <w:r>
-        <w:t xml:space="preserve">, vol. 45, no. 2, pp. 126–135, 2007.</w:t>
+        <w:t xml:space="preserve">, vol. 45, no. 2, pp. 126–135, 2007, doi: 10.1111/j.1745-6584.2006.00280.x.</w:t>
       </w:r>
     </w:p>
     <w:p>
@@ -35977,7 +36109,7 @@
         <w:pStyle w:val="BodyText"/>
       </w:pPr>
       <w:r>
-        <w:t xml:space="preserve">[11] ○ C. E. Manning and S. E. Ingebritsen,</w:t>
+        <w:t xml:space="preserve">[11] C. E. Manning and S. E. Ingebritsen,</w:t>
       </w:r>
       <w:r>
         <w:t xml:space="preserve"> </w:t>
@@ -35996,7 +36128,7 @@
         <w:t xml:space="preserve">Reviews of Geophysics</w:t>
       </w:r>
       <w:r>
-        <w:t xml:space="preserve">, vol. 37, no. 1, pp. 127–150, 1999.</w:t>
+        <w:t xml:space="preserve">, vol. 37, no. 1, pp. 127–150, 1999, doi: 10.1029/1998RG900002.</w:t>
       </w:r>
     </w:p>
     <w:p>
@@ -36016,7 +36148,7 @@
         <w:pStyle w:val="BodyText"/>
       </w:pPr>
       <w:r>
-        <w:t xml:space="preserve">[12] ✓ U.S. Nuclear Regulatory Commission,</w:t>
+        <w:t xml:space="preserve">[12] U.S. Nuclear Regulatory Commission,</w:t>
       </w:r>
       <w:r>
         <w:t xml:space="preserve"> </w:t>
@@ -36037,7 +36169,7 @@
         <w:pStyle w:val="BodyText"/>
       </w:pPr>
       <w:r>
-        <w:t xml:space="preserve">[13] ✓ P. C. Mackin, D. Daruwalla, J. Winterle, M. Smith, and D. A. Pickett,</w:t>
+        <w:t xml:space="preserve">[13] P. C. Mackin, D. Daruwalla, J. Winterle, M. Smith, and D. A. Pickett,</w:t>
       </w:r>
       <w:r>
         <w:t xml:space="preserve"> </w:t>
@@ -36058,7 +36190,7 @@
         <w:pStyle w:val="BodyText"/>
       </w:pPr>
       <w:r>
-        <w:t xml:space="preserve">[14] ✓ J. A. Davis and G. P. Curtis,</w:t>
+        <w:t xml:space="preserve">[14] J. A. Davis and G. P. Curtis,</w:t>
       </w:r>
       <w:r>
         <w:t xml:space="preserve"> </w:t>
@@ -36079,7 +36211,7 @@
         <w:pStyle w:val="BodyText"/>
       </w:pPr>
       <w:r>
-        <w:t xml:space="preserve">[15] ✓ S. M. Hall and T. B. Hennesy,</w:t>
+        <w:t xml:space="preserve">[15] S. M. Hall and T. B. Hennesy,</w:t>
       </w:r>
       <w:r>
         <w:t xml:space="preserve"> </w:t>
@@ -36099,7 +36231,7 @@
         <w:pStyle w:val="BodyText"/>
       </w:pPr>
       <w:r>
-        <w:t xml:space="preserve">[16] ✓ U.S. Geological Survey,</w:t>
+        <w:t xml:space="preserve">[16] U.S. Geological Survey,</w:t>
       </w:r>
       <w:r>
         <w:t xml:space="preserve"> </w:t>
@@ -36128,7 +36260,7 @@
         <w:pStyle w:val="BodyText"/>
       </w:pPr>
       <w:r>
-        <w:t xml:space="preserve">[17] ✓ S. M. Hall,</w:t>
+        <w:t xml:space="preserve">[17] S. M. Hall,</w:t>
       </w:r>
       <w:r>
         <w:t xml:space="preserve"> </w:t>
@@ -36149,7 +36281,7 @@
         <w:pStyle w:val="BodyText"/>
       </w:pPr>
       <w:r>
-        <w:t xml:space="preserve">[18] ✓ P. W. Reimus, M. A. Dangelmayr, J. T. Clay, and K. R. Chamberlain,</w:t>
+        <w:t xml:space="preserve">[18] P. W. Reimus, M. A. Dangelmayr, J. T. Clay, and K. R. Chamberlain,</w:t>
       </w:r>
       <w:r>
         <w:t xml:space="preserve"> </w:t>
@@ -36170,6 +36302,20 @@
       <w:r>
         <w:t xml:space="preserve">, vol. 53, no. 13, pp. 7483–7493, 2019, doi: 10.1021/acs.est.9b01572.</w:t>
       </w:r>
+    </w:p>
+    <w:p>
+      <w:pPr>
+        <w:pStyle w:val="BodyText"/>
+      </w:pPr>
+      <w:r>
+        <w:t xml:space="preserve">[19] T. J. Gallegos, K. M. Campbell, R. A. Zielinski, P. W. Reimus, J. T. Clay, N. Janot, J. R. Bargar, and W. M. Benzel,</w:t>
+      </w:r>
+      <w:r>
+        <w:t xml:space="preserve"> </w:t>
+      </w:r>
+      <w:r>
+        <w:t xml:space="preserve">“Persistent U(IV) and U(VI) following in-situ recovery (ISR) mining of a sandstone uranium deposit, Wyoming, USA,”</w:t>
+      </w:r>
       <w:r>
         <w:t xml:space="preserve"> </w:t>
       </w:r>
@@ -36178,13 +36324,41 @@
           <w:i/>
           <w:iCs/>
         </w:rPr>
-        <w:t xml:space="preserve">(Note: the project’s configuration comment attributes this study to</w:t>
+        <w:t xml:space="preserve">Applied Geochemistry</w:t>
+      </w:r>
+      <w:r>
+        <w:t xml:space="preserve">, vol. 63, pp. 222–234, 2015 (ScienceDirect S0883292715300342).</w:t>
+      </w:r>
+    </w:p>
+    <w:p>
+      <w:pPr>
+        <w:pStyle w:val="BodyText"/>
+      </w:pPr>
+      <w:r>
+        <w:t xml:space="preserve">[20] U.S. Environmental Protection Agency,</w:t>
+      </w:r>
+      <w:r>
+        <w:t xml:space="preserve"> </w:t>
       </w:r>
       <w:r>
         <w:rPr>
           <w:i/>
           <w:iCs/>
         </w:rPr>
+        <w:t xml:space="preserve">Aquifer Restoration after Uranium Recovery</w:t>
+      </w:r>
+      <w:r>
+        <w:t xml:space="preserve">, EPA/600/F-17/342, 2017.</w:t>
+      </w:r>
+    </w:p>
+    <w:p>
+      <w:pPr>
+        <w:pStyle w:val="BodyText"/>
+      </w:pPr>
+      <w:r>
+        <w:t xml:space="preserve">[21] C. J. Newell, H. S. Rifai, J. T. Wilson, J. A. Connor, J. A. Aziz, and M. P. Suarez,</w:t>
+      </w:r>
+      <w:r>
         <w:t xml:space="preserve"> </w:t>
       </w:r>
       <w:r>
@@ -36192,14 +36366,49 @@
           <w:i/>
           <w:iCs/>
         </w:rPr>
-        <w:t xml:space="preserve">“Johnson et al. 2019”</w:t>
+        <w:t xml:space="preserve">Calculation and Use of First-Order Rate Constants for Monitored Natural Attenuation Studies</w:t>
+      </w:r>
+      <w:r>
+        <w:t xml:space="preserve">, Ground Water Issue, EPA/540/S-02/500, U.S. EPA National Risk Management Research Laboratory, Nov. 2002.</w:t>
+      </w:r>
+    </w:p>
+    <w:p>
+      <w:pPr>
+        <w:pStyle w:val="BodyText"/>
+      </w:pPr>
+      <w:r>
+        <w:rPr>
+          <w:b/>
+          <w:bCs/>
+        </w:rPr>
+        <w:t xml:space="preserve">Jaduguda and Jharkhand studies</w:t>
+      </w:r>
+    </w:p>
+    <w:p>
+      <w:pPr>
+        <w:pStyle w:val="BodyText"/>
+      </w:pPr>
+      <w:r>
+        <w:t xml:space="preserve">[22] N. K. Sethy et al.,</w:t>
+      </w:r>
+      <w:r>
+        <w:t xml:space="preserve"> </w:t>
+      </w:r>
+      <w:r>
+        <w:t xml:space="preserve">“Dissolved uranium, ²²⁶Ra in the mine water effluent: A case study in Jaduguda,”</w:t>
+      </w:r>
+      <w:r>
+        <w:t xml:space="preserve"> </w:t>
       </w:r>
       <w:r>
         <w:rPr>
           <w:i/>
           <w:iCs/>
         </w:rPr>
-        <w:t xml:space="preserve">; the DOI resolves to Reimus et al., cited here correctly.)</w:t>
+        <w:t xml:space="preserve">Radiation Protection and Environment</w:t>
+      </w:r>
+      <w:r>
+        <w:t xml:space="preserve">, vol. 36, no. 1, pp. 32–37, 2013, doi: 10.4103/0972-0464.121824.</w:t>
       </w:r>
     </w:p>
     <w:p>
@@ -36207,13 +36416,13 @@
         <w:pStyle w:val="BodyText"/>
       </w:pPr>
       <w:r>
-        <w:t xml:space="preserve">[19] ✓ T. J. Gallegos, K. M. Campbell, R. A. Zielinski, P. W. Reimus, J. T. Clay, N. Janot, J. R. Bargar, and W. M. Benzel,</w:t>
-      </w:r>
-      <w:r>
-        <w:t xml:space="preserve"> </w:t>
-      </w:r>
-      <w:r>
-        <w:t xml:space="preserve">“Persistent U(IV) and U(VI) following in-situ recovery (ISR) mining of a sandstone uranium deposit, Wyoming, USA,”</w:t>
+        <w:t xml:space="preserve">[23] S. Giri, M. K. Mahato, G. Singh, and V. N. Jha,</w:t>
+      </w:r>
+      <w:r>
+        <w:t xml:space="preserve"> </w:t>
+      </w:r>
+      <w:r>
+        <w:t xml:space="preserve">“Risk assessment due to intake of heavy metals through the ingestion of groundwater around two proposed uranium mining areas in Jharkhand, India,”</w:t>
       </w:r>
       <w:r>
         <w:t xml:space="preserve"> </w:t>
@@ -36223,10 +36432,10 @@
           <w:i/>
           <w:iCs/>
         </w:rPr>
-        <w:t xml:space="preserve">Applied Geochemistry</w:t>
-      </w:r>
-      <w:r>
-        <w:t xml:space="preserve">, vol. 63, pp. 222–234, 2015 (ScienceDirect S0883292715300342).</w:t>
+        <w:t xml:space="preserve">Environmental Monitoring and Assessment</w:t>
+      </w:r>
+      <w:r>
+        <w:t xml:space="preserve">, vol. 184, pp. 1351–1358, 2012, doi: 10.1007/s10661-011-2045-3.</w:t>
       </w:r>
     </w:p>
     <w:p>
@@ -36234,7 +36443,13 @@
         <w:pStyle w:val="BodyText"/>
       </w:pPr>
       <w:r>
-        <w:t xml:space="preserve">[20] ✓ U.S. Environmental Protection Agency,</w:t>
+        <w:t xml:space="preserve">[24] R. M. Tripathi, S. K. Sahoo, V. N. Jha, A. H. Khan, and V. D. Puranik,</w:t>
+      </w:r>
+      <w:r>
+        <w:t xml:space="preserve"> </w:t>
+      </w:r>
+      <w:r>
+        <w:t xml:space="preserve">“Assessment of environmental radioactivity at uranium mining, processing and tailings management facility at Jaduguda, India,”</w:t>
       </w:r>
       <w:r>
         <w:t xml:space="preserve"> </w:t>
@@ -36244,10 +36459,10 @@
           <w:i/>
           <w:iCs/>
         </w:rPr>
-        <w:t xml:space="preserve">Aquifer Restoration after Uranium Recovery</w:t>
-      </w:r>
-      <w:r>
-        <w:t xml:space="preserve">, EPA/600/F-17/342, 2017.</w:t>
+        <w:t xml:space="preserve">Applied Radiation and Isotopes</w:t>
+      </w:r>
+      <w:r>
+        <w:t xml:space="preserve">, vol. 66, no. 11, pp. 1666–1670, 2008, doi: 10.1016/j.apradiso.2007.12.019.</w:t>
       </w:r>
     </w:p>
     <w:p>
@@ -36255,7 +36470,19 @@
         <w:pStyle w:val="BodyText"/>
       </w:pPr>
       <w:r>
-        <w:t xml:space="preserve">[21] ○ C. J. Newell, H. S. Rifai, J. T. Wilson, J. A. Connor, J. A. Aziz, and M. P. Suarez,</w:t>
+        <w:rPr>
+          <w:b/>
+          <w:bCs/>
+        </w:rPr>
+        <w:t xml:space="preserve">Standards</w:t>
+      </w:r>
+    </w:p>
+    <w:p>
+      <w:pPr>
+        <w:pStyle w:val="BodyText"/>
+      </w:pPr>
+      <w:r>
+        <w:t xml:space="preserve">[25] Bureau of Indian Standards,</w:t>
       </w:r>
       <w:r>
         <w:t xml:space="preserve"> </w:t>
@@ -36265,10 +36492,31 @@
           <w:i/>
           <w:iCs/>
         </w:rPr>
-        <w:t xml:space="preserve">Calculation and Use of First-Order Rate Constants for Monitored Natural Attenuation Studies</w:t>
-      </w:r>
-      <w:r>
-        <w:t xml:space="preserve">, EPA/540/S-02/500, U.S. EPA, 2002.</w:t>
+        <w:t xml:space="preserve">IS 10500:2012 — Drinking Water — Specification (Second Revision)</w:t>
+      </w:r>
+      <w:r>
+        <w:t xml:space="preserve">, New Delhi, 2012, with amendments.</w:t>
+      </w:r>
+    </w:p>
+    <w:p>
+      <w:pPr>
+        <w:pStyle w:val="BodyText"/>
+      </w:pPr>
+      <w:r>
+        <w:t xml:space="preserve">[26] World Health Organization,</w:t>
+      </w:r>
+      <w:r>
+        <w:t xml:space="preserve"> </w:t>
+      </w:r>
+      <w:r>
+        <w:rPr>
+          <w:i/>
+          <w:iCs/>
+        </w:rPr>
+        <w:t xml:space="preserve">Guidelines for Drinking-water Quality</w:t>
+      </w:r>
+      <w:r>
+        <w:t xml:space="preserve">, 4th ed. incorporating the 1st addendum. Geneva: WHO, 2017, ISBN 978-92-4-154995-0.</w:t>
       </w:r>
     </w:p>
     <w:p>
@@ -36280,7 +36528,7 @@
           <w:b/>
           <w:bCs/>
         </w:rPr>
-        <w:t xml:space="preserve">Jaduguda and Jharkhand studies</w:t>
+        <w:t xml:space="preserve">Machine learning and statistics</w:t>
       </w:r>
     </w:p>
     <w:p>
@@ -36288,13 +36536,19 @@
         <w:pStyle w:val="BodyText"/>
       </w:pPr>
       <w:r>
-        <w:t xml:space="preserve">[22] ✓ N. K. Sethy et al.,</w:t>
-      </w:r>
-      <w:r>
-        <w:t xml:space="preserve"> </w:t>
-      </w:r>
-      <w:r>
-        <w:t xml:space="preserve">“Dissolved uranium, ²²⁶Ra in the mine water effluent: A case study in Jaduguda,”</w:t>
+        <w:t xml:space="preserve">[27] Y. Romano, E. Patterson, and E. J. Candès,</w:t>
+      </w:r>
+      <w:r>
+        <w:t xml:space="preserve"> </w:t>
+      </w:r>
+      <w:r>
+        <w:t xml:space="preserve">“Conformalized quantile regression,”</w:t>
+      </w:r>
+      <w:r>
+        <w:t xml:space="preserve"> </w:t>
+      </w:r>
+      <w:r>
+        <w:t xml:space="preserve">in</w:t>
       </w:r>
       <w:r>
         <w:t xml:space="preserve"> </w:t>
@@ -36304,10 +36558,10 @@
           <w:i/>
           <w:iCs/>
         </w:rPr>
-        <w:t xml:space="preserve">Radiation Protection and Environment</w:t>
-      </w:r>
-      <w:r>
-        <w:t xml:space="preserve">, vol. 36, no. 1, pp. 32–37, 2013, doi: 10.4103/0972-0464.121824.</w:t>
+        <w:t xml:space="preserve">Advances in Neural Information Processing Systems 32 (NeurIPS 2019)</w:t>
+      </w:r>
+      <w:r>
+        <w:t xml:space="preserve">, 2019.</w:t>
       </w:r>
     </w:p>
     <w:p>
@@ -36315,13 +36569,7 @@
         <w:pStyle w:val="BodyText"/>
       </w:pPr>
       <w:r>
-        <w:t xml:space="preserve">[23] ✓ S. Giri, M. K. Mahato, G. Singh, and V. N. Jha,</w:t>
-      </w:r>
-      <w:r>
-        <w:t xml:space="preserve"> </w:t>
-      </w:r>
-      <w:r>
-        <w:t xml:space="preserve">“Risk assessment due to intake of heavy metals through the ingestion of groundwater around two proposed uranium mining areas in Jharkhand, India,”</w:t>
+        <w:t xml:space="preserve">[28] V. Vovk, A. Gammerman, and G. Shafer,</w:t>
       </w:r>
       <w:r>
         <w:t xml:space="preserve"> </w:t>
@@ -36331,10 +36579,10 @@
           <w:i/>
           <w:iCs/>
         </w:rPr>
-        <w:t xml:space="preserve">Environmental Monitoring and Assessment</w:t>
-      </w:r>
-      <w:r>
-        <w:t xml:space="preserve">, vol. 184, pp. 1351–1358, 2012, doi: 10.1007/s10661-011-2045-3.</w:t>
+        <w:t xml:space="preserve">Algorithmic Learning in a Random World</w:t>
+      </w:r>
+      <w:r>
+        <w:t xml:space="preserve">. New York: Springer, 2005.</w:t>
       </w:r>
     </w:p>
     <w:p>
@@ -36342,13 +36590,19 @@
         <w:pStyle w:val="BodyText"/>
       </w:pPr>
       <w:r>
-        <w:t xml:space="preserve">[24] ✓ R. M. Tripathi, S. K. Sahoo, V. N. Jha, A. H. Khan, and V. D. Puranik,</w:t>
-      </w:r>
-      <w:r>
-        <w:t xml:space="preserve"> </w:t>
-      </w:r>
-      <w:r>
-        <w:t xml:space="preserve">“Assessment of environmental radioactivity at uranium mining, processing and tailings management facility at Jaduguda, India,”</w:t>
+        <w:t xml:space="preserve">[29] T. Chen and C. Guestrin,</w:t>
+      </w:r>
+      <w:r>
+        <w:t xml:space="preserve"> </w:t>
+      </w:r>
+      <w:r>
+        <w:t xml:space="preserve">“XGBoost: A scalable tree boosting system,”</w:t>
+      </w:r>
+      <w:r>
+        <w:t xml:space="preserve"> </w:t>
+      </w:r>
+      <w:r>
+        <w:t xml:space="preserve">in</w:t>
       </w:r>
       <w:r>
         <w:t xml:space="preserve"> </w:t>
@@ -36358,10 +36612,30 @@
           <w:i/>
           <w:iCs/>
         </w:rPr>
-        <w:t xml:space="preserve">Applied Radiation and Isotopes</w:t>
-      </w:r>
-      <w:r>
-        <w:t xml:space="preserve">, vol. 66, no. 11, pp. 1666–1670, 2008.</w:t>
+        <w:t xml:space="preserve">Proc. 22nd ACM SIGKDD Int. Conf. Knowledge Discovery and Data Mining</w:t>
+      </w:r>
+      <w:r>
+        <w:t xml:space="preserve">, 2016, pp. 785–794, doi: 10.1145/2939672.2939785.</w:t>
+      </w:r>
+    </w:p>
+    <w:p>
+      <w:pPr>
+        <w:pStyle w:val="BodyText"/>
+      </w:pPr>
+      <w:r>
+        <w:t xml:space="preserve">[30] S. M. Lundberg and S.-I. Lee,</w:t>
+      </w:r>
+      <w:r>
+        <w:t xml:space="preserve"> </w:t>
+      </w:r>
+      <w:r>
+        <w:t xml:space="preserve">“A unified approach to interpreting model predictions,”</w:t>
+      </w:r>
+      <w:r>
+        <w:t xml:space="preserve"> </w:t>
+      </w:r>
+      <w:r>
+        <w:t xml:space="preserve">in</w:t>
       </w:r>
       <w:r>
         <w:t xml:space="preserve"> </w:t>
@@ -36371,13 +36645,53 @@
           <w:i/>
           <w:iCs/>
         </w:rPr>
-        <w:t xml:space="preserve">(Note: cited in the project’s configuration as</w:t>
+        <w:t xml:space="preserve">Advances in Neural Information Processing Systems 30 (NeurIPS 2017)</w:t>
+      </w:r>
+      <w:r>
+        <w:t xml:space="preserve">, 2017.</w:t>
+      </w:r>
+    </w:p>
+    <w:p>
+      <w:pPr>
+        <w:pStyle w:val="BodyText"/>
+      </w:pPr>
+      <w:r>
+        <w:t xml:space="preserve">[31] H. Theil,</w:t>
+      </w:r>
+      <w:r>
+        <w:t xml:space="preserve"> </w:t>
+      </w:r>
+      <w:r>
+        <w:t xml:space="preserve">“A rank-invariant method of linear and polynomial regression analysis, I, II, III,”</w:t>
+      </w:r>
+      <w:r>
+        <w:t xml:space="preserve"> </w:t>
       </w:r>
       <w:r>
         <w:rPr>
           <w:i/>
           <w:iCs/>
         </w:rPr>
+        <w:t xml:space="preserve">Proc. Koninklijke Nederlandse Akademie van Wetenschappen, Series A</w:t>
+      </w:r>
+      <w:r>
+        <w:t xml:space="preserve">, vol. 53, pp. 386–392, 521–525, 1397–1412, 1950.</w:t>
+      </w:r>
+    </w:p>
+    <w:p>
+      <w:pPr>
+        <w:pStyle w:val="BodyText"/>
+      </w:pPr>
+      <w:r>
+        <w:t xml:space="preserve">[32] P. K. Sen,</w:t>
+      </w:r>
+      <w:r>
+        <w:t xml:space="preserve"> </w:t>
+      </w:r>
+      <w:r>
+        <w:t xml:space="preserve">“Estimates of the regression coefficient based on Kendall’s tau,”</w:t>
+      </w:r>
+      <w:r>
         <w:t xml:space="preserve"> </w:t>
       </w:r>
       <w:r>
@@ -36385,14 +36699,106 @@
           <w:i/>
           <w:iCs/>
         </w:rPr>
-        <w:t xml:space="preserve">“BARC, J. Environ. Radioactivity 99”</w:t>
+        <w:t xml:space="preserve">Journal of the American Statistical Association</w:t>
+      </w:r>
+      <w:r>
+        <w:t xml:space="preserve">, vol. 63, no. 324, pp. 1379–1389, 1968, doi: 10.1080/01621459.1968.10480934.</w:t>
+      </w:r>
+    </w:p>
+    <w:p>
+      <w:pPr>
+        <w:pStyle w:val="BodyText"/>
+      </w:pPr>
+      <w:r>
+        <w:t xml:space="preserve">[33] H. B. Mann,</w:t>
+      </w:r>
+      <w:r>
+        <w:t xml:space="preserve"> </w:t>
+      </w:r>
+      <w:r>
+        <w:t xml:space="preserve">“Nonparametric tests against trend,”</w:t>
+      </w:r>
+      <w:r>
+        <w:t xml:space="preserve"> </w:t>
       </w:r>
       <w:r>
         <w:rPr>
           <w:i/>
           <w:iCs/>
         </w:rPr>
-        <w:t xml:space="preserve">; the groundwater ²²⁶Ra range 3.5–208 mBq/L is from this Applied Radiation and Isotopes paper.)</w:t>
+        <w:t xml:space="preserve">Econometrica</w:t>
+      </w:r>
+      <w:r>
+        <w:t xml:space="preserve">, vol. 13, no. 3, pp. 245–259, 1945, doi: 10.2307/1907187.</w:t>
+      </w:r>
+    </w:p>
+    <w:p>
+      <w:pPr>
+        <w:pStyle w:val="BodyText"/>
+      </w:pPr>
+      <w:r>
+        <w:t xml:space="preserve">[34] M. G. Kendall,</w:t>
+      </w:r>
+      <w:r>
+        <w:t xml:space="preserve"> </w:t>
+      </w:r>
+      <w:r>
+        <w:rPr>
+          <w:i/>
+          <w:iCs/>
+        </w:rPr>
+        <w:t xml:space="preserve">Rank Correlation Methods</w:t>
+      </w:r>
+      <w:r>
+        <w:t xml:space="preserve">, 4th ed. London: Charles Griffin, 1975.</w:t>
+      </w:r>
+    </w:p>
+    <w:p>
+      <w:pPr>
+        <w:pStyle w:val="BodyText"/>
+      </w:pPr>
+      <w:r>
+        <w:t xml:space="preserve">[35] J. D. Hem,</w:t>
+      </w:r>
+      <w:r>
+        <w:t xml:space="preserve"> </w:t>
+      </w:r>
+      <w:r>
+        <w:rPr>
+          <w:i/>
+          <w:iCs/>
+        </w:rPr>
+        <w:t xml:space="preserve">Study and Interpretation of the Chemical Characteristics of Natural Water</w:t>
+      </w:r>
+      <w:r>
+        <w:t xml:space="preserve">, 3rd ed., U.S. Geological Survey Water-Supply Paper 2254, 1985. https://pubs.usgs.gov/wsp/wsp2254/</w:t>
+      </w:r>
+    </w:p>
+    <w:p>
+      <w:pPr>
+        <w:pStyle w:val="BodyText"/>
+      </w:pPr>
+      <w:r>
+        <w:t xml:space="preserve">[36] American Public Health Association, American Water Works Association, and Water Environment Federation,</w:t>
+      </w:r>
+      <w:r>
+        <w:t xml:space="preserve"> </w:t>
+      </w:r>
+      <w:r>
+        <w:rPr>
+          <w:i/>
+          <w:iCs/>
+        </w:rPr>
+        <w:t xml:space="preserve">Standard Methods for the Examination of Water and Wastewater</w:t>
+      </w:r>
+      <w:r>
+        <w:t xml:space="preserve">, 23rd ed. Washington, DC: APHA, 2017, Section 1030 E,</w:t>
+      </w:r>
+      <w:r>
+        <w:t xml:space="preserve"> </w:t>
+      </w:r>
+      <w:r>
+        <w:t xml:space="preserve">“Checking analyses’ correctness.”</w:t>
       </w:r>
     </w:p>
     <w:p>
@@ -36404,7 +36810,7 @@
           <w:b/>
           <w:bCs/>
         </w:rPr>
-        <w:t xml:space="preserve">Standards</w:t>
+        <w:t xml:space="preserve">Datasets</w:t>
       </w:r>
     </w:p>
     <w:p>
@@ -36412,7 +36818,7 @@
         <w:pStyle w:val="BodyText"/>
       </w:pPr>
       <w:r>
-        <w:t xml:space="preserve">[25] ○ Bureau of Indian Standards,</w:t>
+        <w:t xml:space="preserve">[37] Central Ground Water Board,</w:t>
       </w:r>
       <w:r>
         <w:t xml:space="preserve"> </w:t>
@@ -36422,10 +36828,40 @@
           <w:i/>
           <w:iCs/>
         </w:rPr>
-        <w:t xml:space="preserve">IS 10500:2012 — Drinking Water — Specification (Second Revision)</w:t>
-      </w:r>
-      <w:r>
-        <w:t xml:space="preserve">, New Delhi, 2012, with amendments.</w:t>
+        <w:t xml:space="preserve">Aquifer Maps and Ground Water Management Plan</w:t>
+      </w:r>
+      <w:r>
+        <w:t xml:space="preserve"> </w:t>
+      </w:r>
+      <w:r>
+        <w:t xml:space="preserve">reports (NAQUIM), Jharkhand, State Unit Office Ranchi; Ministry of Water Resources, River Development &amp; Ganga Rejuvenation (2016) and Ministry of Jal Shakti (2018–2022). Twenty-two reports were downloaded from cgwb.gov.in in July 2026: two Phase-I reports of 2016 (parts of Bokaro, Ramgarh and Dhanbad; parts of Ranchi, Khunti and Lohardaga); Godda, Dumka, Jamtara and Pakur (2018–19); Sahebganj (2017–18 programme, dated 2019); Chatra, Deoghar, Dhanbad, Garhwa, Giridih, Gumla, Khunti, Koderma, Latehar, Lohardaga, Simdega and West Singhbhum, and two block-level reports of 2022 (Chandrapura and Nawadih blocks, Bokaro district; Khelri, Lapung, Silli, Rahe, Tamar and Sonahatu blocks, Ranchi district); and a combined East Singhbhum / Saraikela-Kharsawan / West Singhbhum (parts) report whose downloaded PDF was unreadable. File list and page citations per row:</w:t>
+      </w:r>
+      <w:r>
+        <w:t xml:space="preserve"> </w:t>
+      </w:r>
+      <w:r>
+        <w:rPr>
+          <w:rStyle w:val="VerbatimChar"/>
+        </w:rPr>
+        <w:t xml:space="preserve">Datasets/naquim_reference/NAQUIM_extraction_tracker.md</w:t>
+      </w:r>
+      <w:r>
+        <w:t xml:space="preserve"> </w:t>
+      </w:r>
+      <w:r>
+        <w:t xml:space="preserve">and</w:t>
+      </w:r>
+      <w:r>
+        <w:t xml:space="preserve"> </w:t>
+      </w:r>
+      <w:r>
+        <w:rPr>
+          <w:rStyle w:val="VerbatimChar"/>
+        </w:rPr>
+        <w:t xml:space="preserve">naquim_vertical.csv</w:t>
+      </w:r>
+      <w:r>
+        <w:t xml:space="preserve">.</w:t>
       </w:r>
     </w:p>
     <w:p>
@@ -36433,7 +36869,7 @@
         <w:pStyle w:val="BodyText"/>
       </w:pPr>
       <w:r>
-        <w:t xml:space="preserve">[26] ○ World Health Organization,</w:t>
+        <w:t xml:space="preserve">[38] Central Ground Water Board,</w:t>
       </w:r>
       <w:r>
         <w:t xml:space="preserve"> </w:t>
@@ -36443,10 +36879,509 @@
           <w:i/>
           <w:iCs/>
         </w:rPr>
-        <w:t xml:space="preserve">Guidelines for Drinking-water Quality</w:t>
-      </w:r>
-      <w:r>
-        <w:t xml:space="preserve">, 4th ed. incorporating the 1st addendum, Geneva, 2017.</w:t>
+        <w:t xml:space="preserve">Ground Water Information Booklet: East Singhbhum District, Jharkhand State</w:t>
+      </w:r>
+      <w:r>
+        <w:t xml:space="preserve">, prepared by S. Toppo, State Unit Office Ranchi, Mid-Eastern Region Patna, Sept. 2013. Retrieved from http://cgwb.gov.in/old_website/District_Profile/Jharkhand/East%20Singhbhum.pdf on 7 July 2026 (</w:t>
+      </w:r>
+      <w:r>
+        <w:rPr>
+          <w:rStyle w:val="VerbatimChar"/>
+        </w:rPr>
+        <w:t xml:space="preserve">Datasets/naquim_reference/cgwb_east_singhbhum_profile.pdf</w:t>
+      </w:r>
+      <w:r>
+        <w:t xml:space="preserve">).</w:t>
+      </w:r>
+    </w:p>
+    <w:p>
+      <w:pPr>
+        <w:pStyle w:val="BodyText"/>
+      </w:pPr>
+      <w:r>
+        <w:t xml:space="preserve">[39] Central Ground Water Board,</w:t>
+      </w:r>
+      <w:r>
+        <w:t xml:space="preserve"> </w:t>
+      </w:r>
+      <w:r>
+        <w:rPr>
+          <w:i/>
+          <w:iCs/>
+        </w:rPr>
+        <w:t xml:space="preserve">Annual Ground Water Quality Report 2024</w:t>
+      </w:r>
+      <w:r>
+        <w:t xml:space="preserve">, Ministry of Jal Shakti, released 31 Dec. 2024 (2023 sampling); Jharkhand state table, downloaded from cgwb.gov.in and held as</w:t>
+      </w:r>
+      <w:r>
+        <w:t xml:space="preserve"> </w:t>
+      </w:r>
+      <w:r>
+        <w:rPr>
+          <w:rStyle w:val="VerbatimChar"/>
+        </w:rPr>
+        <w:t xml:space="preserve">Datasets/waterQuality_jharkhand.csv</w:t>
+      </w:r>
+      <w:r>
+        <w:t xml:space="preserve"> </w:t>
+      </w:r>
+      <w:r>
+        <w:t xml:space="preserve">(added 17 April 2026; column</w:t>
+      </w:r>
+      <w:r>
+        <w:t xml:space="preserve"> </w:t>
+      </w:r>
+      <w:r>
+        <w:rPr>
+          <w:rStyle w:val="VerbatimChar"/>
+        </w:rPr>
+        <w:t xml:space="preserve">source_table</w:t>
+      </w:r>
+      <w:r>
+        <w:t xml:space="preserve"> </w:t>
+      </w:r>
+      <w:r>
+        <w:t xml:space="preserve">=</w:t>
+      </w:r>
+      <w:r>
+        <w:t xml:space="preserve"> </w:t>
+      </w:r>
+      <w:r>
+        <w:t xml:space="preserve">“waterQuality_table36”</w:t>
+      </w:r>
+      <w:r>
+        <w:t xml:space="preserve">): 397 locations, 24 districts, 17 determinands, every row dated 2023. The attribution to this report rests on content — the sampling year, uranium reported in ppb, and the 2023 national sampling round the report is based on; the table number could not be re-checked against the report itself, because cgwb.gov.in refused automated access on 23 Sept. 2026.</w:t>
+      </w:r>
+    </w:p>
+    <w:p>
+      <w:pPr>
+        <w:pStyle w:val="BodyText"/>
+      </w:pPr>
+      <w:r>
+        <w:t xml:space="preserve">[40] Central Ground Water Board, Ministry of Jal Shakti,</w:t>
+      </w:r>
+      <w:r>
+        <w:t xml:space="preserve"> </w:t>
+      </w:r>
+      <w:r>
+        <w:t xml:space="preserve">“CGWB – Changes in Depth to Water Level”</w:t>
+      </w:r>
+      <w:r>
+        <w:t xml:space="preserve"> </w:t>
+      </w:r>
+      <w:r>
+        <w:t xml:space="preserve">(station-level quarterly depth to water, from India-WRIS, https://indiawris.gov.in/wris/#/groundWater), as redistributed with codebook by the India Data Portal (dataset</w:t>
+      </w:r>
+      <w:r>
+        <w:t xml:space="preserve"> </w:t>
+      </w:r>
+      <w:r>
+        <w:rPr>
+          <w:rStyle w:val="VerbatimChar"/>
+        </w:rPr>
+        <w:t xml:space="preserve">cgwb-changes-in-depth-to-water-level</w:t>
+      </w:r>
+      <w:r>
+        <w:t xml:space="preserve">; portal retrieval date 4 May 2024). Jharkhand rows, 2013–2021 (9,583 readings, 398 stations), filtered by</w:t>
+      </w:r>
+      <w:r>
+        <w:t xml:space="preserve"> </w:t>
+      </w:r>
+      <w:r>
+        <w:rPr>
+          <w:rStyle w:val="VerbatimChar"/>
+        </w:rPr>
+        <w:t xml:space="preserve">fetch_data/filter_jharkhand.py</w:t>
+      </w:r>
+      <w:r>
+        <w:t xml:space="preserve"> </w:t>
+      </w:r>
+      <w:r>
+        <w:t xml:space="preserve">into</w:t>
+      </w:r>
+      <w:r>
+        <w:t xml:space="preserve"> </w:t>
+      </w:r>
+      <w:r>
+        <w:rPr>
+          <w:rStyle w:val="VerbatimChar"/>
+        </w:rPr>
+        <w:t xml:space="preserve">Datasets/cgwb_waterlevel_jharkhand.csv</w:t>
+      </w:r>
+      <w:r>
+        <w:t xml:space="preserve">. Accessed January–February 2026.</w:t>
+      </w:r>
+    </w:p>
+    <w:p>
+      <w:pPr>
+        <w:pStyle w:val="BodyText"/>
+      </w:pPr>
+      <w:r>
+        <w:t xml:space="preserve">[41] Central Ground Water Board via National Water Informatics Centre,</w:t>
+      </w:r>
+      <w:r>
+        <w:t xml:space="preserve"> </w:t>
+      </w:r>
+      <w:r>
+        <w:t xml:space="preserve">“Ground Water Quality Chemical Parameters CGWB Jharkhand (1961 - 2025) Manual”</w:t>
+      </w:r>
+      <w:r>
+        <w:t xml:space="preserve"> </w:t>
+      </w:r>
+      <w:r>
+        <w:t xml:space="preserve">and</w:t>
+      </w:r>
+      <w:r>
+        <w:t xml:space="preserve"> </w:t>
+      </w:r>
+      <w:r>
+        <w:t xml:space="preserve">“Ground Water Quality Physical Parameters CGWB Jharkhand (1961 - 2025) Manual,”</w:t>
+      </w:r>
+      <w:r>
+        <w:t xml:space="preserve"> </w:t>
+      </w:r>
+      <w:r>
+        <w:t xml:space="preserve">National Water Data Portal, packages</w:t>
+      </w:r>
+      <w:r>
+        <w:t xml:space="preserve"> </w:t>
+      </w:r>
+      <w:r>
+        <w:rPr>
+          <w:rStyle w:val="VerbatimChar"/>
+        </w:rPr>
+        <w:t xml:space="preserve">ground-water-quality-manual-chemical-parameters-cgwb-f-gfg</w:t>
+      </w:r>
+      <w:r>
+        <w:t xml:space="preserve"> </w:t>
+      </w:r>
+      <w:r>
+        <w:t xml:space="preserve">and</w:t>
+      </w:r>
+      <w:r>
+        <w:t xml:space="preserve"> </w:t>
+      </w:r>
+      <w:r>
+        <w:rPr>
+          <w:rStyle w:val="VerbatimChar"/>
+        </w:rPr>
+        <w:t xml:space="preserve">ground-water-quality-manual-physical-parameters-cgwb</w:t>
+      </w:r>
+      <w:r>
+        <w:t xml:space="preserve">, https://nwdp.nwic.gov.in. Downloaded 20 Sept. 2026 (</w:t>
+      </w:r>
+      <w:r>
+        <w:rPr>
+          <w:rStyle w:val="VerbatimChar"/>
+        </w:rPr>
+        <w:t xml:space="preserve">backend/app/services/chemistry_history.py</w:t>
+      </w:r>
+      <w:r>
+        <w:t xml:space="preserve"> </w:t>
+      </w:r>
+      <w:r>
+        <w:t xml:space="preserve">carries the resource URL).</w:t>
+      </w:r>
+    </w:p>
+    <w:p>
+      <w:pPr>
+        <w:pStyle w:val="BodyText"/>
+      </w:pPr>
+      <w:r>
+        <w:t xml:space="preserve">[42] Geological Survey of India and National Remote Sensing Centre (ISRO), National Geomorphology and Lineament Mapping on 1:50,000 scale — Jharkhand lineament layer</w:t>
+      </w:r>
+      <w:r>
+        <w:t xml:space="preserve"> </w:t>
+      </w:r>
+      <w:r>
+        <w:rPr>
+          <w:rStyle w:val="VerbatimChar"/>
+        </w:rPr>
+        <w:t xml:space="preserve">lineament:JH_LN50K_0506</w:t>
+      </w:r>
+      <w:r>
+        <w:t xml:space="preserve">, served by the Bhuvan GeoServer WMS, https://bhuvan-vec2.nrsc.gov.in/bhuvan/wms. Method: National Remote Sensing Centre,</w:t>
+      </w:r>
+      <w:r>
+        <w:t xml:space="preserve"> </w:t>
+      </w:r>
+      <w:r>
+        <w:rPr>
+          <w:i/>
+          <w:iCs/>
+        </w:rPr>
+        <w:t xml:space="preserve">Manual for Geomorphology and Lineament Mapping (Web Version)</w:t>
+      </w:r>
+      <w:r>
+        <w:t xml:space="preserve">, Technical Report NRSC-RSAA-ERG-G&amp;GD-SEP’12-TR-445, Sept. 2012 (</w:t>
+      </w:r>
+      <w:r>
+        <w:rPr>
+          <w:rStyle w:val="VerbatimChar"/>
+        </w:rPr>
+        <w:t xml:space="preserve">Datasets/naquim_reference/gsi_lineament_mapping_manual.pdf</w:t>
+      </w:r>
+      <w:r>
+        <w:t xml:space="preserve">). Harvested 7 July 2026 by WMS GetFeatureInfo queries on a 60 × 60 point grid over Jharkhand (</w:t>
+      </w:r>
+      <w:r>
+        <w:rPr>
+          <w:rStyle w:val="VerbatimChar"/>
+        </w:rPr>
+        <w:t xml:space="preserve">fetch_data/bhuvan_lineaments.py</w:t>
+      </w:r>
+      <w:r>
+        <w:t xml:space="preserve">), because GSI’s Bhukosh portal was unreachable and WFS export is disabled on Bhuvan; the 1,889 features are those recovered near grid nodes — a partial copy of the layer, not the complete layer.</w:t>
+      </w:r>
+    </w:p>
+    <w:p>
+      <w:pPr>
+        <w:pStyle w:val="BodyText"/>
+      </w:pPr>
+      <w:r>
+        <w:t xml:space="preserve">[43] International Atomic Energy Agency,</w:t>
+      </w:r>
+      <w:r>
+        <w:t xml:space="preserve"> </w:t>
+      </w:r>
+      <w:r>
+        <w:rPr>
+          <w:i/>
+          <w:iCs/>
+        </w:rPr>
+        <w:t xml:space="preserve">World Distribution of Uranium Deposits (UDEPO)</w:t>
+      </w:r>
+      <w:r>
+        <w:t xml:space="preserve">, INFCIS online database, India export (</w:t>
+      </w:r>
+      <w:r>
+        <w:t xml:space="preserve">“UDepo Data List”</w:t>
+      </w:r>
+      <w:r>
+        <w:t xml:space="preserve">, filter Country = India),</w:t>
+      </w:r>
+      <w:r>
+        <w:t xml:space="preserve"> </w:t>
+      </w:r>
+      <w:r>
+        <w:rPr>
+          <w:rStyle w:val="VerbatimChar"/>
+        </w:rPr>
+        <w:t xml:space="preserve">Datasets/udepo_uranium_deposits.xlsx</w:t>
+      </w:r>
+      <w:r>
+        <w:t xml:space="preserve">. Accessed July 2026. The database was renamed UThDEPO in 2026 and is served at https://infcis.iaea.org/UTHDEPO.</w:t>
+      </w:r>
+    </w:p>
+    <w:p>
+      <w:pPr>
+        <w:pStyle w:val="BodyText"/>
+      </w:pPr>
+      <w:r>
+        <w:t xml:space="preserve">[44] European Space Agency,</w:t>
+      </w:r>
+      <w:r>
+        <w:t xml:space="preserve"> </w:t>
+      </w:r>
+      <w:r>
+        <w:rPr>
+          <w:i/>
+          <w:iCs/>
+        </w:rPr>
+        <w:t xml:space="preserve">Copernicus Global Digital Elevation Model</w:t>
+      </w:r>
+      <w:r>
+        <w:t xml:space="preserve"> </w:t>
+      </w:r>
+      <w:r>
+        <w:t xml:space="preserve">(GLO-30), distributed by OpenTopography, doi: 10.5069/G9028PQB. Jharkhand extract (83.2–88.1° E, 21.8–25.5° N, 1 arc-second) downloaded in tiles through the OpenTopography global-DEM API (</w:t>
+      </w:r>
+      <w:r>
+        <w:rPr>
+          <w:rStyle w:val="VerbatimChar"/>
+        </w:rPr>
+        <w:t xml:space="preserve">demtype=COP30</w:t>
+      </w:r>
+      <w:r>
+        <w:t xml:space="preserve">) and mosaicked (</w:t>
+      </w:r>
+      <w:r>
+        <w:rPr>
+          <w:rStyle w:val="VerbatimChar"/>
+        </w:rPr>
+        <w:t xml:space="preserve">fetch_data/fetchDEM.py</w:t>
+      </w:r>
+      <w:r>
+        <w:t xml:space="preserve">,</w:t>
+      </w:r>
+      <w:r>
+        <w:t xml:space="preserve"> </w:t>
+      </w:r>
+      <w:r>
+        <w:rPr>
+          <w:rStyle w:val="VerbatimChar"/>
+        </w:rPr>
+        <w:t xml:space="preserve">fetch_data/mosaic_dem.py</w:t>
+      </w:r>
+      <w:r>
+        <w:t xml:space="preserve">), 6–7 July 2026.</w:t>
+      </w:r>
+    </w:p>
+    <w:p>
+      <w:pPr>
+        <w:pStyle w:val="BodyText"/>
+      </w:pPr>
+      <w:r>
+        <w:t xml:space="preserve">[45] B. Lehner and G. Grill,</w:t>
+      </w:r>
+      <w:r>
+        <w:t xml:space="preserve"> </w:t>
+      </w:r>
+      <w:r>
+        <w:t xml:space="preserve">“Global river hydrography and network routing: baseline data and new approaches to study the world’s large river systems,”</w:t>
+      </w:r>
+      <w:r>
+        <w:t xml:space="preserve"> </w:t>
+      </w:r>
+      <w:r>
+        <w:rPr>
+          <w:i/>
+          <w:iCs/>
+        </w:rPr>
+        <w:t xml:space="preserve">Hydrological Processes</w:t>
+      </w:r>
+      <w:r>
+        <w:t xml:space="preserve">, vol. 27, no. 15, pp. 2171–2186, 2013, doi: 10.1002/hyp.9740 (HydroRIVERS v1.0).</w:t>
+      </w:r>
+    </w:p>
+    <w:p>
+      <w:pPr>
+        <w:pStyle w:val="BodyText"/>
+      </w:pPr>
+      <w:r>
+        <w:t xml:space="preserve">[46] U.S. Environmental Protection Agency,</w:t>
+      </w:r>
+      <w:r>
+        <w:t xml:space="preserve"> </w:t>
+      </w:r>
+      <w:r>
+        <w:rPr>
+          <w:i/>
+          <w:iCs/>
+        </w:rPr>
+        <w:t xml:space="preserve">Understanding Variation in Partition Coefficient, K_d, Values</w:t>
+      </w:r>
+      <w:r>
+        <w:t xml:space="preserve">, Vol. I:</w:t>
+      </w:r>
+      <w:r>
+        <w:t xml:space="preserve"> </w:t>
+      </w:r>
+      <w:r>
+        <w:rPr>
+          <w:i/>
+          <w:iCs/>
+        </w:rPr>
+        <w:t xml:space="preserve">The K_d Model, Methods of Measurement, and Application of Chemical Reaction Codes</w:t>
+      </w:r>
+      <w:r>
+        <w:t xml:space="preserve">, EPA 402-R-99-004A, and Vol. II:</w:t>
+      </w:r>
+      <w:r>
+        <w:t xml:space="preserve"> </w:t>
+      </w:r>
+      <w:r>
+        <w:rPr>
+          <w:i/>
+          <w:iCs/>
+        </w:rPr>
+        <w:t xml:space="preserve">Review of Geochemistry and Available K_d Values for Cadmium, Cesium, Chromium, Lead, Plutonium, Radon, Strontium, Thorium, Tritium (³H), and Uranium</w:t>
+      </w:r>
+      <w:r>
+        <w:t xml:space="preserve">, EPA 402-R-99-004B, Aug. 1999.</w:t>
+      </w:r>
+    </w:p>
+    <w:p>
+      <w:pPr>
+        <w:pStyle w:val="BodyText"/>
+      </w:pPr>
+      <w:r>
+        <w:t xml:space="preserve">[47] U.S. Environmental Protection Agency,</w:t>
+      </w:r>
+      <w:r>
+        <w:t xml:space="preserve"> </w:t>
+      </w:r>
+      <w:r>
+        <w:rPr>
+          <w:i/>
+          <w:iCs/>
+        </w:rPr>
+        <w:t xml:space="preserve">Understanding Variation in Partition Coefficient, K_d, Values</w:t>
+      </w:r>
+      <w:r>
+        <w:t xml:space="preserve">, Vol. III:</w:t>
+      </w:r>
+      <w:r>
+        <w:t xml:space="preserve"> </w:t>
+      </w:r>
+      <w:r>
+        <w:rPr>
+          <w:i/>
+          <w:iCs/>
+        </w:rPr>
+        <w:t xml:space="preserve">Review of Geochemistry and Available K_d Values for Americium, Arsenic, Curium, Iodine, Neptunium, Radium, and Technetium</w:t>
+      </w:r>
+      <w:r>
+        <w:t xml:space="preserve">, EPA 402-R-04-002C, July 2004 (Table 5.28: radium K_d values listed by Thibault et al. [48]).</w:t>
+      </w:r>
+    </w:p>
+    <w:p>
+      <w:pPr>
+        <w:pStyle w:val="BodyText"/>
+      </w:pPr>
+      <w:r>
+        <w:t xml:space="preserve">[48] D. H. Thibault, M. I. Sheppard, and P. A. Smith,</w:t>
+      </w:r>
+      <w:r>
+        <w:t xml:space="preserve"> </w:t>
+      </w:r>
+      <w:r>
+        <w:rPr>
+          <w:i/>
+          <w:iCs/>
+        </w:rPr>
+        <w:t xml:space="preserve">A Critical Compilation and Review of Default Soil Solid/Liquid Partition Coefficients, K_d, for Use in Environmental Assessments</w:t>
+      </w:r>
+      <w:r>
+        <w:t xml:space="preserve">, AECL-10125, Atomic Energy of Canada Ltd., Pinawa, 1990.</w:t>
+      </w:r>
+    </w:p>
+    <w:p>
+      <w:pPr>
+        <w:pStyle w:val="BodyText"/>
+      </w:pPr>
+      <w:r>
+        <w:t xml:space="preserve">[49] M. I. Sheppard and D. H. Thibault,</w:t>
+      </w:r>
+      <w:r>
+        <w:t xml:space="preserve"> </w:t>
+      </w:r>
+      <w:r>
+        <w:t xml:space="preserve">“Default soil solid/liquid partition coefficients, K_ds, for four major soil types: A compendium,”</w:t>
+      </w:r>
+      <w:r>
+        <w:t xml:space="preserve"> </w:t>
+      </w:r>
+      <w:r>
+        <w:rPr>
+          <w:i/>
+          <w:iCs/>
+        </w:rPr>
+        <w:t xml:space="preserve">Health Physics</w:t>
+      </w:r>
+      <w:r>
+        <w:t xml:space="preserve">, vol. 59, no. 4, pp. 471–482, 1990.</w:t>
       </w:r>
     </w:p>
     <w:p>
@@ -36458,7 +37393,7 @@
           <w:b/>
           <w:bCs/>
         </w:rPr>
-        <w:t xml:space="preserve">Machine learning and statistics</w:t>
+        <w:t xml:space="preserve">Sensitivity analysis</w:t>
       </w:r>
     </w:p>
     <w:p>
@@ -36466,19 +37401,13 @@
         <w:pStyle w:val="BodyText"/>
       </w:pPr>
       <w:r>
-        <w:t xml:space="preserve">[27] ○ Y. Romano, E. Patterson, and E. J. Candès,</w:t>
-      </w:r>
-      <w:r>
-        <w:t xml:space="preserve"> </w:t>
-      </w:r>
-      <w:r>
-        <w:t xml:space="preserve">“Conformalized quantile regression,”</w:t>
-      </w:r>
-      <w:r>
-        <w:t xml:space="preserve"> </w:t>
-      </w:r>
-      <w:r>
-        <w:t xml:space="preserve">in</w:t>
+        <w:t xml:space="preserve">[50] A. Saltelli, P. Annoni, I. Azzini, F. Campolongo, M. Ratto, and S. Tarantola,</w:t>
+      </w:r>
+      <w:r>
+        <w:t xml:space="preserve"> </w:t>
+      </w:r>
+      <w:r>
+        <w:t xml:space="preserve">“Variance based sensitivity analysis of model output. Design and estimator for the total sensitivity index,”</w:t>
       </w:r>
       <w:r>
         <w:t xml:space="preserve"> </w:t>
@@ -36488,10 +37417,10 @@
           <w:i/>
           <w:iCs/>
         </w:rPr>
-        <w:t xml:space="preserve">Advances in Neural Information Processing Systems 32 (NeurIPS 2019)</w:t>
-      </w:r>
-      <w:r>
-        <w:t xml:space="preserve">, 2019.</w:t>
+        <w:t xml:space="preserve">Computer Physics Communications</w:t>
+      </w:r>
+      <w:r>
+        <w:t xml:space="preserve">, vol. 181, no. 2, pp. 259–270, 2010, doi: 10.1016/j.cpc.2009.09.018.</w:t>
       </w:r>
     </w:p>
     <w:p>
@@ -36499,7 +37428,13 @@
         <w:pStyle w:val="BodyText"/>
       </w:pPr>
       <w:r>
-        <w:t xml:space="preserve">[28] ○ V. Vovk, A. Gammerman, and G. Shafer,</w:t>
+        <w:t xml:space="preserve">[51] M. J. W. Jansen,</w:t>
+      </w:r>
+      <w:r>
+        <w:t xml:space="preserve"> </w:t>
+      </w:r>
+      <w:r>
+        <w:t xml:space="preserve">“Analysis of variance designs for model output,”</w:t>
       </w:r>
       <w:r>
         <w:t xml:space="preserve"> </w:t>
@@ -36509,10 +37444,10 @@
           <w:i/>
           <w:iCs/>
         </w:rPr>
-        <w:t xml:space="preserve">Algorithmic Learning in a Random World</w:t>
-      </w:r>
-      <w:r>
-        <w:t xml:space="preserve">. New York: Springer, 2005.</w:t>
+        <w:t xml:space="preserve">Computer Physics Communications</w:t>
+      </w:r>
+      <w:r>
+        <w:t xml:space="preserve">, vol. 117, no. 1–2, pp. 35–43, 1999, doi: 10.1016/S0010-4655(98)00154-4.</w:t>
       </w:r>
     </w:p>
     <w:p>
@@ -36520,19 +37455,13 @@
         <w:pStyle w:val="BodyText"/>
       </w:pPr>
       <w:r>
-        <w:t xml:space="preserve">[29] ○ T. Chen and C. Guestrin,</w:t>
-      </w:r>
-      <w:r>
-        <w:t xml:space="preserve"> </w:t>
-      </w:r>
-      <w:r>
-        <w:t xml:space="preserve">“XGBoost: A scalable tree boosting system,”</w:t>
-      </w:r>
-      <w:r>
-        <w:t xml:space="preserve"> </w:t>
-      </w:r>
-      <w:r>
-        <w:t xml:space="preserve">in</w:t>
+        <w:t xml:space="preserve">[52] I. M. Sobol’,</w:t>
+      </w:r>
+      <w:r>
+        <w:t xml:space="preserve"> </w:t>
+      </w:r>
+      <w:r>
+        <w:t xml:space="preserve">“Sensitivity estimates for nonlinear mathematical models,”</w:t>
       </w:r>
       <w:r>
         <w:t xml:space="preserve"> </w:t>
@@ -36542,10 +37471,10 @@
           <w:i/>
           <w:iCs/>
         </w:rPr>
-        <w:t xml:space="preserve">Proc. 22nd ACM SIGKDD Int. Conf. Knowledge Discovery and Data Mining</w:t>
-      </w:r>
-      <w:r>
-        <w:t xml:space="preserve">, 2016, pp. 785–794.</w:t>
+        <w:t xml:space="preserve">Mathematical Modelling and Computational Experiments</w:t>
+      </w:r>
+      <w:r>
+        <w:t xml:space="preserve">, vol. 1, no. 4, pp. 407–414, 1993.</w:t>
       </w:r>
     </w:p>
     <w:p>
@@ -36553,19 +37482,19 @@
         <w:pStyle w:val="BodyText"/>
       </w:pPr>
       <w:r>
-        <w:t xml:space="preserve">[30] ○ S. M. Lundberg and S.-I. Lee,</w:t>
-      </w:r>
-      <w:r>
-        <w:t xml:space="preserve"> </w:t>
-      </w:r>
-      <w:r>
-        <w:t xml:space="preserve">“A unified approach to interpreting model predictions,”</w:t>
-      </w:r>
-      <w:r>
-        <w:t xml:space="preserve"> </w:t>
-      </w:r>
-      <w:r>
-        <w:t xml:space="preserve">in</w:t>
+        <w:rPr>
+          <w:b/>
+          <w:bCs/>
+        </w:rPr>
+        <w:t xml:space="preserve">Vulnerability indices and water-quality indices</w:t>
+      </w:r>
+    </w:p>
+    <w:p>
+      <w:pPr>
+        <w:pStyle w:val="BodyText"/>
+      </w:pPr>
+      <w:r>
+        <w:t xml:space="preserve">[53] L. Aller, T. Bennett, J. H. Lehr, R. J. Petty, and G. Hackett,</w:t>
       </w:r>
       <w:r>
         <w:t xml:space="preserve"> </w:t>
@@ -36575,10 +37504,10 @@
           <w:i/>
           <w:iCs/>
         </w:rPr>
-        <w:t xml:space="preserve">Advances in Neural Information Processing Systems 30 (NeurIPS 2017)</w:t>
-      </w:r>
-      <w:r>
-        <w:t xml:space="preserve">, 2017.</w:t>
+        <w:t xml:space="preserve">DRASTIC: A Standardized System for Evaluating Ground Water Pollution Potential Using Hydrogeologic Settings</w:t>
+      </w:r>
+      <w:r>
+        <w:t xml:space="preserve">, EPA/600/2-87/035, U.S. EPA Robert S. Kerr Environmental Research Laboratory, Ada, OK, 1987.</w:t>
       </w:r>
     </w:p>
     <w:p>
@@ -36586,13 +37515,19 @@
         <w:pStyle w:val="BodyText"/>
       </w:pPr>
       <w:r>
-        <w:t xml:space="preserve">[31] ○ H. Theil,</w:t>
-      </w:r>
-      <w:r>
-        <w:t xml:space="preserve"> </w:t>
-      </w:r>
-      <w:r>
-        <w:t xml:space="preserve">“A rank-invariant method of linear and polynomial regression analysis,”</w:t>
+        <w:t xml:space="preserve">[54] S. S. D. Foster,</w:t>
+      </w:r>
+      <w:r>
+        <w:t xml:space="preserve"> </w:t>
+      </w:r>
+      <w:r>
+        <w:t xml:space="preserve">“Fundamental concepts in aquifer vulnerability, pollution risk and protection strategy,”</w:t>
+      </w:r>
+      <w:r>
+        <w:t xml:space="preserve"> </w:t>
+      </w:r>
+      <w:r>
+        <w:t xml:space="preserve">in W. van Duijvenbooden and H. G. van Waegeningh, Eds.,</w:t>
       </w:r>
       <w:r>
         <w:t xml:space="preserve"> </w:t>
@@ -36602,10 +37537,10 @@
           <w:i/>
           <w:iCs/>
         </w:rPr>
-        <w:t xml:space="preserve">Proc. Koninklijke Nederlandse Akademie van Wetenschappen</w:t>
-      </w:r>
-      <w:r>
-        <w:t xml:space="preserve">, vol. 53, pp. 386–392, 521–525, 1397–1412, 1950.</w:t>
+        <w:t xml:space="preserve">Vulnerability of Soil and Groundwater to Pollutants</w:t>
+      </w:r>
+      <w:r>
+        <w:t xml:space="preserve">, TNO Committee on Hydrological Research, Proceedings and Information No. 38, The Hague, 1987, pp. 69–86.</w:t>
       </w:r>
     </w:p>
     <w:p>
@@ -36613,13 +37548,7 @@
         <w:pStyle w:val="BodyText"/>
       </w:pPr>
       <w:r>
-        <w:t xml:space="preserve">[32] ○ P. K. Sen,</w:t>
-      </w:r>
-      <w:r>
-        <w:t xml:space="preserve"> </w:t>
-      </w:r>
-      <w:r>
-        <w:t xml:space="preserve">“Estimates of the regression coefficient based on Kendall’s tau,”</w:t>
+        <w:t xml:space="preserve">[55] M. Civita,</w:t>
       </w:r>
       <w:r>
         <w:t xml:space="preserve"> </w:t>
@@ -36629,10 +37558,10 @@
           <w:i/>
           <w:iCs/>
         </w:rPr>
-        <w:t xml:space="preserve">Journal of the American Statistical Association</w:t>
-      </w:r>
-      <w:r>
-        <w:t xml:space="preserve">, vol. 63, no. 324, pp. 1379–1389, 1968.</w:t>
+        <w:t xml:space="preserve">Le carte della vulnerabilità degli acquiferi all’inquinamento: teoria e pratica</w:t>
+      </w:r>
+      <w:r>
+        <w:t xml:space="preserve">. Bologna: Pitagora, 1994.</w:t>
       </w:r>
     </w:p>
     <w:p>
@@ -36640,13 +37569,13 @@
         <w:pStyle w:val="BodyText"/>
       </w:pPr>
       <w:r>
-        <w:t xml:space="preserve">[33] ○ H. B. Mann,</w:t>
-      </w:r>
-      <w:r>
-        <w:t xml:space="preserve"> </w:t>
-      </w:r>
-      <w:r>
-        <w:t xml:space="preserve">“Nonparametric tests against trend,”</w:t>
+        <w:t xml:space="preserve">[56] R. M. Brown, N. I. McClelland, R. A. Deininger, and R. G. Tozer,</w:t>
+      </w:r>
+      <w:r>
+        <w:t xml:space="preserve"> </w:t>
+      </w:r>
+      <w:r>
+        <w:t xml:space="preserve">“A water quality index — do we dare?,”</w:t>
       </w:r>
       <w:r>
         <w:t xml:space="preserve"> </w:t>
@@ -36656,10 +37585,10 @@
           <w:i/>
           <w:iCs/>
         </w:rPr>
-        <w:t xml:space="preserve">Econometrica</w:t>
-      </w:r>
-      <w:r>
-        <w:t xml:space="preserve">, vol. 13, no. 3, pp. 245–259, 1945.</w:t>
+        <w:t xml:space="preserve">Water &amp; Sewage Works</w:t>
+      </w:r>
+      <w:r>
+        <w:t xml:space="preserve">, vol. 117, no. 10, pp. 339–343, 1970.</w:t>
       </w:r>
     </w:p>
     <w:p>
@@ -36667,7 +37596,13 @@
         <w:pStyle w:val="BodyText"/>
       </w:pPr>
       <w:r>
-        <w:t xml:space="preserve">[34] ○ M. G. Kendall,</w:t>
+        <w:t xml:space="preserve">[57] C. R. Ramakrishnaiah, C. Sadashivaiah, and G. Ranganna,</w:t>
+      </w:r>
+      <w:r>
+        <w:t xml:space="preserve"> </w:t>
+      </w:r>
+      <w:r>
+        <w:t xml:space="preserve">“Assessment of water quality index for the groundwater in Tumkur Taluk, Karnataka State, India,”</w:t>
       </w:r>
       <w:r>
         <w:t xml:space="preserve"> </w:t>
@@ -36677,10 +37612,10 @@
           <w:i/>
           <w:iCs/>
         </w:rPr>
-        <w:t xml:space="preserve">Rank Correlation Methods</w:t>
-      </w:r>
-      <w:r>
-        <w:t xml:space="preserve">, 4th ed. London: Charles Griffin, 1975.</w:t>
+        <w:t xml:space="preserve">E-Journal of Chemistry</w:t>
+      </w:r>
+      <w:r>
+        <w:t xml:space="preserve">, vol. 6, no. 2, pp. 523–530, 2009, doi: 10.1155/2009/757424.</w:t>
       </w:r>
     </w:p>
     <w:p>
@@ -36688,7 +37623,25 @@
         <w:pStyle w:val="BodyText"/>
       </w:pPr>
       <w:r>
-        <w:t xml:space="preserve">[35] ○ J. D. Hem,</w:t>
+        <w:rPr>
+          <w:b/>
+          <w:bCs/>
+        </w:rPr>
+        <w:t xml:space="preserve">Groundwater machine learning</w:t>
+      </w:r>
+    </w:p>
+    <w:p>
+      <w:pPr>
+        <w:pStyle w:val="BodyText"/>
+      </w:pPr>
+      <w:r>
+        <w:t xml:space="preserve">[58] S. Sahoo and M. K. Jha,</w:t>
+      </w:r>
+      <w:r>
+        <w:t xml:space="preserve"> </w:t>
+      </w:r>
+      <w:r>
+        <w:t xml:space="preserve">“Groundwater-level prediction using multiple linear regression and artificial neural network techniques: a comparative assessment,”</w:t>
       </w:r>
       <w:r>
         <w:t xml:space="preserve"> </w:t>
@@ -36698,10 +37651,10 @@
           <w:i/>
           <w:iCs/>
         </w:rPr>
-        <w:t xml:space="preserve">Study and Interpretation of the Chemical Characteristics of Natural Water</w:t>
-      </w:r>
-      <w:r>
-        <w:t xml:space="preserve">, 3rd ed., U.S. Geological Survey Water-Supply Paper 2254, 1985.</w:t>
+        <w:t xml:space="preserve">Hydrogeology Journal</w:t>
+      </w:r>
+      <w:r>
+        <w:t xml:space="preserve">, vol. 21, no. 8, pp. 1865–1887, 2013, doi: 10.1007/s10040-013-1029-5.</w:t>
       </w:r>
     </w:p>
     <w:p>
@@ -36709,7 +37662,13 @@
         <w:pStyle w:val="BodyText"/>
       </w:pPr>
       <w:r>
-        <w:t xml:space="preserve">[36] ○ American Public Health Association,</w:t>
+        <w:t xml:space="preserve">[59] T. Rajaee, H. Ebrahimi, and V. Nourani,</w:t>
+      </w:r>
+      <w:r>
+        <w:t xml:space="preserve"> </w:t>
+      </w:r>
+      <w:r>
+        <w:t xml:space="preserve">“A review of the artificial intelligence methods in groundwater level modeling,”</w:t>
       </w:r>
       <w:r>
         <w:t xml:space="preserve"> </w:t>
@@ -36719,10 +37678,10 @@
           <w:i/>
           <w:iCs/>
         </w:rPr>
-        <w:t xml:space="preserve">Standard Methods for the Examination of Water and Wastewater</w:t>
-      </w:r>
-      <w:r>
-        <w:t xml:space="preserve">, 23rd ed., Method 1030 E (checking correctness of analyses), 2017.</w:t>
+        <w:t xml:space="preserve">Journal of Hydrology</w:t>
+      </w:r>
+      <w:r>
+        <w:t xml:space="preserve">, vol. 572, pp. 336–351, 2019, doi: 10.1016/j.jhydrol.2018.12.037.</w:t>
       </w:r>
     </w:p>
     <w:p>
@@ -36734,7 +37693,7 @@
           <w:b/>
           <w:bCs/>
         </w:rPr>
-        <w:t xml:space="preserve">Datasets</w:t>
+        <w:t xml:space="preserve">Screening tools, standards of practice, global data</w:t>
       </w:r>
     </w:p>
     <w:p>
@@ -36742,7 +37701,7 @@
         <w:pStyle w:val="BodyText"/>
       </w:pPr>
       <w:r>
-        <w:t xml:space="preserve">[37] ○ Central Ground Water Board,</w:t>
+        <w:t xml:space="preserve">[60] C. J. Newell, R. K. McLeod, and J. R. Gonzales,</w:t>
       </w:r>
       <w:r>
         <w:t xml:space="preserve"> </w:t>
@@ -36752,28 +37711,10 @@
           <w:i/>
           <w:iCs/>
         </w:rPr>
-        <w:t xml:space="preserve">National Aquifer Mapping and Management Programme (NAQUIM) — district reports for Jharkhand</w:t>
-      </w:r>
-      <w:r>
-        <w:t xml:space="preserve"> </w:t>
-      </w:r>
-      <w:r>
-        <w:t xml:space="preserve">(21 districts; page citations per row in</w:t>
-      </w:r>
-      <w:r>
-        <w:t xml:space="preserve"> </w:t>
-      </w:r>
-      <w:r>
-        <w:rPr>
-          <w:rStyle w:val="VerbatimChar"/>
-        </w:rPr>
-        <w:t xml:space="preserve">Datasets/naquim_reference/naquim_vertical.csv</w:t>
-      </w:r>
-      <w:r>
-        <w:t xml:space="preserve"> </w:t>
-      </w:r>
-      <w:r>
-        <w:t xml:space="preserve">and the extraction tracker). Accessed July 2026.</w:t>
+        <w:t xml:space="preserve">BIOSCREEN: Natural Attenuation Decision Support System — User’s Manual, Version 1.3</w:t>
+      </w:r>
+      <w:r>
+        <w:t xml:space="preserve">, EPA/600/R-96/087, U.S. EPA, Aug. 1996.</w:t>
       </w:r>
     </w:p>
     <w:p>
@@ -36781,7 +37722,7 @@
         <w:pStyle w:val="BodyText"/>
       </w:pPr>
       <w:r>
-        <w:t xml:space="preserve">[38] ○ Central Ground Water Board,</w:t>
+        <w:t xml:space="preserve">[61] ASTM International,</w:t>
       </w:r>
       <w:r>
         <w:t xml:space="preserve"> </w:t>
@@ -36791,22 +37732,19 @@
           <w:i/>
           <w:iCs/>
         </w:rPr>
-        <w:t xml:space="preserve">District Ground Water Profile — East Singhbhum, Jharkhand</w:t>
-      </w:r>
-      <w:r>
-        <w:t xml:space="preserve"> </w:t>
-      </w:r>
-      <w:r>
-        <w:t xml:space="preserve">(</w:t>
-      </w:r>
-      <w:r>
-        <w:rPr>
-          <w:rStyle w:val="VerbatimChar"/>
-        </w:rPr>
-        <w:t xml:space="preserve">Datasets/naquim_reference/cgwb_east_singhbhum_profile.pdf</w:t>
-      </w:r>
-      <w:r>
-        <w:t xml:space="preserve">). Accessed July 2026.</w:t>
+        <w:t xml:space="preserve">ASTM D6312-98 — Standard Guide for Developing Appropriate Statistical Approaches for Ground-Water Detection Monitoring Programs</w:t>
+      </w:r>
+      <w:r>
+        <w:t xml:space="preserve">. West Conshohocken, PA: ASTM, 1998. (Revised as D6312-17,</w:t>
+      </w:r>
+      <w:r>
+        <w:t xml:space="preserve"> </w:t>
+      </w:r>
+      <w:r>
+        <w:t xml:space="preserve">“… at Waste Disposal Facilities”</w:t>
+      </w:r>
+      <w:r>
+        <w:t xml:space="preserve">; that revision was withdrawn in 2026. The edition cited is the one current when NUREG-1569 [12] was issued.)</w:t>
       </w:r>
     </w:p>
     <w:p>
@@ -36814,124 +37752,13 @@
         <w:pStyle w:val="BodyText"/>
       </w:pPr>
       <w:r>
-        <w:t xml:space="preserve">[39] ○ Central Ground Water Board, groundwater quality data for Jharkhand, 2023 (tabular extract</w:t>
-      </w:r>
-      <w:r>
-        <w:t xml:space="preserve"> </w:t>
-      </w:r>
-      <w:r>
-        <w:t xml:space="preserve">“table 36”</w:t>
-      </w:r>
-      <w:r>
-        <w:t xml:space="preserve">; 397 wells, 24 districts, 20 determinands), as held in</w:t>
-      </w:r>
-      <w:r>
-        <w:t xml:space="preserve"> </w:t>
-      </w:r>
-      <w:r>
-        <w:rPr>
-          <w:rStyle w:val="VerbatimChar"/>
-        </w:rPr>
-        <w:t xml:space="preserve">Datasets/waterQuality_jharkhand.csv</w:t>
-      </w:r>
-      <w:r>
-        <w:t xml:space="preserve">. The originating year-book title is to be confirmed before submission.</w:t>
-      </w:r>
-    </w:p>
-    <w:p>
-      <w:pPr>
-        <w:pStyle w:val="BodyText"/>
-      </w:pPr>
-      <w:r>
-        <w:t xml:space="preserve">[40] ○ Central Ground Water Board / India-WRIS, groundwater level monitoring data, Jharkhand, 2013–2021 (9,583 readings, 398 stations), as held in</w:t>
-      </w:r>
-      <w:r>
-        <w:t xml:space="preserve"> </w:t>
-      </w:r>
-      <w:r>
-        <w:rPr>
-          <w:rStyle w:val="VerbatimChar"/>
-        </w:rPr>
-        <w:t xml:space="preserve">Datasets/cgwb_waterlevel_jharkhand.csv</w:t>
-      </w:r>
-      <w:r>
-        <w:t xml:space="preserve">. https://indiawris.gov.in ; https://cgwb.gov.in/GW-data-access.html. Accessed January–February 2026.</w:t>
-      </w:r>
-    </w:p>
-    <w:p>
-      <w:pPr>
-        <w:pStyle w:val="BodyText"/>
-      </w:pPr>
-      <w:r>
-        <w:t xml:space="preserve">[41] ○ Central Ground Water Board via National Water Informatics Centre,</w:t>
-      </w:r>
-      <w:r>
-        <w:t xml:space="preserve"> </w:t>
-      </w:r>
-      <w:r>
-        <w:t xml:space="preserve">“Ground Water Quality Chemical Parameters CGWB Jharkhand (1961–2025) Manual”</w:t>
-      </w:r>
-      <w:r>
-        <w:t xml:space="preserve"> </w:t>
-      </w:r>
-      <w:r>
-        <w:t xml:space="preserve">and</w:t>
-      </w:r>
-      <w:r>
-        <w:t xml:space="preserve"> </w:t>
-      </w:r>
-      <w:r>
-        <w:t xml:space="preserve">“…Physical Parameters…”</w:t>
-      </w:r>
-      <w:r>
-        <w:t xml:space="preserve">, National Water Data Portal (CKAN), packages</w:t>
-      </w:r>
-      <w:r>
-        <w:t xml:space="preserve"> </w:t>
-      </w:r>
-      <w:r>
-        <w:rPr>
-          <w:rStyle w:val="VerbatimChar"/>
-        </w:rPr>
-        <w:t xml:space="preserve">ground-water-quality-manual-chemical-parameters-cgwb-f-gfg</w:t>
-      </w:r>
-      <w:r>
-        <w:t xml:space="preserve"> </w:t>
-      </w:r>
-      <w:r>
-        <w:t xml:space="preserve">and</w:t>
-      </w:r>
-      <w:r>
-        <w:t xml:space="preserve"> </w:t>
-      </w:r>
-      <w:r>
-        <w:rPr>
-          <w:rStyle w:val="VerbatimChar"/>
-        </w:rPr>
-        <w:t xml:space="preserve">ground-water-quality-manual-physical-parameters-cgwb</w:t>
-      </w:r>
-      <w:r>
-        <w:t xml:space="preserve">. Downloaded 20 Sept. 2026 (</w:t>
-      </w:r>
-      <w:r>
-        <w:rPr>
-          <w:rStyle w:val="VerbatimChar"/>
-        </w:rPr>
-        <w:t xml:space="preserve">services/chemistry_history.py</w:t>
-      </w:r>
-      <w:r>
-        <w:t xml:space="preserve"> </w:t>
-      </w:r>
-      <w:r>
-        <w:t xml:space="preserve">carries the resource URLs).</w:t>
-      </w:r>
-    </w:p>
-    <w:p>
-      <w:pPr>
-        <w:pStyle w:val="BodyText"/>
-      </w:pPr>
-      <w:r>
-        <w:t xml:space="preserve">[42] ○ Geological Survey of India / NRSC Bhuvan, lineament map of Jharkhand (1,889 features), and</w:t>
+        <w:t xml:space="preserve">[62] J. Huscroft, T. Gleeson, J. Hartmann, and J. Börker,</w:t>
+      </w:r>
+      <w:r>
+        <w:t xml:space="preserve"> </w:t>
+      </w:r>
+      <w:r>
+        <w:t xml:space="preserve">“Compiling and mapping global permeability of the unconsolidated and consolidated Earth: GLobal HYdrogeology MaPS 2.0 (GLHYMPS 2.0),”</w:t>
       </w:r>
       <w:r>
         <w:t xml:space="preserve"> </w:t>
@@ -36941,577 +37768,10 @@
           <w:i/>
           <w:iCs/>
         </w:rPr>
-        <w:t xml:space="preserve">GSI lineament mapping manual</w:t>
-      </w:r>
-      <w:r>
-        <w:t xml:space="preserve"> </w:t>
-      </w:r>
-      <w:r>
-        <w:t xml:space="preserve">(</w:t>
-      </w:r>
-      <w:r>
-        <w:rPr>
-          <w:rStyle w:val="VerbatimChar"/>
-        </w:rPr>
-        <w:t xml:space="preserve">Datasets/naquim_reference/gsi_lineament_mapping_manual.pdf</w:t>
-      </w:r>
-      <w:r>
-        <w:t xml:space="preserve">). Accessed July 2026.</w:t>
-      </w:r>
-    </w:p>
-    <w:p>
-      <w:pPr>
-        <w:pStyle w:val="BodyText"/>
-      </w:pPr>
-      <w:r>
-        <w:t xml:space="preserve">[43] ○ International Atomic Energy Agency,</w:t>
-      </w:r>
-      <w:r>
-        <w:t xml:space="preserve"> </w:t>
-      </w:r>
-      <w:r>
-        <w:rPr>
-          <w:i/>
-          <w:iCs/>
-        </w:rPr>
-        <w:t xml:space="preserve">World Distribution of Uranium Deposits (UDEPO)</w:t>
-      </w:r>
-      <w:r>
-        <w:t xml:space="preserve"> </w:t>
-      </w:r>
-      <w:r>
-        <w:t xml:space="preserve">database, India extract (</w:t>
-      </w:r>
-      <w:r>
-        <w:rPr>
-          <w:rStyle w:val="VerbatimChar"/>
-        </w:rPr>
-        <w:t xml:space="preserve">Datasets/udepo_uranium_deposits.xlsx</w:t>
-      </w:r>
-      <w:r>
-        <w:t xml:space="preserve">). https://www.iaea.org/resources/databases/udepo. Accessed July 2026.</w:t>
-      </w:r>
-    </w:p>
-    <w:p>
-      <w:pPr>
-        <w:pStyle w:val="BodyText"/>
-      </w:pPr>
-      <w:r>
-        <w:t xml:space="preserve">[44] ○ European Space Agency / Copernicus,</w:t>
-      </w:r>
-      <w:r>
-        <w:t xml:space="preserve"> </w:t>
-      </w:r>
-      <w:r>
-        <w:rPr>
-          <w:i/>
-          <w:iCs/>
-        </w:rPr>
-        <w:t xml:space="preserve">Copernicus DEM — GLO-30</w:t>
-      </w:r>
-      <w:r>
-        <w:t xml:space="preserve"> </w:t>
-      </w:r>
-      <w:r>
-        <w:t xml:space="preserve">(30 m), Jharkhand extract. Accessed July 2026.</w:t>
-      </w:r>
-    </w:p>
-    <w:p>
-      <w:pPr>
-        <w:pStyle w:val="BodyText"/>
-      </w:pPr>
-      <w:r>
-        <w:t xml:space="preserve">[45] ○ B. Lehner and G. Grill,</w:t>
-      </w:r>
-      <w:r>
-        <w:t xml:space="preserve"> </w:t>
-      </w:r>
-      <w:r>
-        <w:t xml:space="preserve">“Global river hydrography and network routing: baseline data and new approaches to study the world’s large river systems,”</w:t>
-      </w:r>
-      <w:r>
-        <w:t xml:space="preserve"> </w:t>
-      </w:r>
-      <w:r>
-        <w:rPr>
-          <w:i/>
-          <w:iCs/>
-        </w:rPr>
-        <w:t xml:space="preserve">Hydrological Processes</w:t>
-      </w:r>
-      <w:r>
-        <w:t xml:space="preserve">, vol. 27, no. 15, pp. 2171–2186, 2013 (HydroRIVERS v1.0).</w:t>
-      </w:r>
-    </w:p>
-    <w:p>
-      <w:pPr>
-        <w:pStyle w:val="BodyText"/>
-      </w:pPr>
-      <w:r>
-        <w:t xml:space="preserve">[46] ○ U.S. Environmental Protection Agency,</w:t>
-      </w:r>
-      <w:r>
-        <w:t xml:space="preserve"> </w:t>
-      </w:r>
-      <w:r>
-        <w:rPr>
-          <w:i/>
-          <w:iCs/>
-        </w:rPr>
-        <w:t xml:space="preserve">Understanding Variation in Partition Coefficient, Kd, Values</w:t>
-      </w:r>
-      <w:r>
-        <w:t xml:space="preserve">, Vols. I–II, EPA 402-R-99-004A/B, 1999.</w:t>
-      </w:r>
-    </w:p>
-    <w:p>
-      <w:pPr>
-        <w:pStyle w:val="BodyText"/>
-      </w:pPr>
-      <w:r>
-        <w:t xml:space="preserve">[47] ○ U.S. Environmental Protection Agency,</w:t>
-      </w:r>
-      <w:r>
-        <w:t xml:space="preserve"> </w:t>
-      </w:r>
-      <w:r>
-        <w:rPr>
-          <w:i/>
-          <w:iCs/>
-        </w:rPr>
-        <w:t xml:space="preserve">Understanding Variation in Partition Coefficient, Kd, Values</w:t>
-      </w:r>
-      <w:r>
-        <w:t xml:space="preserve">, Vol. III, EPA 402-R-04-002C, 2004 (Table 5.28, radium).</w:t>
-      </w:r>
-    </w:p>
-    <w:p>
-      <w:pPr>
-        <w:pStyle w:val="BodyText"/>
-      </w:pPr>
-      <w:r>
-        <w:t xml:space="preserve">[48] ○ D. H. Thibault, M. I. Sheppard, and P. A. Smith,</w:t>
-      </w:r>
-      <w:r>
-        <w:t xml:space="preserve"> </w:t>
-      </w:r>
-      <w:r>
-        <w:rPr>
-          <w:i/>
-          <w:iCs/>
-        </w:rPr>
-        <w:t xml:space="preserve">A Critical Compilation and Review of Default Soil Solid/Liquid Partition Coefficients, Kd, for Use in Environmental Assessments</w:t>
-      </w:r>
-      <w:r>
-        <w:t xml:space="preserve">, AECL-10125, Atomic Energy of Canada Ltd., 1990.</w:t>
-      </w:r>
-    </w:p>
-    <w:p>
-      <w:pPr>
-        <w:pStyle w:val="BodyText"/>
-      </w:pPr>
-      <w:r>
-        <w:t xml:space="preserve">[49] ○ M. I. Sheppard and D. H. Thibault,</w:t>
-      </w:r>
-      <w:r>
-        <w:t xml:space="preserve"> </w:t>
-      </w:r>
-      <w:r>
-        <w:t xml:space="preserve">“Default solid/liquid partition coefficients, Kds, for four major soil types: A compendium,”</w:t>
-      </w:r>
-      <w:r>
-        <w:t xml:space="preserve"> </w:t>
-      </w:r>
-      <w:r>
-        <w:rPr>
-          <w:i/>
-          <w:iCs/>
-        </w:rPr>
-        <w:t xml:space="preserve">Health Physics</w:t>
-      </w:r>
-      <w:r>
-        <w:t xml:space="preserve">, vol. 59, no. 4, pp. 471–482, 1990.</w:t>
-      </w:r>
-    </w:p>
-    <w:p>
-      <w:pPr>
-        <w:pStyle w:val="BodyText"/>
-      </w:pPr>
-      <w:r>
-        <w:rPr>
-          <w:b/>
-          <w:bCs/>
-        </w:rPr>
-        <w:t xml:space="preserve">Sensitivity analysis</w:t>
-      </w:r>
-    </w:p>
-    <w:p>
-      <w:pPr>
-        <w:pStyle w:val="BodyText"/>
-      </w:pPr>
-      <w:r>
-        <w:t xml:space="preserve">[50] ○ A. Saltelli, P. Annoni, I. Azzini, F. Campolongo, M. Ratto, and S. Tarantola,</w:t>
-      </w:r>
-      <w:r>
-        <w:t xml:space="preserve"> </w:t>
-      </w:r>
-      <w:r>
-        <w:t xml:space="preserve">“Variance based sensitivity analysis of model output. Design and estimator for the total sensitivity index,”</w:t>
-      </w:r>
-      <w:r>
-        <w:t xml:space="preserve"> </w:t>
-      </w:r>
-      <w:r>
-        <w:rPr>
-          <w:i/>
-          <w:iCs/>
-        </w:rPr>
-        <w:t xml:space="preserve">Computer Physics Communications</w:t>
-      </w:r>
-      <w:r>
-        <w:t xml:space="preserve">, vol. 181, no. 2, pp. 259–270, 2010.</w:t>
-      </w:r>
-    </w:p>
-    <w:p>
-      <w:pPr>
-        <w:pStyle w:val="BodyText"/>
-      </w:pPr>
-      <w:r>
-        <w:t xml:space="preserve">[51] ○ M. J. W. Jansen,</w:t>
-      </w:r>
-      <w:r>
-        <w:t xml:space="preserve"> </w:t>
-      </w:r>
-      <w:r>
-        <w:t xml:space="preserve">“Analysis of variance designs for model output,”</w:t>
-      </w:r>
-      <w:r>
-        <w:t xml:space="preserve"> </w:t>
-      </w:r>
-      <w:r>
-        <w:rPr>
-          <w:i/>
-          <w:iCs/>
-        </w:rPr>
-        <w:t xml:space="preserve">Computer Physics Communications</w:t>
-      </w:r>
-      <w:r>
-        <w:t xml:space="preserve">, vol. 117, no. 1–2, pp. 35–43, 1999.</w:t>
-      </w:r>
-    </w:p>
-    <w:p>
-      <w:pPr>
-        <w:pStyle w:val="BodyText"/>
-      </w:pPr>
-      <w:r>
-        <w:t xml:space="preserve">[52] ○ I. M. Sobol’,</w:t>
-      </w:r>
-      <w:r>
-        <w:t xml:space="preserve"> </w:t>
-      </w:r>
-      <w:r>
-        <w:t xml:space="preserve">“Sensitivity estimates for nonlinear mathematical models,”</w:t>
-      </w:r>
-      <w:r>
-        <w:t xml:space="preserve"> </w:t>
-      </w:r>
-      <w:r>
-        <w:rPr>
-          <w:i/>
-          <w:iCs/>
-        </w:rPr>
-        <w:t xml:space="preserve">Mathematical Modelling and Computational Experiments</w:t>
-      </w:r>
-      <w:r>
-        <w:t xml:space="preserve">, vol. 1, no. 4, pp. 407–414, 1993.</w:t>
-      </w:r>
-    </w:p>
-    <w:p>
-      <w:pPr>
-        <w:pStyle w:val="BodyText"/>
-      </w:pPr>
-      <w:r>
-        <w:rPr>
-          <w:b/>
-          <w:bCs/>
-        </w:rPr>
-        <w:t xml:space="preserve">Vulnerability indices and water-quality indices</w:t>
-      </w:r>
-    </w:p>
-    <w:p>
-      <w:pPr>
-        <w:pStyle w:val="BodyText"/>
-      </w:pPr>
-      <w:r>
-        <w:t xml:space="preserve">[53] ○ L. Aller, T. Bennett, J. H. Lehr, R. J. Petty, and G. Hackett,</w:t>
-      </w:r>
-      <w:r>
-        <w:t xml:space="preserve"> </w:t>
-      </w:r>
-      <w:r>
-        <w:rPr>
-          <w:i/>
-          <w:iCs/>
-        </w:rPr>
-        <w:t xml:space="preserve">DRASTIC: A Standardized System for Evaluating Ground Water Pollution Potential Using Hydrogeologic Settings</w:t>
-      </w:r>
-      <w:r>
-        <w:t xml:space="preserve">, EPA/600/2-87/035, U.S. EPA, 1987.</w:t>
-      </w:r>
-    </w:p>
-    <w:p>
-      <w:pPr>
-        <w:pStyle w:val="BodyText"/>
-      </w:pPr>
-      <w:r>
-        <w:t xml:space="preserve">[54] ○ S. S. D. Foster,</w:t>
-      </w:r>
-      <w:r>
-        <w:t xml:space="preserve"> </w:t>
-      </w:r>
-      <w:r>
-        <w:t xml:space="preserve">“Fundamental concepts in aquifer vulnerability, pollution risk and protection strategy,”</w:t>
-      </w:r>
-      <w:r>
-        <w:t xml:space="preserve"> </w:t>
-      </w:r>
-      <w:r>
-        <w:t xml:space="preserve">in</w:t>
-      </w:r>
-      <w:r>
-        <w:t xml:space="preserve"> </w:t>
-      </w:r>
-      <w:r>
-        <w:rPr>
-          <w:i/>
-          <w:iCs/>
-        </w:rPr>
-        <w:t xml:space="preserve">Vulnerability of Soil and Groundwater to Pollutants</w:t>
-      </w:r>
-      <w:r>
-        <w:t xml:space="preserve">, TNO Committee on Hydrological Research, Proceedings and Information No. 38, pp. 69–86, 1987.</w:t>
-      </w:r>
-    </w:p>
-    <w:p>
-      <w:pPr>
-        <w:pStyle w:val="BodyText"/>
-      </w:pPr>
-      <w:r>
-        <w:t xml:space="preserve">[55] ○ M. Civita,</w:t>
-      </w:r>
-      <w:r>
-        <w:t xml:space="preserve"> </w:t>
-      </w:r>
-      <w:r>
-        <w:rPr>
-          <w:i/>
-          <w:iCs/>
-        </w:rPr>
-        <w:t xml:space="preserve">Le carte della vulnerabilità degli acquiferi all’inquinamento: teoria e pratica</w:t>
-      </w:r>
-      <w:r>
-        <w:t xml:space="preserve">. Bologna: Pitagora, 1994.</w:t>
-      </w:r>
-    </w:p>
-    <w:p>
-      <w:pPr>
-        <w:pStyle w:val="BodyText"/>
-      </w:pPr>
-      <w:r>
-        <w:t xml:space="preserve">[56] ○ R. M. Brown, N. I. McClelland, R. A. Deininger, and R. G. Tozer,</w:t>
-      </w:r>
-      <w:r>
-        <w:t xml:space="preserve"> </w:t>
-      </w:r>
-      <w:r>
-        <w:t xml:space="preserve">“A water quality index — do we dare?,”</w:t>
-      </w:r>
-      <w:r>
-        <w:t xml:space="preserve"> </w:t>
-      </w:r>
-      <w:r>
-        <w:rPr>
-          <w:i/>
-          <w:iCs/>
-        </w:rPr>
-        <w:t xml:space="preserve">Water &amp; Sewage Works</w:t>
-      </w:r>
-      <w:r>
-        <w:t xml:space="preserve">, vol. 117, no. 10, pp. 339–343, 1970.</w:t>
-      </w:r>
-    </w:p>
-    <w:p>
-      <w:pPr>
-        <w:pStyle w:val="BodyText"/>
-      </w:pPr>
-      <w:r>
-        <w:t xml:space="preserve">[57] ○ C. R. Ramakrishnaiah, C. Sadashivaiah, and G. Ranganna,</w:t>
-      </w:r>
-      <w:r>
-        <w:t xml:space="preserve"> </w:t>
-      </w:r>
-      <w:r>
-        <w:t xml:space="preserve">“Assessment of water quality index for the groundwater in Tumkur Taluk, Karnataka State, India,”</w:t>
-      </w:r>
-      <w:r>
-        <w:t xml:space="preserve"> </w:t>
-      </w:r>
-      <w:r>
-        <w:rPr>
-          <w:i/>
-          <w:iCs/>
-        </w:rPr>
-        <w:t xml:space="preserve">E-Journal of Chemistry</w:t>
-      </w:r>
-      <w:r>
-        <w:t xml:space="preserve">, vol. 6, no. 2, pp. 523–530, 2009.</w:t>
-      </w:r>
-    </w:p>
-    <w:p>
-      <w:pPr>
-        <w:pStyle w:val="BodyText"/>
-      </w:pPr>
-      <w:r>
-        <w:rPr>
-          <w:b/>
-          <w:bCs/>
-        </w:rPr>
-        <w:t xml:space="preserve">Groundwater machine learning</w:t>
-      </w:r>
-    </w:p>
-    <w:p>
-      <w:pPr>
-        <w:pStyle w:val="BodyText"/>
-      </w:pPr>
-      <w:r>
-        <w:t xml:space="preserve">[58] ○ S. Sahoo and M. K. Jha,</w:t>
-      </w:r>
-      <w:r>
-        <w:t xml:space="preserve"> </w:t>
-      </w:r>
-      <w:r>
-        <w:t xml:space="preserve">“Groundwater-level prediction using multiple linear regression and artificial neural network techniques: a comparative assessment,”</w:t>
-      </w:r>
-      <w:r>
-        <w:t xml:space="preserve"> </w:t>
-      </w:r>
-      <w:r>
-        <w:rPr>
-          <w:i/>
-          <w:iCs/>
-        </w:rPr>
-        <w:t xml:space="preserve">Hydrogeology Journal</w:t>
-      </w:r>
-      <w:r>
-        <w:t xml:space="preserve">, vol. 21, pp. 1865–1887, 2013.</w:t>
-      </w:r>
-    </w:p>
-    <w:p>
-      <w:pPr>
-        <w:pStyle w:val="BodyText"/>
-      </w:pPr>
-      <w:r>
-        <w:t xml:space="preserve">[59] ○ T. Rajaee, H. Ebrahimi, and V. Nourani,</w:t>
-      </w:r>
-      <w:r>
-        <w:t xml:space="preserve"> </w:t>
-      </w:r>
-      <w:r>
-        <w:t xml:space="preserve">“A review of the artificial intelligence methods in groundwater level modeling,”</w:t>
-      </w:r>
-      <w:r>
-        <w:t xml:space="preserve"> </w:t>
-      </w:r>
-      <w:r>
-        <w:rPr>
-          <w:i/>
-          <w:iCs/>
-        </w:rPr>
-        <w:t xml:space="preserve">Journal of Hydrology</w:t>
-      </w:r>
-      <w:r>
-        <w:t xml:space="preserve">, vol. 572, pp. 336–351, 2019.</w:t>
-      </w:r>
-    </w:p>
-    <w:p>
-      <w:pPr>
-        <w:pStyle w:val="BodyText"/>
-      </w:pPr>
-      <w:r>
-        <w:rPr>
-          <w:b/>
-          <w:bCs/>
-        </w:rPr>
-        <w:t xml:space="preserve">Screening tools, standards of practice, global data</w:t>
-      </w:r>
-    </w:p>
-    <w:p>
-      <w:pPr>
-        <w:pStyle w:val="BodyText"/>
-      </w:pPr>
-      <w:r>
-        <w:t xml:space="preserve">[60] ○ C. J. Newell, R. K. McLeod, and J. R. Gonzales,</w:t>
-      </w:r>
-      <w:r>
-        <w:t xml:space="preserve"> </w:t>
-      </w:r>
-      <w:r>
-        <w:rPr>
-          <w:i/>
-          <w:iCs/>
-        </w:rPr>
-        <w:t xml:space="preserve">BIOSCREEN: Natural Attenuation Decision Support System — User’s Manual, Version 1.3</w:t>
-      </w:r>
-      <w:r>
-        <w:t xml:space="preserve">, EPA/600/R-96/087, U.S. EPA, 1996.</w:t>
-      </w:r>
-    </w:p>
-    <w:p>
-      <w:pPr>
-        <w:pStyle w:val="BodyText"/>
-      </w:pPr>
-      <w:r>
-        <w:t xml:space="preserve">[61] ○ ASTM International,</w:t>
-      </w:r>
-      <w:r>
-        <w:t xml:space="preserve"> </w:t>
-      </w:r>
-      <w:r>
-        <w:rPr>
-          <w:i/>
-          <w:iCs/>
-        </w:rPr>
-        <w:t xml:space="preserve">ASTM D6312 — Standard Guide for Developing Appropriate Statistical Approaches for Groundwater Detection Monitoring Programs</w:t>
-      </w:r>
-      <w:r>
-        <w:t xml:space="preserve">.</w:t>
-      </w:r>
-    </w:p>
-    <w:p>
-      <w:pPr>
-        <w:pStyle w:val="BodyText"/>
-      </w:pPr>
-      <w:r>
-        <w:t xml:space="preserve">[62] ○ J. Huscroft, T. Gleeson, J. Hartmann, and J. Börker,</w:t>
-      </w:r>
-      <w:r>
-        <w:t xml:space="preserve"> </w:t>
-      </w:r>
-      <w:r>
-        <w:t xml:space="preserve">“Compiling and mapping global permeability of the unconsolidated and consolidated Earth: GLobal HYdrogeology MaPS 2.0 (GLHYMPS 2.0),”</w:t>
-      </w:r>
-      <w:r>
-        <w:t xml:space="preserve"> </w:t>
-      </w:r>
-      <w:r>
-        <w:rPr>
-          <w:i/>
-          <w:iCs/>
-        </w:rPr>
         <w:t xml:space="preserve">Geophysical Research Letters</w:t>
       </w:r>
       <w:r>
-        <w:t xml:space="preserve">, vol. 45, no. 4, pp. 1897–1904, 2018.</w:t>
+        <w:t xml:space="preserve">, vol. 45, no. 4, pp. 1897–1904, 2018, doi: 10.1002/2017GL075860.</w:t>
       </w:r>
     </w:p>
     <w:p>
@@ -42365,7 +42625,7 @@
         <w:t xml:space="preserve"> </w:t>
       </w:r>
       <w:r>
-        <w:t xml:space="preserve">(20 determinands,</w:t>
+        <w:t xml:space="preserve">(20 determinand columns — the 2023 CGWB file fills 17 of them, plus TDS derived from EC — and</w:t>
       </w:r>
       <w:r>
         <w:t xml:space="preserve"> </w:t>
@@ -46933,7 +47193,7 @@
         <w:t xml:space="preserve"> </w:t>
       </w:r>
       <w:r>
-        <w:t xml:space="preserve">(or the dataset / citation). Reference entries opened on the report date are marked ✓ in the reference list.</w:t>
+        <w:t xml:space="preserve">(or the dataset / citation). Every reference entry was checked against its source record on 21 or 23 September 2026; the head of the reference list says how.</w:t>
       </w:r>
     </w:p>
     <w:tbl>
@@ -49983,96 +50243,7 @@
               <w:pStyle w:val="Compact"/>
             </w:pPr>
             <w:r>
-              <w:t xml:space="preserve">Reference attribution corrections (</w:t>
-            </w:r>
-            <w:r>
-              <w:t xml:space="preserve">“Johnson et al. 2019”</w:t>
-            </w:r>
-            <w:r>
-              <w:t xml:space="preserve"> </w:t>
-            </w:r>
-            <w:r>
-              <w:t xml:space="preserve">→ Reimus et al.;</w:t>
-            </w:r>
-            <w:r>
-              <w:t xml:space="preserve"> </w:t>
-            </w:r>
-            <w:r>
-              <w:t xml:space="preserve">“J. Environ. Radioact. 99”</w:t>
-            </w:r>
-            <w:r>
-              <w:t xml:space="preserve"> </w:t>
-            </w:r>
-            <w:r>
-              <w:t xml:space="preserve">→ Appl. Radiat. Isot. 66)</w:t>
-            </w:r>
-          </w:p>
-        </w:tc>
-        <w:tc>
-          <w:tcPr/>
-          <w:p>
-            <w:pPr>
-              <w:pStyle w:val="Compact"/>
-            </w:pPr>
-            <w:r>
-              <w:t xml:space="preserve">references</w:t>
-            </w:r>
-          </w:p>
-        </w:tc>
-        <w:tc>
-          <w:tcPr/>
-          <w:p>
-            <w:pPr>
-              <w:pStyle w:val="Compact"/>
-            </w:pPr>
-            <w:r>
-              <w:t xml:space="preserve">DOI 10.1021/acs.est.9b01572 and publisher records opened 21 Sep 2026</w:t>
-            </w:r>
-          </w:p>
-        </w:tc>
-      </w:tr>
-      <w:tr>
-        <w:tc>
-          <w:tcPr/>
-          <w:p>
-            <w:pPr>
-              <w:pStyle w:val="Compact"/>
-            </w:pPr>
-            <w:r>
-              <w:t xml:space="preserve">49</w:t>
-            </w:r>
-          </w:p>
-        </w:tc>
-        <w:tc>
-          <w:tcPr/>
-          <w:p>
-            <w:pPr>
-              <w:pStyle w:val="Compact"/>
-            </w:pPr>
-            <w:r>
-              <w:t xml:space="preserve">NUREG-1569 ring 75–180 m, ≥ 3 indicators, 2-of-N, uranium rejected as an indicator</w:t>
-            </w:r>
-          </w:p>
-        </w:tc>
-        <w:tc>
-          <w:tcPr/>
-          <w:p>
-            <w:pPr>
-              <w:pStyle w:val="Compact"/>
-            </w:pPr>
-            <w:r>
-              <w:t xml:space="preserve">1.1, 4.5</w:t>
-            </w:r>
-          </w:p>
-        </w:tc>
-        <w:tc>
-          <w:tcPr/>
-          <w:p>
-            <w:pPr>
-              <w:pStyle w:val="Compact"/>
-            </w:pPr>
-            <w:r>
-              <w:t xml:space="preserve">NUREG-1569 §5.7.8.3 pp. 137–139 (as quoted in</w:t>
+              <w:t xml:space="preserve">Citation corrections in</w:t>
             </w:r>
             <w:r>
               <w:t xml:space="preserve"> </w:t>
@@ -50084,6 +50255,126 @@
               <w:t xml:space="preserve">config/parameters.py</w:t>
             </w:r>
             <w:r>
+              <w:t xml:space="preserve"> </w:t>
+            </w:r>
+            <w:r>
+              <w:t xml:space="preserve">comments, made 23 Sep 2026:</w:t>
+            </w:r>
+            <w:r>
+              <w:t xml:space="preserve"> </w:t>
+            </w:r>
+            <w:r>
+              <w:t xml:space="preserve">“Johnson et al. 2019”</w:t>
+            </w:r>
+            <w:r>
+              <w:t xml:space="preserve"> </w:t>
+            </w:r>
+            <w:r>
+              <w:t xml:space="preserve">→ Reimus et al. 2019 [18];</w:t>
+            </w:r>
+            <w:r>
+              <w:t xml:space="preserve"> </w:t>
+            </w:r>
+            <w:r>
+              <w:t xml:space="preserve">“BARC, J. Environ. Radioactivity 99 (2008) 1245”</w:t>
+            </w:r>
+            <w:r>
+              <w:t xml:space="preserve"> </w:t>
+            </w:r>
+            <w:r>
+              <w:t xml:space="preserve">→ Tripathi et al. 2008 [24] for the 23 mBq/L regional ²²⁶Ra value, and Tripathi et al. 2012 (</w:t>
+            </w:r>
+            <w:r>
+              <w:rPr>
+                <w:i/>
+                <w:iCs/>
+              </w:rPr>
+              <w:t xml:space="preserve">Radiat. Prot. Dosim.</w:t>
+            </w:r>
+            <w:r>
+              <w:t xml:space="preserve"> </w:t>
+            </w:r>
+            <w:r>
+              <w:t xml:space="preserve">148(2), 211–218, doi:10.1093/rpd/ncr014) for the &lt;3.5–208 mBq/L potable-well range, which this report does not use. No computed value changed.</w:t>
+            </w:r>
+          </w:p>
+        </w:tc>
+        <w:tc>
+          <w:tcPr/>
+          <w:p>
+            <w:pPr>
+              <w:pStyle w:val="Compact"/>
+            </w:pPr>
+            <w:r>
+              <w:t xml:space="preserve">references; §3.6 (Table 3.3)</w:t>
+            </w:r>
+          </w:p>
+        </w:tc>
+        <w:tc>
+          <w:tcPr/>
+          <w:p>
+            <w:pPr>
+              <w:pStyle w:val="Compact"/>
+            </w:pPr>
+            <w:r>
+              <w:t xml:space="preserve">Crossref records for 10.1021/acs.est.9b01572 and 10.1016/j.apradiso.2007.12.019; publisher abstract of 10.1093/rpd/ncr014</w:t>
+            </w:r>
+          </w:p>
+        </w:tc>
+      </w:tr>
+      <w:tr>
+        <w:tc>
+          <w:tcPr/>
+          <w:p>
+            <w:pPr>
+              <w:pStyle w:val="Compact"/>
+            </w:pPr>
+            <w:r>
+              <w:t xml:space="preserve">49</w:t>
+            </w:r>
+          </w:p>
+        </w:tc>
+        <w:tc>
+          <w:tcPr/>
+          <w:p>
+            <w:pPr>
+              <w:pStyle w:val="Compact"/>
+            </w:pPr>
+            <w:r>
+              <w:t xml:space="preserve">NUREG-1569 ring 75–180 m, ≥ 3 indicators, 2-of-N, uranium rejected as an indicator</w:t>
+            </w:r>
+          </w:p>
+        </w:tc>
+        <w:tc>
+          <w:tcPr/>
+          <w:p>
+            <w:pPr>
+              <w:pStyle w:val="Compact"/>
+            </w:pPr>
+            <w:r>
+              <w:t xml:space="preserve">1.1, 4.5</w:t>
+            </w:r>
+          </w:p>
+        </w:tc>
+        <w:tc>
+          <w:tcPr/>
+          <w:p>
+            <w:pPr>
+              <w:pStyle w:val="Compact"/>
+            </w:pPr>
+            <w:r>
+              <w:t xml:space="preserve">NUREG-1569 §5.7.8.3 pp. 137–139 (as quoted in</w:t>
+            </w:r>
+            <w:r>
+              <w:t xml:space="preserve"> </w:t>
+            </w:r>
+            <w:r>
+              <w:rPr>
+                <w:rStyle w:val="VerbatimChar"/>
+              </w:rPr>
+              <w:t xml:space="preserve">config/parameters.py</w:t>
+            </w:r>
+            <w:r>
               <w:t xml:space="preserve">)</w:t>
             </w:r>
           </w:p>
@@ -50160,7 +50451,41 @@
         <w:t xml:space="preserve"> </w:t>
       </w:r>
       <w:r>
-        <w:t xml:space="preserve">entries 12–20, 22–24 opened on 21 September 2026 (✓); the remaining canonical works and dataset entries (○) were cited from the project’s configuration and documentation and should be opened once more before submission, in particular [39] (the exact CGWB year-book title) and [37]/[38] (NAQUIM report titles per district).</w:t>
+        <w:t xml:space="preserve">all 62 entries were checked on 21 and 23 September 2026 — journal articles against their Crossref DOI records; books, reports and standards against publisher, issuing-body or catalogue records; the three EPA K_d volumes, the East Singhbhum booklet and the NRSC lineament manual against the PDFs in</w:t>
+      </w:r>
+      <w:r>
+        <w:t xml:space="preserve"> </w:t>
+      </w:r>
+      <w:r>
+        <w:rPr>
+          <w:rStyle w:val="VerbatimChar"/>
+        </w:rPr>
+        <w:t xml:space="preserve">Datasets/</w:t>
+      </w:r>
+      <w:r>
+        <w:t xml:space="preserve">; and the datasets against their files, their download scripts and, where it could be reached, the provider’s portal. The check changed the dataset entries materially: [37] names the 22 NAQUIM reports actually held (the draft said</w:t>
+      </w:r>
+      <w:r>
+        <w:t xml:space="preserve"> </w:t>
+      </w:r>
+      <w:r>
+        <w:t xml:space="preserve">“21 districts”</w:t>
+      </w:r>
+      <w:r>
+        <w:t xml:space="preserve">), [39] identifies the 2023 chemistry as the Jharkhand table of CGWB’s</w:t>
+      </w:r>
+      <w:r>
+        <w:t xml:space="preserve"> </w:t>
+      </w:r>
+      <w:r>
+        <w:rPr>
+          <w:i/>
+          <w:iCs/>
+        </w:rPr>
+        <w:t xml:space="preserve">Annual Ground Water Quality Report 2024</w:t>
+      </w:r>
+      <w:r>
+        <w:t xml:space="preserve">, [40] records the India Data Portal as the redistributor of the India-WRIS level record, [42] records that the lineament file is a partial grid-sampled harvest, and [44] records OpenTopography as the DEM distributor. One detail remains open: the table number of the 2023 chemistry within the CGWB report [39], because cgwb.gov.in refused automated access on 23 September 2026.</w:t>
       </w:r>
     </w:p>
     <w:bookmarkEnd w:id="136"/>

--- a/docs/report/JalDrishti_Technical_Research_Report.docx
+++ b/docs/report/JalDrishti_Technical_Research_Report.docx
@@ -237,35 +237,7 @@
                 <w:b/>
                 <w:bCs/>
               </w:rPr>
-              <w:t xml:space="preserve">Faculty mentor named in the proposal</w:t>
-            </w:r>
-          </w:p>
-        </w:tc>
-        <w:tc>
-          <w:tcPr/>
-          <w:p>
-            <w:pPr>
-              <w:pStyle w:val="Compact"/>
-            </w:pPr>
-            <w:r>
-              <w:t xml:space="preserve">Prof. Sachin Kumar Agrawal, Assistant Professor, Department of Information Technology, B.I.T. Sindri</w:t>
-            </w:r>
-          </w:p>
-        </w:tc>
-      </w:tr>
-      <w:tr>
-        <w:tc>
-          <w:tcPr/>
-          <w:p>
-            <w:pPr>
-              <w:pStyle w:val="Compact"/>
-            </w:pPr>
-            <w:r>
-              <w:rPr>
-                <w:b/>
-                <w:bCs/>
-              </w:rPr>
-              <w:t xml:space="preserve">Mentor of record in the ten monthly progress reports</w:t>
+              <w:t xml:space="preserve">Faculty mentor</w:t>
             </w:r>
           </w:p>
         </w:tc>
@@ -459,6 +431,12 @@
               <w:pStyle w:val="Compact"/>
             </w:pPr>
             <w:r>
+              <w:t xml:space="preserve">numbers regenerated at</w:t>
+            </w:r>
+            <w:r>
+              <w:t xml:space="preserve"> </w:t>
+            </w:r>
+            <w:r>
               <w:rPr>
                 <w:rStyle w:val="VerbatimChar"/>
               </w:rPr>
@@ -468,12 +446,6 @@
               <w:t xml:space="preserve"> </w:t>
             </w:r>
             <w:r>
-              <w:t xml:space="preserve">at</w:t>
-            </w:r>
-            <w:r>
-              <w:t xml:space="preserve"> </w:t>
-            </w:r>
-            <w:r>
               <w:rPr>
                 <w:rStyle w:val="VerbatimChar"/>
               </w:rPr>
@@ -483,38 +455,112 @@
               <w:t xml:space="preserve"> </w:t>
             </w:r>
             <w:r>
-              <w:t xml:space="preserve">(v5 model artifacts), 21 September 2026</w:t>
+              <w:t xml:space="preserve">(v5 model artifacts), 21 September 2026; references, the ore-dataset correction and the final text, 24 September 2026</w:t>
             </w:r>
           </w:p>
         </w:tc>
       </w:tr>
     </w:tbl>
     <w:p>
-      <w:pPr>
-        <w:pStyle w:val="BlockText"/>
+      <w:r>
+        <w:br w:type="page"/>
+      </w:r>
+    </w:p>
+    <w:bookmarkEnd w:id="20"/>
+    <w:bookmarkStart w:id="21" w:name="declaration"/>
+    <w:p>
+      <w:pPr>
+        <w:pStyle w:val="Heading1"/>
+      </w:pPr>
+      <w:r>
+        <w:t xml:space="preserve">Declaration</w:t>
+      </w:r>
+    </w:p>
+    <w:p>
+      <w:pPr>
+        <w:pStyle w:val="FirstParagraph"/>
+      </w:pPr>
+      <w:r>
+        <w:t xml:space="preserve">I, Vishal Raj, admission number 24030480134, enrolled in the B.Tech (Information Technology) programme at B.I.T. Sindri, Dhanbad, declare that the work described in this report, entitled</w:t>
+      </w:r>
+      <w:r>
+        <w:t xml:space="preserve"> </w:t>
+      </w:r>
+      <w:r>
+        <w:rPr>
+          <w:i/>
+          <w:iCs/>
+        </w:rPr>
+        <w:t xml:space="preserve">Smart Water Monitoring: Machine Learning and CPS for Safe &amp; Sustainable Mining</w:t>
+      </w:r>
+      <w:r>
+        <w:t xml:space="preserve"> </w:t>
+      </w:r>
+      <w:r>
+        <w:t xml:space="preserve">(system name</w:t>
+      </w:r>
+      <w:r>
+        <w:t xml:space="preserve"> </w:t>
+      </w:r>
+      <w:r>
+        <w:rPr>
+          <w:i/>
+          <w:iCs/>
+        </w:rPr>
+        <w:t xml:space="preserve">JalDrishti</w:t>
+      </w:r>
+      <w:r>
+        <w:t xml:space="preserve">), was carried out by me under the guidance of my faculty mentor, Asst. Prof. Mukesh Chandra, during the TEXMiN–BIT Sindri UG Fellowship 2025–26.</w:t>
+      </w:r>
+    </w:p>
+    <w:p>
+      <w:pPr>
+        <w:pStyle w:val="BodyText"/>
+      </w:pPr>
+      <w:r>
+        <w:t xml:space="preserve">All sources of data, published methods and prior work used in this project are acknowledged in the text and in the reference list. Numerical results reported here were regenerated from the repository at the commit named on the title page, and every quantitative claim is traceable to a file, a test, a dataset row count or a citation in the Source-to-Claim Register (Appendix H).</w:t>
+      </w:r>
+    </w:p>
+    <w:p>
+      <w:pPr>
+        <w:pStyle w:val="BodyText"/>
       </w:pPr>
       <w:r>
         <w:rPr>
           <w:b/>
           <w:bCs/>
         </w:rPr>
-        <w:t xml:space="preserve">Note on the mentor line.</w:t>
-      </w:r>
-      <w:r>
-        <w:t xml:space="preserve"> </w:t>
-      </w:r>
-      <w:r>
-        <w:t xml:space="preserve">The proposal (page 1) names Prof. Sachin Kumar Agrawal as faculty mentor; all ten monthly progress reports and the consolidated report of 25 June 2026 name Asst. Prof. Mukesh Chandra. Both are recorded here because the documentary record carries both.</w:t>
-      </w:r>
-      <w:r>
-        <w:t xml:space="preserve"> </w:t>
-      </w:r>
-      <w:r>
-        <w:rPr>
-          <w:b/>
-          <w:bCs/>
-        </w:rPr>
-        <w:t xml:space="preserve">[To be confirmed by the student before submission.]</w:t>
+        <w:t xml:space="preserve">Use of generative AI.</w:t>
+      </w:r>
+      <w:r>
+        <w:t xml:space="preserve"> </w:t>
+      </w:r>
+      <w:r>
+        <w:t xml:space="preserve">A generative AI assistant (Claude, Anthropic) was used throughout the project for software development, code review and technical documentation, and to draft the text of this report from the project record — the ten monthly progress reports, the repository, its documentation and its commit history. I reviewed, corrected and approved the text, and I take responsibility for all of it: the design decisions, the choice of datasets, the scientific assumptions adopted and the interpretation of the results are mine to answer for. No AI tool is an author of this report. This statement is made in accordance with the academic-integrity requirements of the fellowship and the institute; where they prescribe a particular form of disclosure, that form applies.</w:t>
+      </w:r>
+    </w:p>
+    <w:p>
+      <w:pPr>
+        <w:pStyle w:val="BodyText"/>
+      </w:pPr>
+      <w:r>
+        <w:t xml:space="preserve">The proposal carried a TEXMiN CoE declaration on intellectual property and confidentiality (proposal page 6). Where the final report requires that institutional wording, it is to be attached in the institutional form; this declaration does not replace it.</w:t>
+      </w:r>
+    </w:p>
+    <w:p>
+      <w:pPr>
+        <w:pStyle w:val="BodyText"/>
+      </w:pPr>
+      <w:r>
+        <w:t xml:space="preserve">No part of this work has been submitted elsewhere for any degree or award.</w:t>
+      </w:r>
+    </w:p>
+    <w:p>
+      <w:pPr>
+        <w:pStyle w:val="BodyText"/>
+      </w:pPr>
+      <w:r>
+        <w:t xml:space="preserve">Signature: ______________________ Date: ______________</w:t>
       </w:r>
     </w:p>
     <w:p>
@@ -522,14 +568,14 @@
         <w:br w:type="page"/>
       </w:r>
     </w:p>
-    <w:bookmarkEnd w:id="20"/>
-    <w:bookmarkStart w:id="21" w:name="declaration"/>
+    <w:bookmarkEnd w:id="21"/>
+    <w:bookmarkStart w:id="22" w:name="acknowledgement"/>
     <w:p>
       <w:pPr>
         <w:pStyle w:val="Heading1"/>
       </w:pPr>
       <w:r>
-        <w:t xml:space="preserve">Declaration</w:t>
+        <w:t xml:space="preserve">Acknowledgement</w:t>
       </w:r>
     </w:p>
     <w:p>
@@ -537,7 +583,23 @@
         <w:pStyle w:val="FirstParagraph"/>
       </w:pPr>
       <w:r>
-        <w:t xml:space="preserve">I, Vishal Raj, admission number 24030480134, enrolled in the B.Tech (Information Technology) programme at B.I.T. Sindri, Dhanbad, declare that the work described in this report, entitled</w:t>
+        <w:t xml:space="preserve">I thank my faculty mentor, Asst. Prof. Mukesh Chandra, for guidance throughout the fellowship, and in particular for the advice in April 2026 to look for internationally published ISR operating records when no Indian ISR data could exist — the decision from which the final methodology descends.</w:t>
+      </w:r>
+    </w:p>
+    <w:p>
+      <w:pPr>
+        <w:pStyle w:val="BodyText"/>
+      </w:pPr>
+      <w:r>
+        <w:t xml:space="preserve">I thank the TEXMiN–BIT Sindri Mining CPS Centre of Excellence and B.I.T. Sindri for the fellowship and for the review panel in August 2026.</w:t>
+      </w:r>
+    </w:p>
+    <w:p>
+      <w:pPr>
+        <w:pStyle w:val="BodyText"/>
+      </w:pPr>
+      <w:r>
+        <w:t xml:space="preserve">This project rests entirely on open data published by others: the Central Ground Water Board (CGWB) and the National Water Informatics Centre (National Water Data Portal), for the 2023 groundwater-quality table of the</w:t>
       </w:r>
       <w:r>
         <w:t xml:space="preserve"> </w:t>
@@ -547,118 +609,10 @@
           <w:i/>
           <w:iCs/>
         </w:rPr>
-        <w:t xml:space="preserve">Smart Water Monitoring: Machine Learning and CPS for Safe &amp; Sustainable Mining</w:t>
-      </w:r>
-      <w:r>
-        <w:t xml:space="preserve"> </w:t>
-      </w:r>
-      <w:r>
-        <w:t xml:space="preserve">(system name</w:t>
-      </w:r>
-      <w:r>
-        <w:t xml:space="preserve"> </w:t>
-      </w:r>
-      <w:r>
-        <w:rPr>
-          <w:i/>
-          <w:iCs/>
-        </w:rPr>
-        <w:t xml:space="preserve">JalDrishti</w:t>
-      </w:r>
-      <w:r>
-        <w:t xml:space="preserve">), was carried out by me under the guidance of my faculty mentor during the TEXMiN–BIT Sindri UG Fellowship 2025–26.</w:t>
-      </w:r>
-    </w:p>
-    <w:p>
-      <w:pPr>
-        <w:pStyle w:val="BodyText"/>
-      </w:pPr>
-      <w:r>
-        <w:t xml:space="preserve">All sources of data, published methods and prior work used in this project are acknowledged in the text and in the reference list. Numerical results reported here were regenerated from the repository at the commit named on the title page, and every quantitative claim is traceable to a file, a test, a dataset row count or a citation in the Source-to-Claim Register (Appendix H).</w:t>
-      </w:r>
-    </w:p>
-    <w:p>
-      <w:pPr>
-        <w:pStyle w:val="BodyText"/>
-      </w:pPr>
-      <w:r>
-        <w:t xml:space="preserve">AI-assisted software tooling (Claude, Anthropic) was used throughout the project for software development, code review, documentation and drafting, under my direction and review; the design decisions, the datasets chosen, the scientific assumptions adopted and the interpretation of results are my responsibility. This is stated plainly because it is true and because the project’s own working rule was that anything weaker than it looks must be written down rather than left for a reader to discover.</w:t>
-      </w:r>
-    </w:p>
-    <w:p>
-      <w:pPr>
-        <w:pStyle w:val="BodyText"/>
-      </w:pPr>
-      <w:r>
-        <w:t xml:space="preserve">The proposal carried a TEXMiN CoE declaration on intellectual property and confidentiality (proposal page 6). Where the final report requires that institutional wording, it is to be attached in the institutional form; this declaration does not replace it.</w:t>
-      </w:r>
-    </w:p>
-    <w:p>
-      <w:pPr>
-        <w:pStyle w:val="BodyText"/>
-      </w:pPr>
-      <w:r>
-        <w:t xml:space="preserve">No part of this work has been submitted elsewhere for any degree or award.</w:t>
-      </w:r>
-    </w:p>
-    <w:p>
-      <w:pPr>
-        <w:pStyle w:val="BodyText"/>
-      </w:pPr>
-      <w:r>
-        <w:t xml:space="preserve">Signature: ______________________ Date: ______________</w:t>
-      </w:r>
-    </w:p>
-    <w:p>
-      <w:r>
-        <w:br w:type="page"/>
-      </w:r>
-    </w:p>
-    <w:bookmarkEnd w:id="21"/>
-    <w:bookmarkStart w:id="22" w:name="acknowledgement"/>
-    <w:p>
-      <w:pPr>
-        <w:pStyle w:val="Heading1"/>
-      </w:pPr>
-      <w:r>
-        <w:t xml:space="preserve">Acknowledgement</w:t>
-      </w:r>
-    </w:p>
-    <w:p>
-      <w:pPr>
-        <w:pStyle w:val="FirstParagraph"/>
-      </w:pPr>
-      <w:r>
-        <w:t xml:space="preserve">I thank my faculty mentor for guidance throughout the fellowship, and in particular for the advice in April 2026 to look for internationally published ISR operating records when no Indian ISR data could exist — the decision from which the final methodology descends.</w:t>
-      </w:r>
-    </w:p>
-    <w:p>
-      <w:pPr>
-        <w:pStyle w:val="BodyText"/>
-      </w:pPr>
-      <w:r>
-        <w:t xml:space="preserve">I thank the TEXMiN–BIT Sindri Mining CPS Centre of Excellence and B.I.T. Sindri for the fellowship and for the review panel in August 2026.</w:t>
-      </w:r>
-    </w:p>
-    <w:p>
-      <w:pPr>
-        <w:pStyle w:val="BodyText"/>
-      </w:pPr>
-      <w:r>
-        <w:t xml:space="preserve">This project rests entirely on open data published by others: the Central Ground Water Board (CGWB) and the National Water Informatics Centre (National Water Data Portal), for the 2023 groundwater-quality table of the</w:t>
-      </w:r>
-      <w:r>
-        <w:t xml:space="preserve"> </w:t>
-      </w:r>
-      <w:r>
-        <w:rPr>
-          <w:i/>
-          <w:iCs/>
-        </w:rPr>
         <w:t xml:space="preserve">Annual Ground Water Quality Report 2024</w:t>
       </w:r>
       <w:r>
-        <w:t xml:space="preserve">, the 2013–2021 water-level record (via India-WRIS and the India Data Portal), the 2000–2021 chemistry record, the NAQUIM aquifer-mapping reports and the East Singhbhum groundwater information booklet; the Geological Survey of India and the National Remote Sensing Centre (ISRO), whose 1:50,000 lineament layer is served on Bhuvan; the International Atomic Energy Agency for the UDEPO deposit database; the U.S. Geological Survey for the two Texas ISR data releases; the European Space Agency / Copernicus programme for the GLO-30 digital elevation model, distributed by OpenTopography; and Lehner &amp; Grill for HydroRIVERS. The published Jaduguda studies by the Bhabha Atomic Research Centre and the Indian School of Mines provided the only local measurements of mine-water uranium and radium.</w:t>
+        <w:t xml:space="preserve">, the 2013–2021 water-level record (via India-WRIS and the India Data Portal), the 2000–2021 chemistry record, the NAQUIM aquifer-mapping reports and the East Singhbhum groundwater information booklet; the Geological Survey of India and the National Remote Sensing Centre (ISRO), whose 1:50,000 lineament layer is served on Bhuvan; the International Atomic Energy Agency for the UDEPO deposit database; the U.S. Geological Survey for the two Texas ISR data releases; the European Space Agency / Copernicus programme for the GLO-30 digital elevation model, distributed by OpenTopography; and Lehner &amp; Grill for HydroRIVERS. The published Jaduguda studies of the Bhabha Atomic Research Centre provided the only local measurements of mine-water uranium and groundwater radium used here, and the Indian School of Mines study of groundwater around Bagjata and Banduhurang the only local heavy-metal measurements.</w:t>
       </w:r>
     </w:p>
     <w:p>
@@ -1124,7 +1078,7 @@
         <w:pStyle w:val="BodyText"/>
       </w:pPr>
       <w:r>
-        <w:t xml:space="preserve">The Singhbhum Shear Zone of East Singhbhum district hosts India’s oldest uranium mines — Jaduguda, Bhatin, Narwapahar, Turamdih, Banduhurang, Mohuldih and Bagjata — all of them conventional underground or open-pit operations run by the Uranium Corporation of India Ltd. The ore is uraninite in quartz–chlorite–biotite schists with abundant sulphides (chalcopyrite, pyrite, pyrrhotite); it is simultaneously a copper belt. None of these mines is an ISR operation, and this distinction is the premise of everything that follows.</w:t>
+        <w:t xml:space="preserve">The Singhbhum Shear Zone, in East Singhbhum and Saraikela-Kharsawan districts, hosts India’s principal uranium deposits — Jaduguda, Bhatin, Narwapahar, Turamdih, Banduhurang, Mohuldih and Bagjata [43] — all of them conventional underground or open-pit operations run by the Uranium Corporation of India Ltd. [24]. The ore is uraninite in structurally controlled metamorphic host rock [43], [64], accompanied by sulphides — pyrite and chalcopyrite among them — in what is a uranium–copper–iron deposit [65]. None of these mines is an ISR operation, and this distinction is the premise of everything that follows.</w:t>
       </w:r>
     </w:p>
     <w:p>
@@ -1141,7 +1095,7 @@
         <w:t xml:space="preserve">“in-situ leach”</w:t>
       </w:r>
       <w:r>
-        <w:t xml:space="preserve">) is the technique that now produces the majority of the world’s uranium. Instead of excavating ore, an operator drills injection and recovery wells into a permeable, confined, sandstone-hosted ore body, injects a</w:t>
+        <w:t xml:space="preserve">) supplied 56 % of the uranium mined worldwide in 2022 [68]. Instead of excavating ore, an operator drills injection and recovery wells into a permeable, confined, sandstone-hosted ore body, injects a</w:t>
       </w:r>
       <w:r>
         <w:t xml:space="preserve"> </w:t>
@@ -1199,7 +1153,7 @@
         <w:t xml:space="preserve"> </w:t>
       </w:r>
       <w:r>
-        <w:t xml:space="preserve">by groundwater sweep, reverse osmosis and sometimes chemical reductants, and then monitored for stability [12], [13]. ISR mobilises not only uranium but sulphate, total dissolved solids, radium-226 and, depending on the ore, arsenic, selenium and molybdenum [15], [17].</w:t>
+        <w:t xml:space="preserve">by groundwater sweep, reverse osmosis and sometimes chemical reductants, and then monitored for stability [12], [13]. ISR mobilises not only uranium but sulphate, total dissolved solids, radium-226 and, depending on the ore, arsenic, selenium and molybdenum [15], [17], [63].</w:t>
       </w:r>
     </w:p>
     <w:p>
@@ -1362,7 +1316,7 @@
         <w:t xml:space="preserve"> </w:t>
       </w:r>
       <w:r>
-        <w:t xml:space="preserve">The ISR screening literature and every commercial ISR operation on Earth concern unconsolidated or weakly consolidated sandstone aquifers [12], [15]–[17]. Transferring that experience to a fractured metamorphic shear zone requires a stated model of fractured-rock transport — dual porosity, matrix diffusion, fracture-fabric anisotropy — and a statement of which of its parameters are measured locally (§4.4–§4.5, §5.1).</w:t>
+        <w:t xml:space="preserve">The ISR screening literature concerns unconsolidated or weakly consolidated sandstone aquifers [12], [15]–[17], because the method needs an ore body in porous, water-saturated sand or sandstone, sealed by low-permeability beds on both sides so that the lixiviant can be steered [68]. Transferring that experience to a fractured metamorphic shear zone requires a stated model of fractured-rock transport — dual porosity, matrix diffusion, fracture-fabric anisotropy — and a statement of which of its parameters are measured locally (§4.4–§4.5, §5.1).</w:t>
       </w:r>
     </w:p>
     <w:p>
@@ -3182,7 +3136,7 @@
         <w:t xml:space="preserve"> </w:t>
       </w:r>
       <w:r>
-        <w:t xml:space="preserve">provide for this problem. The synthesis in §2.8 is the research gap. The first month’s reading (MPR Nov 2025) covered monitoring-network design guidance and ISR contamination mechanisms; the ISR regulatory and Texas literature entered in April 2026; the transport-theory, conformal-prediction and Jaduguda literature entered with the June rebuild; and the sensitivity-analysis and hydrochemical-QA references entered with R17 in September 2026.</w:t>
+        <w:t xml:space="preserve">provide for this problem. The synthesis in §2.8 is the research gap. The first month’s reading (MPR Nov 2025) covered monitoring-network design guidance [67] and ISR contamination mechanisms [63]; the ISR regulatory and Texas literature entered in April 2026; the transport-theory, conformal-prediction and Jaduguda literature entered with the June rebuild; and the sensitivity-analysis and hydrochemical-QA references entered with R17 in September 2026.</w:t>
       </w:r>
     </w:p>
     <w:bookmarkStart w:id="35" w:name="X3570021b00b2d71540b4c20edd67a92f44cbe9d"/>
@@ -3537,7 +3491,7 @@
         <w:t xml:space="preserve"> </w:t>
       </w:r>
       <w:r>
-        <w:t xml:space="preserve">§3 D-list). The reasons were data and question: three of DRASTIC’s seven layers (soil, recharge, vadose zone) would have been invented for Jharkhand rather than measured; and the question is not</w:t>
+        <w:t xml:space="preserve">§3 D-list). The reasons were data and question: three of DRASTIC’s seven layers (soil, recharge, vadose zone) [53] would have been invented for Jharkhand rather than measured; and the question is not</w:t>
       </w:r>
       <w:r>
         <w:t xml:space="preserve"> </w:t>
@@ -3708,19 +3662,7 @@
         <w:pStyle w:val="FirstParagraph"/>
       </w:pPr>
       <w:r>
-        <w:t xml:space="preserve">The flow field a plume rides on is, in textbook practice, estimated from hydraulic heads at three or more wells by a plane fit [1]; the project generalises that to a distance-weighted plane fit on a 5 km grid from 398 CGWB stations, with head taken as elevation minus depth-to-water and a smoothed-DEM fallback where stations are sparse — the</w:t>
-      </w:r>
-      <w:r>
-        <w:t xml:space="preserve"> </w:t>
-      </w:r>
-      <w:r>
-        <w:t xml:space="preserve">“water table as a subdued replica of topography”</w:t>
-      </w:r>
-      <w:r>
-        <w:t xml:space="preserve"> </w:t>
-      </w:r>
-      <w:r>
-        <w:t xml:space="preserve">assumption that is standard for hard-rock terrain. Fracture fabric is mapped by the Geological Survey of India’s lineament programme [42]; axial (doubled-angle) circular statistics are the standard way to average undirected orientations, and the circular variance measures alignment. The vertical structure comes from CGWB’s NAQUIM aquifer-mapping reports [37], [38], which for each district give the weathered-zone base, the depth range of productive fractures and the confined or semi-confined state of the deeper aquifer. Aquifer properties at the polygon scale are CGWB’s; where a polygon carries no value the project fills from Freeze &amp; Cherry’s lithology-typical ranges [1], flagged as literature. The global permeability–porosity map GLHYMPS [62] was catalogued in the dataset survey but not used, because the CGWB polygons are finer and local.</w:t>
+        <w:t xml:space="preserve">The flow field a plume rides on is, in textbook practice, estimated from hydraulic heads at three or more wells by a plane fit [1]; the project generalises that to a distance-weighted plane fit on a 5 km grid from 398 CGWB stations, with head taken as elevation minus depth-to-water and a smoothed-DEM fallback where stations are sparse — the assumption, standard for hard-rock terrain, that the water table is a subdued replica of the topography [1]. Fracture fabric is mapped by the Geological Survey of India’s lineament programme [42]; axial (doubled-angle) circular statistics are the standard way to average undirected orientations, and the circular variance measures alignment [71]. The vertical structure comes from CGWB’s NAQUIM aquifer-mapping reports [37], [38], which for each district give the weathered-zone base, the depth range of productive fractures and the confined or semi-confined state of the deeper aquifer. Aquifer properties at the polygon scale are CGWB’s; where a polygon carries no value the project fills from Freeze &amp; Cherry’s lithology-typical ranges [1], flagged as literature. The global permeability–porosity map GLHYMPS [62] was catalogued in the dataset survey but not used, because the CGWB polygons are finer and local.</w:t>
       </w:r>
     </w:p>
     <w:p>
@@ -3732,7 +3674,7 @@
           <w:i/>
           <w:iCs/>
         </w:rPr>
-        <w:t xml:space="preserve">What the state-scale hydrogeological literature does not provide is any property at ore depth: every CGWB value characterises the drinking-water aquifer in the upper tens of metres, and no deep piezometry, packer test or tracer test for the Singhbhum Shear Zone has been published.</w:t>
+        <w:t xml:space="preserve">What the state-scale hydrogeological literature does not provide is any property at ore depth: every CGWB value characterises the drinking-water aquifer in the upper tens of metres, and the project’s literature search found no published deep piezometry, packer test or tracer test for the Singhbhum Shear Zone.</w:t>
       </w:r>
     </w:p>
     <w:bookmarkEnd w:id="39"/>
@@ -3750,7 +3692,7 @@
         <w:pStyle w:val="FirstParagraph"/>
       </w:pPr>
       <w:r>
-        <w:t xml:space="preserve">CGWB’s network-design practice is coverage-based — stations per unit area and distance to the nearest observation — and the first month’s reading of monitoring-network design guidance (MPR Nov 2025) confirmed that the classical objectives are spatial coverage, temporal frequency and representativeness. ISR-specific monitoring is prescriptive: NUREG-1569 [12] fixes the ring distance, the indicator panel, the sampling interval and the statistical form of the control limit (a simple percentage over baseline is permitted; the preferred rules — mean plus five standard deviations, or ASTM D6312 [61] — require a per-well temporal baseline). Optimal-network design in the research literature sets siting as an optimisation of an information objective, typically variance reduction of a kriged field or of a model’s prediction.</w:t>
+        <w:t xml:space="preserve">CGWB’s network-design practice is coverage-based — stations per unit area and distance to the nearest observation — and the first month’s reading of monitoring-network design guidance [67] (MPR Nov 2025) confirmed that the classical objectives are spatial coverage, temporal frequency and representativeness. ISR-specific monitoring is prescriptive: NUREG-1569 [12] fixes the ring distance, the indicator panel, the sampling interval and the statistical form of the control limit (a simple percentage over baseline is permitted; the preferred rules — mean plus five standard deviations, or ASTM D6312 [61] — require a per-well temporal baseline). Optimal-network design in the research literature sets siting as an optimisation of an information objective, typically variance reduction of a kriged field or of a model’s prediction.</w:t>
       </w:r>
     </w:p>
     <w:p>
@@ -3815,7 +3757,7 @@
         <w:pStyle w:val="FirstParagraph"/>
       </w:pPr>
       <w:r>
-        <w:t xml:space="preserve">A cyber-physical system (CPS) in the environmental-monitoring sense couples a physical layer (sensors, telemetry), a data layer (ingest, storage, provenance), a computation layer (models), a decision layer (thresholds, classifications) and an action layer (alerts, control), with feedback. The proposal’s CPS genesis (proposal §10) described</w:t>
+        <w:t xml:space="preserve">A cyber-physical system (CPS) joins computation to a physical process: networked embedded computers observe and steer the process, typically in a feedback loop [70]. For environmental monitoring this report reads that as five layers — physical (sensors, telemetry), data (ingest, storage, provenance), computation (models), decision (thresholds, classifications) and action (alerts, control) — with feedback between them. The proposal’s CPS genesis (proposal §10) described</w:t>
       </w:r>
       <w:r>
         <w:t xml:space="preserve"> </w:t>
@@ -3827,7 +3769,7 @@
         <w:t xml:space="preserve"> </w:t>
       </w:r>
       <w:r>
-        <w:t xml:space="preserve">The literature distinguishes systems with a sensing layer from decision-support systems that consume a manual record; what makes a loop</w:t>
+        <w:t xml:space="preserve">This report distinguishes a system with a sensing layer from a decision-support system that consumes a manual record; what makes a loop</w:t>
       </w:r>
       <w:r>
         <w:t xml:space="preserve"> </w:t>
@@ -3839,7 +3781,7 @@
         <w:t xml:space="preserve"> </w:t>
       </w:r>
       <w:r>
-        <w:t xml:space="preserve">is that a threshold crossing produces a delivered notification and an acknowledged action, whether or not the sensing is automatic.</w:t>
+        <w:t xml:space="preserve">here is that a threshold crossing produces a delivered notification and an acknowledged action, whether or not the sensing is automatic.</w:t>
       </w:r>
     </w:p>
     <w:p>
@@ -4006,7 +3948,7 @@
         <w:t xml:space="preserve"> </w:t>
       </w:r>
       <w:r>
-        <w:t xml:space="preserve">The seven UCIL mines of the Singhbhum Shear Zone are conventional operations in fractured metamorphic rock; every commercial ISR operation on Earth is in unconsolidated or weakly consolidated sandstone, and commercial ISR is not physically plausible in schist-hosted uraninite ore. The project’s fidelity matrix records this as its first-ranked disconnect (</w:t>
+        <w:t xml:space="preserve">The seven UCIL mines of the Singhbhum Shear Zone are conventional operations in fractured metamorphic rock; the method needs an ore body in porous, water-saturated sand or sandstone sealed by low-permeability beds above and below [68], and commercial ISR is not physically plausible in schist-hosted uraninite ore. The project’s fidelity matrix records this as its first-ranked disconnect (</w:t>
       </w:r>
       <w:r>
         <w:rPr>
@@ -7627,7 +7569,7 @@
         <w:t xml:space="preserve"> </w:t>
       </w:r>
       <w:r>
-        <w:t xml:space="preserve">Iron and arsenic are 0 % populated in the 2023 file; manganese has no column; the 2000–2021 file has none of the three. The proposal named all three. They are reported as</w:t>
+        <w:t xml:space="preserve">Iron and arsenic are 0 % populated in the 2023 file; manganese has no column; the 2000–2021 file has none of the three. The proposal named all three. The absence matters in the uranium belt specifically: the one published groundwater heavy-metal survey near two Singhbhum deposits (Bagjata and Banduhurang, ten samples each) found iron up to 5.3 mg/L and manganese up to 1.3 mg/L, above the drinking-water limits, while lead, copper and nickel were within them [23]. They are reported as</w:t>
       </w:r>
       <w:r>
         <w:t xml:space="preserve"> </w:t>
@@ -7768,7 +7710,7 @@
           <w:b/>
           <w:bCs/>
         </w:rPr>
-        <w:t xml:space="preserve">A demo field observation is in the tracked ore dataset.</w:t>
+        <w:t xml:space="preserve">A demo field observation had been left in the tracked ore dataset — found while writing this report, and removed.</w:t>
       </w:r>
       <w:r>
         <w:t xml:space="preserve"> </w:t>
@@ -7795,22 +7737,7 @@
         <w:t xml:space="preserve">“lots of Uranium”</w:t>
       </w:r>
       <w:r>
-        <w:t xml:space="preserve">) was approved and synced into</w:t>
-      </w:r>
-      <w:r>
-        <w:t xml:space="preserve"> </w:t>
-      </w:r>
-      <w:r>
-        <w:rPr>
-          <w:rStyle w:val="VerbatimChar"/>
-        </w:rPr>
-        <w:t xml:space="preserve">Datasets/Jharkhand Ore/jharkhand_uranium_deposits.csv</w:t>
-      </w:r>
-      <w:r>
-        <w:t xml:space="preserve"> </w:t>
-      </w:r>
-      <w:r>
-        <w:t xml:space="preserve">as an</w:t>
+        <w:t xml:space="preserve">) was approved and synced into the tracked ore files as an</w:t>
       </w:r>
       <w:r>
         <w:t xml:space="preserve"> </w:t>
@@ -7841,7 +7768,22 @@
         <w:t xml:space="preserve"> </w:t>
       </w:r>
       <w:r>
-        <w:t xml:space="preserve">stopped the belt envelope spreading from it, but the record itself remains, and on the report commit the engine resolves a</w:t>
+        <w:t xml:space="preserve">stopped the belt envelope spreading from it, but the record itself remained, and at commit</w:t>
+      </w:r>
+      <w:r>
+        <w:t xml:space="preserve"> </w:t>
+      </w:r>
+      <w:r>
+        <w:rPr>
+          <w:rStyle w:val="VerbatimChar"/>
+        </w:rPr>
+        <w:t xml:space="preserve">476a4a9</w:t>
+      </w:r>
+      <w:r>
+        <w:t xml:space="preserve"> </w:t>
+      </w:r>
+      <w:r>
+        <w:t xml:space="preserve">the engine resolved a</w:t>
       </w:r>
       <w:r>
         <w:t xml:space="preserve"> </w:t>
@@ -7857,17 +7799,37 @@
         <w:t xml:space="preserve"> </w:t>
       </w:r>
       <w:r>
-        <w:t xml:space="preserve">uranium source term (25,300 ppb) at that point.</w:t>
-      </w:r>
-      <w:r>
-        <w:t xml:space="preserve"> </w:t>
-      </w:r>
-      <w:r>
-        <w:rPr>
-          <w:b/>
-          <w:bCs/>
-        </w:rPr>
-        <w:t xml:space="preserve">Found during the writing of this report; recorded here as a data-hygiene defect to be removed through the dataset manager before any further use, and listed in §8 and Appendix H.</w:t>
+        <w:t xml:space="preserve">uranium source term (25,300 ppb) at that point. The sync had written it to two files: the deposit outlines (</w:t>
+      </w:r>
+      <w:r>
+        <w:rPr>
+          <w:rStyle w:val="VerbatimChar"/>
+        </w:rPr>
+        <w:t xml:space="preserve">Datasets/Jharkhand Ore/jharkhand_uranium_deposits.csv</w:t>
+      </w:r>
+      <w:r>
+        <w:t xml:space="preserve">) and the UDEPO grade sheet (</w:t>
+      </w:r>
+      <w:r>
+        <w:rPr>
+          <w:rStyle w:val="VerbatimChar"/>
+        </w:rPr>
+        <w:t xml:space="preserve">Datasets/udepo_uranium_deposits.xlsx</w:t>
+      </w:r>
+      <w:r>
+        <w:t xml:space="preserve">, row</w:t>
+      </w:r>
+      <w:r>
+        <w:t xml:space="preserve"> </w:t>
+      </w:r>
+      <w:r>
+        <w:rPr>
+          <w:rStyle w:val="VerbatimChar"/>
+        </w:rPr>
+        <w:t xml:space="preserve">FIELD-7fe0ffaf</w:t>
+      </w:r>
+      <w:r>
+        <w:t xml:space="preserve">). On 24 September 2026 the outline row was removed through the dataset manager’s audited row-delete path, and the grade sheet — whose demo row carried no provenance marker, so the row-delete path refuses it as an original row — was restored to the IAEA export as first committed on 7 July 2026; the pin now resolves to no ore zone. The production database was checked and held no copy of the observation; its only registered site (Jaduguda) lies 82 km away, and no result in §6 was computed at or near the demo point. Two engine tests that had run only because the demo row existed now supply their own synthetic sighting. The lesson is recorded because it generalises: a test fixture that reads live data can pass for the wrong reason.</w:t>
       </w:r>
     </w:p>
     <w:bookmarkEnd w:id="48"/>
@@ -8923,7 +8885,7 @@
               <w:pStyle w:val="Compact"/>
             </w:pPr>
             <w:r>
-              <w:t xml:space="preserve">[18]; mineralogy tilt</w:t>
+              <w:t xml:space="preserve">[18]; mineralogy tilt [64], [65]</w:t>
             </w:r>
           </w:p>
         </w:tc>
@@ -9878,7 +9840,7 @@
           <wp:inline>
             <wp:extent cx="5334000" cy="4250199"/>
             <wp:effectExtent b="0" l="0" r="0" t="0"/>
-            <wp:docPr descr="Figure 4.3 — The baked groundwater flow field: 5 km cells, arrows down-gradient, station-fitted cells and DEM-fallback cells distinguished; 398 CGWB stations, GLO-30 DEM. Source: ml_pipeline/data_prep/artifacts/flow_field.png." title="" id="53" name="Picture"/>
+            <wp:docPr descr="Figure 4.3 — The baked groundwater flow field: 5 km cells, arrows down-gradient, station-fitted cells and DEM-fallback cells distinguished; 398 CGWB stations [40], GLO-30 DEM [44]. Source: ml_pipeline/data_prep/artifacts/flow_field.png." title="" id="53" name="Picture"/>
             <a:graphic>
               <a:graphicData uri="http://schemas.openxmlformats.org/drawingml/2006/picture">
                 <pic:pic>
@@ -9921,7 +9883,7 @@
         <w:pStyle w:val="ImageCaption"/>
       </w:pPr>
       <w:r>
-        <w:t xml:space="preserve">Figure 4.3 — The baked groundwater flow field: 5 km cells, arrows down-gradient, station-fitted cells and DEM-fallback cells distinguished; 398 CGWB stations, GLO-30 DEM. Source:</w:t>
+        <w:t xml:space="preserve">Figure 4.3 — The baked groundwater flow field: 5 km cells, arrows down-gradient, station-fitted cells and DEM-fallback cells distinguished; 398 CGWB stations [40], GLO-30 DEM [44]. Source:</w:t>
       </w:r>
       <w:r>
         <w:t xml:space="preserve"> </w:t>
@@ -9963,7 +9925,10 @@
         <w:t xml:space="preserve">R̄ = |mean(e^{2iθ})|</w:t>
       </w:r>
       <w:r>
-        <w:t xml:space="preserve">, and the circular variance</w:t>
+        <w:t xml:space="preserve"> </w:t>
+      </w:r>
+      <w:r>
+        <w:t xml:space="preserve">[71], and the circular variance</w:t>
       </w:r>
       <w:r>
         <w:t xml:space="preserve"> </w:t>
@@ -10005,7 +9970,7 @@
           <wp:inline>
             <wp:extent cx="5334000" cy="3767057"/>
             <wp:effectExtent b="0" l="0" r="0" t="0"/>
-            <wp:docPr descr="Figure 4.4 — The fracture-strike field from 1,826 GSI lineament segments: mean strike and circular variance per 5 km cell. Source: ml_pipeline/data_prep/artifacts/strike_field.png." title="" id="56" name="Picture"/>
+            <wp:docPr descr="Figure 4.4 — The fracture-strike field from 1,826 GSI–NRSC lineament segments: mean strike and circular variance per 5 km cell; lineaments from the GSI–NRSC 1:50,000 layer [42]. Source: ml_pipeline/data_prep/artifacts/strike_field.png." title="" id="56" name="Picture"/>
             <a:graphic>
               <a:graphicData uri="http://schemas.openxmlformats.org/drawingml/2006/picture">
                 <pic:pic>
@@ -10048,7 +10013,7 @@
         <w:pStyle w:val="ImageCaption"/>
       </w:pPr>
       <w:r>
-        <w:t xml:space="preserve">Figure 4.4 — The fracture-strike field from 1,826 GSI lineament segments: mean strike and circular variance per 5 km cell. Source:</w:t>
+        <w:t xml:space="preserve">Figure 4.4 — The fracture-strike field from 1,826 GSI–NRSC lineament segments: mean strike and circular variance per 5 km cell; lineaments from the GSI–NRSC 1:50,000 layer [42]. Source:</w:t>
       </w:r>
       <w:r>
         <w:t xml:space="preserve"> </w:t>
@@ -12127,7 +12092,7 @@
         <w:t xml:space="preserve"> </w:t>
       </w:r>
       <w:r>
-        <w:t xml:space="preserve">From capture-zone theory, a wellfield with net extraction Q_net in regional Darcy flux q through thickness b and width W captures the fraction</w:t>
+        <w:t xml:space="preserve">From capture-zone theory [69], a wellfield with net extraction Q_net in regional Darcy flux q through thickness b and width W captures the fraction</w:t>
       </w:r>
     </w:p>
     <w:p>
@@ -14264,7 +14229,7 @@
         <w:pStyle w:val="FirstParagraph"/>
       </w:pPr>
       <w:r>
-        <w:t xml:space="preserve">and the disc radius scales with √min(1, PV) so that nothing is drawn before pore volumes have been injected (a July defect drew 7.07 ha at t = 0). The disc is unioned into the</w:t>
+        <w:t xml:space="preserve">The gain (0.40) and the reference scale (2 bulk volumes) are project assumptions with no field grounding — marked ⚑ in Table 3.3 and listed in Appendix E.2. The disc radius scales with √min(1, PV) so that nothing is drawn before pore volumes have been injected (a July defect drew 7.07 ha at t = 0). The disc is unioned into the</w:t>
       </w:r>
       <w:r>
         <w:t xml:space="preserve"> </w:t>
@@ -14342,7 +14307,7 @@
         <w:t xml:space="preserve"> </w:t>
       </w:r>
       <w:r>
-        <w:t xml:space="preserve">sweep time, anchored so that the 5.0-year reference sweep reproduces the paired Texas endpoint and floored at 0.02 (the irreducible residual):</w:t>
+        <w:t xml:space="preserve">sweep time, anchored so that the 5.0-year reference sweep reproduces the paired Texas endpoint [15], [16] and floored at 0.02 (the irreducible residual):</w:t>
       </w:r>
     </w:p>
     <w:p>
@@ -14974,7 +14939,7 @@
         <w:t xml:space="preserve"> </w:t>
       </w:r>
       <w:r>
-        <w:t xml:space="preserve">velocity, so that uranium already immobilised by sorption is not charged the reduction rate twice) and time (the years the sweep held the plume still). k is log-triangular (0.05, 0.20, 0.70)/yr per scenario, with the mode tilted by ore-zone mineralogy (deposit 0.35, belt 0.28, non-ore 0.12/yr) and a ×0.5–2 per-draw multiplier; the 0.70 ceiling is the intact-rock value from the Wyoming cross-hole test [18]. It applies to uranium only — sulphate, TDS and chloride are conservative — and never to the source disc, whose reductants the lixiviant deliberately oxidised. The consequence is a finite steady-state extent,</w:t>
+        <w:t xml:space="preserve">velocity, so that uranium already immobilised by sorption is not charged the reduction rate twice) and time (the years the sweep held the plume still). k is log-triangular (0.05, 0.20, 0.70)/yr per scenario, with the mode tilted by ore-zone mineralogy — the ore is sulphide-bearing [64], [65], so its reducing capacity is richer than the oxidised country rock’s (deposit 0.35, belt 0.28, non-ore 0.12/yr) and a ×0.5–2 per-draw multiplier; the 0.70 ceiling is the intact-rock value from the Wyoming cross-hole test [18]. It applies to uranium only — sulphate, TDS and chloride are conservative — and never to the source disc, whose reductants the lixiviant deliberately oxidised. The consequence is a finite steady-state extent,</w:t>
       </w:r>
       <w:r>
         <w:t xml:space="preserve"> </w:t>
@@ -16009,7 +15974,7 @@
         <w:pStyle w:val="FirstParagraph"/>
       </w:pPr>
       <w:r>
-        <w:t xml:space="preserve">Each head minimises the pinball loss</w:t>
+        <w:t xml:space="preserve">Each head minimises the pinball (quantile) loss of quantile regression [72],</w:t>
       </w:r>
       <w:r>
         <w:t xml:space="preserve"> </w:t>
@@ -16145,7 +16110,10 @@
         <w:t xml:space="preserve">Mondrian</w:t>
       </w:r>
       <w:r>
-        <w:t xml:space="preserve">: the correction is computed per regime × species cell (eight cells), so fractured uranium does not borrow sulphate’s error. And because rows of one scenario are correlated, the gate is</w:t>
+        <w:t xml:space="preserve"> </w:t>
+      </w:r>
+      <w:r>
+        <w:t xml:space="preserve">[28]: the correction is computed per regime × species cell (eight cells), so fractured uranium does not borrow sulphate’s error. And because rows of one scenario are correlated, the gate is</w:t>
       </w:r>
       <w:r>
         <w:t xml:space="preserve"> </w:t>
@@ -17583,7 +17551,7 @@
         <w:t xml:space="preserve"> </w:t>
       </w:r>
       <w:r>
-        <w:t xml:space="preserve">sweeps thirteen inputs — group A, the seven registered ungrounded constants that enter the plan-view solve (β, ω, aperture, D_e, the two disc-growth constants, the attribution floor); group B, six resolved hydrogeological inputs with their Monte-Carlo or literature ranges (K, gradient, mobile porosity, Kd, C₀, k) — at three reference sites (the Jaduguda deposit, a belt point, a non-ore point at Ranchi) for uranium and sulphate at 20 years with 8 years of operation and a 3-year sweep. One-at-a-time elasticities are taken at 7 points per input; Sobol first-order (Saltelli 2010 [50]) and total-order (Jansen 1999 [51]) indices at a base sample of N = 256 (≈ 3,600–3,800 analytical evaluations per site and species), on log-transformed outputs where the range exceeds 20×. Outputs that are constant over the whole design (uranium at a non-ore pin, where the source is suppressed) or pinned at the attribution floor are reported as</w:t>
+        <w:t xml:space="preserve">sweeps thirteen inputs — group A, the seven registered ungrounded constants that enter the plan-view solve (β, ω, aperture, D_e, the two disc-growth constants, the attribution floor); group B, six resolved hydrogeological inputs with their Monte-Carlo or literature ranges (K, gradient, mobile porosity, Kd, C₀, k) — at three reference sites (the Jaduguda deposit, a belt point, a non-ore point at Ranchi) for uranium and sulphate at 20 years with 8 years of operation and a 3-year sweep. One-at-a-time elasticities are taken at 7 points per input; Sobol [52] first-order (Saltelli 2010 [50]) and total-order (Jansen 1999 [51]) indices at a base sample of N = 256 (≈ 3,600–3,800 analytical evaluations per site and species), on log-transformed outputs where the range exceeds 20×. Outputs that are constant over the whole design (uranium at a non-ore pin, where the source is suppressed) or pinned at the attribution floor are reported as</w:t>
       </w:r>
       <w:r>
         <w:t xml:space="preserve"> </w:t>
@@ -20092,61 +20060,6 @@
           </w:p>
         </w:tc>
       </w:tr>
-      <w:tr>
-        <w:tc>
-          <w:tcPr/>
-          <w:p>
-            <w:pPr>
-              <w:pStyle w:val="Compact"/>
-            </w:pPr>
-            <w:r>
-              <w:t xml:space="preserve">A demo field observation (</w:t>
-            </w:r>
-            <w:r>
-              <w:rPr>
-                <w:rStyle w:val="VerbatimChar"/>
-              </w:rPr>
-              <w:t xml:space="preserve">jharia</w:t>
-            </w:r>
-            <w:r>
-              <w:t xml:space="preserve">) sits in the tracked ore dataset</w:t>
-            </w:r>
-          </w:p>
-        </w:tc>
-        <w:tc>
-          <w:tcPr/>
-          <w:p>
-            <w:pPr>
-              <w:pStyle w:val="Compact"/>
-            </w:pPr>
-            <w:r>
-              <w:t xml:space="preserve">uranium source term near Dhanbad</w:t>
-            </w:r>
-          </w:p>
-        </w:tc>
-        <w:tc>
-          <w:tcPr/>
-          <w:p>
-            <w:pPr>
-              <w:pStyle w:val="Compact"/>
-            </w:pPr>
-            <w:r>
-              <w:t xml:space="preserve">a deposit-tier hypothetical source where no deposit exists</w:t>
-            </w:r>
-          </w:p>
-        </w:tc>
-        <w:tc>
-          <w:tcPr/>
-          <w:p>
-            <w:pPr>
-              <w:pStyle w:val="Compact"/>
-            </w:pPr>
-            <w:r>
-              <w:t xml:space="preserve">found during this report; §3.5 item 7; to be removed via the dataset manager</w:t>
-            </w:r>
-          </w:p>
-        </w:tc>
-      </w:tr>
     </w:tbl>
     <w:bookmarkEnd w:id="77"/>
     <w:bookmarkStart w:id="78" w:name="modelling-surrogate-limitations"/>
@@ -21588,7 +21501,7 @@
           <wp:inline>
             <wp:extent cx="5334000" cy="2815166"/>
             <wp:effectExtent b="0" l="0" r="0" t="0"/>
-            <wp:docPr descr="Figure 6.1 [M] — The public map: districts coloured by the worst measured health determinand (uranium, nitrate or fluoride) against IS 10500:2012; 14 of 24 districts are High concern, driven by nitrate and fluoride, and grey (Not tested) is never green. Screenshot from the deployed portal, August 2026." title="" id="85" name="Picture"/>
+            <wp:docPr descr="Figure 6.1 [M] — The public map: districts coloured by the worst measured health determinand (uranium, nitrate or fluoride) against IS 10500:2012 [25], from the 2023 CGWB record [39]; 14 of 24 districts are High concern, driven by nitrate and fluoride, and grey (Not tested) is never green. Screenshot from the deployed portal, August 2026. Basemap © OpenStreetMap contributors, available under the Open Database Licence; rendered with Leaflet." title="" id="85" name="Picture"/>
             <a:graphic>
               <a:graphicData uri="http://schemas.openxmlformats.org/drawingml/2006/picture">
                 <pic:pic>
@@ -21631,7 +21544,7 @@
         <w:pStyle w:val="ImageCaption"/>
       </w:pPr>
       <w:r>
-        <w:t xml:space="preserve">Figure 6.1 [M] — The public map: districts coloured by the worst measured health determinand (uranium, nitrate or fluoride) against IS 10500:2012; 14 of 24 districts are High concern, driven by nitrate and fluoride, and grey (</w:t>
+        <w:t xml:space="preserve">Figure 6.1 [M] — The public map: districts coloured by the worst measured health determinand (uranium, nitrate or fluoride) against IS 10500:2012 [25], from the 2023 CGWB record [39]; 14 of 24 districts are High concern, driven by nitrate and fluoride, and grey (</w:t>
       </w:r>
       <w:r>
         <w:rPr>
@@ -21640,7 +21553,7 @@
         <w:t xml:space="preserve">Not tested</w:t>
       </w:r>
       <w:r>
-        <w:t xml:space="preserve">) is never green. Screenshot from the deployed portal, August 2026.</w:t>
+        <w:t xml:space="preserve">) is never green. Screenshot from the deployed portal, August 2026. Basemap © OpenStreetMap contributors, available under the Open Database Licence; rendered with Leaflet.</w:t>
       </w:r>
     </w:p>
     <w:bookmarkEnd w:id="87"/>
@@ -35294,98 +35207,6 @@
           </w:p>
         </w:tc>
       </w:tr>
-      <w:tr>
-        <w:tc>
-          <w:tcPr/>
-          <w:p>
-            <w:pPr>
-              <w:pStyle w:val="Compact"/>
-            </w:pPr>
-            <w:r>
-              <w:t xml:space="preserve">Data hygiene (found in this report)</w:t>
-            </w:r>
-          </w:p>
-        </w:tc>
-        <w:tc>
-          <w:tcPr/>
-          <w:p>
-            <w:pPr>
-              <w:pStyle w:val="Compact"/>
-            </w:pPr>
-            <w:r>
-              <w:t xml:space="preserve">—</w:t>
-            </w:r>
-          </w:p>
-        </w:tc>
-        <w:tc>
-          <w:tcPr/>
-          <w:p>
-            <w:pPr>
-              <w:pStyle w:val="Compact"/>
-            </w:pPr>
-            <w:r>
-              <w:t xml:space="preserve">a demo field observation (</w:t>
-            </w:r>
-            <w:r>
-              <w:rPr>
-                <w:rStyle w:val="VerbatimChar"/>
-              </w:rPr>
-              <w:t xml:space="preserve">jharia</w:t>
-            </w:r>
-            <w:r>
-              <w:t xml:space="preserve">) remains in the tracked ore dataset and resolves a deposit-tier source near Dhanbad</w:t>
-            </w:r>
-          </w:p>
-        </w:tc>
-        <w:tc>
-          <w:tcPr/>
-          <w:p>
-            <w:pPr>
-              <w:pStyle w:val="Compact"/>
-            </w:pPr>
-            <w:r>
-              <w:t xml:space="preserve">—</w:t>
-            </w:r>
-          </w:p>
-        </w:tc>
-        <w:tc>
-          <w:tcPr/>
-          <w:p>
-            <w:pPr>
-              <w:pStyle w:val="Compact"/>
-            </w:pPr>
-            <w:r>
-              <w:rPr>
-                <w:b/>
-                <w:bCs/>
-              </w:rPr>
-              <w:t xml:space="preserve">open</w:t>
-            </w:r>
-          </w:p>
-        </w:tc>
-        <w:tc>
-          <w:tcPr/>
-          <w:p>
-            <w:pPr>
-              <w:pStyle w:val="Compact"/>
-            </w:pPr>
-            <w:r>
-              <w:t xml:space="preserve">§3.5 item 7</w:t>
-            </w:r>
-          </w:p>
-        </w:tc>
-        <w:tc>
-          <w:tcPr/>
-          <w:p>
-            <w:pPr>
-              <w:pStyle w:val="Compact"/>
-            </w:pPr>
-            <w:r>
-              <w:t xml:space="preserve">remove through the dataset manager; re-check the deployed database</w:t>
-            </w:r>
-          </w:p>
-        </w:tc>
-      </w:tr>
     </w:tbl>
     <w:bookmarkEnd w:id="125"/>
     <w:bookmarkStart w:id="126" w:name="conclusion"/>
@@ -35749,90 +35570,364 @@
       </w:r>
     </w:p>
     <w:p>
-      <w:pPr>
-        <w:pStyle w:val="Compact"/>
-        <w:numPr>
-          <w:ilvl w:val="0"/>
-          <w:numId w:val="1009"/>
-        </w:numPr>
+      <w:r>
+        <w:br w:type="page"/>
+      </w:r>
+    </w:p>
+    <w:bookmarkEnd w:id="127"/>
+    <w:bookmarkStart w:id="128" w:name="references"/>
+    <w:p>
+      <w:pPr>
+        <w:pStyle w:val="Heading1"/>
+      </w:pPr>
+      <w:r>
+        <w:t xml:space="preserve">References</w:t>
+      </w:r>
+    </w:p>
+    <w:p>
+      <w:pPr>
+        <w:pStyle w:val="FirstParagraph"/>
+      </w:pPr>
+      <w:r>
+        <w:t xml:space="preserve">IEEE numeric. Every entry was checked on 21, 23 or 24 September 2026 against one of: its DOI record (Crossref), the publisher’s or issuing body’s page, a library or standards-catalogue record, or — for the five local reference documents (the three EPA K_d volumes, the East Singhbhum booklet and the NRSC lineament manual) — the PDF held in</w:t>
+      </w:r>
+      <w:r>
+        <w:t xml:space="preserve"> </w:t>
+      </w:r>
+      <w:r>
+        <w:rPr>
+          <w:rStyle w:val="VerbatimChar"/>
+        </w:rPr>
+        <w:t xml:space="preserve">Datasets/</w:t>
+      </w:r>
+      <w:r>
+        <w:t xml:space="preserve">. Dataset entries were checked against the files, the download scripts in</w:t>
+      </w:r>
+      <w:r>
+        <w:t xml:space="preserve"> </w:t>
+      </w:r>
+      <w:r>
+        <w:rPr>
+          <w:rStyle w:val="VerbatimChar"/>
+        </w:rPr>
+        <w:t xml:space="preserve">fetch_data/</w:t>
+      </w:r>
+      <w:r>
+        <w:t xml:space="preserve"> </w:t>
+      </w:r>
+      <w:r>
+        <w:t xml:space="preserve">and the provider’s portal where it could be reached. Dataset entries give provider, title, version or year, URL and access date. The download scripts named under</w:t>
+      </w:r>
+      <w:r>
+        <w:t xml:space="preserve"> </w:t>
+      </w:r>
+      <w:r>
+        <w:rPr>
+          <w:rStyle w:val="VerbatimChar"/>
+        </w:rPr>
+        <w:t xml:space="preserve">fetch_data/</w:t>
+      </w:r>
+      <w:r>
+        <w:t xml:space="preserve"> </w:t>
+      </w:r>
+      <w:r>
+        <w:t xml:space="preserve">are kept in the project’s local checkout and are not tracked in git.</w:t>
+      </w:r>
+    </w:p>
+    <w:p>
+      <w:pPr>
+        <w:pStyle w:val="BodyText"/>
       </w:pPr>
       <w:r>
         <w:rPr>
           <w:b/>
           <w:bCs/>
         </w:rPr>
-        <w:t xml:space="preserve">Remove the demo field observation</w:t>
-      </w:r>
-      <w:r>
-        <w:t xml:space="preserve"> </w:t>
-      </w:r>
-      <w:r>
-        <w:t xml:space="preserve">from the ore dataset (§3.5 item 7) and re-verify the deployed database, before any further use of the deployed system.</w:t>
-      </w:r>
-    </w:p>
-    <w:p>
-      <w:r>
-        <w:br w:type="page"/>
-      </w:r>
-    </w:p>
-    <w:bookmarkEnd w:id="127"/>
-    <w:bookmarkStart w:id="128" w:name="references"/>
-    <w:p>
-      <w:pPr>
-        <w:pStyle w:val="Heading1"/>
-      </w:pPr>
-      <w:r>
-        <w:t xml:space="preserve">References</w:t>
-      </w:r>
-    </w:p>
-    <w:p>
-      <w:pPr>
-        <w:pStyle w:val="FirstParagraph"/>
-      </w:pPr>
-      <w:r>
-        <w:t xml:space="preserve">IEEE numeric. Every entry was checked on 21 or 23 September 2026 against one of: its DOI record (Crossref), the publisher’s or issuing body’s page, a library or standards-catalogue record, or — for the five local reference documents (the three EPA K_d volumes, the East Singhbhum booklet and the NRSC lineament manual) — the PDF held in</w:t>
-      </w:r>
-      <w:r>
-        <w:t xml:space="preserve"> </w:t>
-      </w:r>
-      <w:r>
-        <w:rPr>
-          <w:rStyle w:val="VerbatimChar"/>
-        </w:rPr>
-        <w:t xml:space="preserve">Datasets/</w:t>
-      </w:r>
-      <w:r>
-        <w:t xml:space="preserve">. Dataset entries were checked against the files, the download scripts in</w:t>
-      </w:r>
-      <w:r>
-        <w:t xml:space="preserve"> </w:t>
-      </w:r>
-      <w:r>
-        <w:rPr>
-          <w:rStyle w:val="VerbatimChar"/>
-        </w:rPr>
-        <w:t xml:space="preserve">fetch_data/</w:t>
-      </w:r>
-      <w:r>
-        <w:t xml:space="preserve"> </w:t>
-      </w:r>
-      <w:r>
-        <w:t xml:space="preserve">and the provider’s portal where it could be reached; the one detail that could not be confirmed is stated in its entry ([39]). Dataset entries give provider, title, version or year, URL and access date. The download scripts named under</w:t>
-      </w:r>
-      <w:r>
-        <w:t xml:space="preserve"> </w:t>
-      </w:r>
-      <w:r>
-        <w:rPr>
-          <w:rStyle w:val="VerbatimChar"/>
-        </w:rPr>
-        <w:t xml:space="preserve">fetch_data/</w:t>
-      </w:r>
-      <w:r>
-        <w:t xml:space="preserve"> </w:t>
-      </w:r>
-      <w:r>
-        <w:t xml:space="preserve">are kept in the project’s local checkout and are not tracked in git.</w:t>
+        <w:t xml:space="preserve">Transport theory and hydrogeology</w:t>
+      </w:r>
+    </w:p>
+    <w:p>
+      <w:pPr>
+        <w:pStyle w:val="BodyText"/>
+      </w:pPr>
+      <w:r>
+        <w:t xml:space="preserve">[1] R. A. Freeze and J. A. Cherry,</w:t>
+      </w:r>
+      <w:r>
+        <w:t xml:space="preserve"> </w:t>
+      </w:r>
+      <w:r>
+        <w:rPr>
+          <w:i/>
+          <w:iCs/>
+        </w:rPr>
+        <w:t xml:space="preserve">Groundwater</w:t>
+      </w:r>
+      <w:r>
+        <w:t xml:space="preserve">. Englewood Cliffs, NJ: Prentice-Hall, 1979.</w:t>
+      </w:r>
+    </w:p>
+    <w:p>
+      <w:pPr>
+        <w:pStyle w:val="BodyText"/>
+      </w:pPr>
+      <w:r>
+        <w:t xml:space="preserve">[2] P. A. Domenico,</w:t>
+      </w:r>
+      <w:r>
+        <w:t xml:space="preserve"> </w:t>
+      </w:r>
+      <w:r>
+        <w:t xml:space="preserve">“An analytical model for multidimensional transport of a decaying contaminant species,”</w:t>
+      </w:r>
+      <w:r>
+        <w:t xml:space="preserve"> </w:t>
+      </w:r>
+      <w:r>
+        <w:rPr>
+          <w:i/>
+          <w:iCs/>
+        </w:rPr>
+        <w:t xml:space="preserve">Journal of Hydrology</w:t>
+      </w:r>
+      <w:r>
+        <w:t xml:space="preserve">, vol. 91, no. 1–2, pp. 49–58, 1987, doi: 10.1016/0022-1694(87)90127-2.</w:t>
+      </w:r>
+    </w:p>
+    <w:p>
+      <w:pPr>
+        <w:pStyle w:val="BodyText"/>
+      </w:pPr>
+      <w:r>
+        <w:t xml:space="preserve">[3] P. A. Domenico and G. A. Robbins,</w:t>
+      </w:r>
+      <w:r>
+        <w:t xml:space="preserve"> </w:t>
+      </w:r>
+      <w:r>
+        <w:t xml:space="preserve">“A new method of contaminant plume analysis,”</w:t>
+      </w:r>
+      <w:r>
+        <w:t xml:space="preserve"> </w:t>
+      </w:r>
+      <w:r>
+        <w:rPr>
+          <w:i/>
+          <w:iCs/>
+        </w:rPr>
+        <w:t xml:space="preserve">Ground Water</w:t>
+      </w:r>
+      <w:r>
+        <w:t xml:space="preserve">, vol. 23, no. 4, pp. 476–485, 1985, doi: 10.1111/j.1745-6584.1985.tb01497.x.</w:t>
+      </w:r>
+    </w:p>
+    <w:p>
+      <w:pPr>
+        <w:pStyle w:val="BodyText"/>
+      </w:pPr>
+      <w:r>
+        <w:t xml:space="preserve">[4] A. Ogata and R. B. Banks,</w:t>
+      </w:r>
+      <w:r>
+        <w:t xml:space="preserve"> </w:t>
+      </w:r>
+      <w:r>
+        <w:t xml:space="preserve">“A solution of the differential equation of longitudinal dispersion in porous media,”</w:t>
+      </w:r>
+      <w:r>
+        <w:t xml:space="preserve"> </w:t>
+      </w:r>
+      <w:r>
+        <w:t xml:space="preserve">U.S. Geological Survey Professional Paper 411-A, 1961. https://pubs.usgs.gov/pp/0411a/report.pdf</w:t>
+      </w:r>
+    </w:p>
+    <w:p>
+      <w:pPr>
+        <w:pStyle w:val="BodyText"/>
+      </w:pPr>
+      <w:r>
+        <w:t xml:space="preserve">[5] D. H. Tang, E. O. Frind, and E. A. Sudicky,</w:t>
+      </w:r>
+      <w:r>
+        <w:t xml:space="preserve"> </w:t>
+      </w:r>
+      <w:r>
+        <w:t xml:space="preserve">“Contaminant transport in fractured porous media: Analytical solution for a single fracture,”</w:t>
+      </w:r>
+      <w:r>
+        <w:t xml:space="preserve"> </w:t>
+      </w:r>
+      <w:r>
+        <w:rPr>
+          <w:i/>
+          <w:iCs/>
+        </w:rPr>
+        <w:t xml:space="preserve">Water Resources Research</w:t>
+      </w:r>
+      <w:r>
+        <w:t xml:space="preserve">, vol. 17, no. 3, pp. 555–564, 1981, doi: 10.1029/WR017i003p00555.</w:t>
+      </w:r>
+    </w:p>
+    <w:p>
+      <w:pPr>
+        <w:pStyle w:val="BodyText"/>
+      </w:pPr>
+      <w:r>
+        <w:t xml:space="preserve">[6] I. Neretnieks,</w:t>
+      </w:r>
+      <w:r>
+        <w:t xml:space="preserve"> </w:t>
+      </w:r>
+      <w:r>
+        <w:t xml:space="preserve">“Diffusion in the rock matrix: An important factor in radionuclide retardation?,”</w:t>
+      </w:r>
+      <w:r>
+        <w:t xml:space="preserve"> </w:t>
+      </w:r>
+      <w:r>
+        <w:rPr>
+          <w:i/>
+          <w:iCs/>
+        </w:rPr>
+        <w:t xml:space="preserve">Journal of Geophysical Research</w:t>
+      </w:r>
+      <w:r>
+        <w:t xml:space="preserve">, vol. 85, no. B8, pp. 4379–4397, 1980, doi: 10.1029/JB085iB08p04379.</w:t>
+      </w:r>
+    </w:p>
+    <w:p>
+      <w:pPr>
+        <w:pStyle w:val="BodyText"/>
+      </w:pPr>
+      <w:r>
+        <w:t xml:space="preserve">[7] M. N. Goltz and P. V. Roberts,</w:t>
+      </w:r>
+      <w:r>
+        <w:t xml:space="preserve"> </w:t>
+      </w:r>
+      <w:r>
+        <w:t xml:space="preserve">“Three-dimensional solutions for solute transport in an infinite medium with mobile and immobile zones,”</w:t>
+      </w:r>
+      <w:r>
+        <w:t xml:space="preserve"> </w:t>
+      </w:r>
+      <w:r>
+        <w:rPr>
+          <w:i/>
+          <w:iCs/>
+        </w:rPr>
+        <w:t xml:space="preserve">Water Resources Research</w:t>
+      </w:r>
+      <w:r>
+        <w:t xml:space="preserve">, vol. 22, no. 7, pp. 1139–1148, 1986, doi: 10.1029/WR022i007p01139.</w:t>
+      </w:r>
+    </w:p>
+    <w:p>
+      <w:pPr>
+        <w:pStyle w:val="BodyText"/>
+      </w:pPr>
+      <w:r>
+        <w:t xml:space="preserve">[8] L. W. Gelhar, C. Welty, and K. R. Rehfeldt,</w:t>
+      </w:r>
+      <w:r>
+        <w:t xml:space="preserve"> </w:t>
+      </w:r>
+      <w:r>
+        <w:t xml:space="preserve">“A critical review of data on field-scale dispersion in aquifers,”</w:t>
+      </w:r>
+      <w:r>
+        <w:t xml:space="preserve"> </w:t>
+      </w:r>
+      <w:r>
+        <w:rPr>
+          <w:i/>
+          <w:iCs/>
+        </w:rPr>
+        <w:t xml:space="preserve">Water Resources Research</w:t>
+      </w:r>
+      <w:r>
+        <w:t xml:space="preserve">, vol. 28, no. 7, pp. 1955–1974, 1992, doi: 10.1029/92WR00607.</w:t>
+      </w:r>
+    </w:p>
+    <w:p>
+      <w:pPr>
+        <w:pStyle w:val="BodyText"/>
+      </w:pPr>
+      <w:r>
+        <w:t xml:space="preserve">[9] M. Xu and Y. Eckstein,</w:t>
+      </w:r>
+      <w:r>
+        <w:t xml:space="preserve"> </w:t>
+      </w:r>
+      <w:r>
+        <w:t xml:space="preserve">“Use of weighted least-squares method in evaluation of the relationship between dispersivity and field scale,”</w:t>
+      </w:r>
+      <w:r>
+        <w:t xml:space="preserve"> </w:t>
+      </w:r>
+      <w:r>
+        <w:rPr>
+          <w:i/>
+          <w:iCs/>
+        </w:rPr>
+        <w:t xml:space="preserve">Ground Water</w:t>
+      </w:r>
+      <w:r>
+        <w:t xml:space="preserve">, vol. 33, no. 6, pp. 905–908, 1995, doi: 10.1111/j.1745-6584.1995.tb00035.x.</w:t>
+      </w:r>
+    </w:p>
+    <w:p>
+      <w:pPr>
+        <w:pStyle w:val="BodyText"/>
+      </w:pPr>
+      <w:r>
+        <w:t xml:space="preserve">[10] M. R. West, B. H. Kueper, and M. J. Ungs,</w:t>
+      </w:r>
+      <w:r>
+        <w:t xml:space="preserve"> </w:t>
+      </w:r>
+      <w:r>
+        <w:t xml:space="preserve">“On the use and error of approximation in the Domenico (1987) solution,”</w:t>
+      </w:r>
+      <w:r>
+        <w:t xml:space="preserve"> </w:t>
+      </w:r>
+      <w:r>
+        <w:rPr>
+          <w:i/>
+          <w:iCs/>
+        </w:rPr>
+        <w:t xml:space="preserve">Ground Water</w:t>
+      </w:r>
+      <w:r>
+        <w:t xml:space="preserve">, vol. 45, no. 2, pp. 126–135, 2007, doi: 10.1111/j.1745-6584.2006.00280.x.</w:t>
+      </w:r>
+    </w:p>
+    <w:p>
+      <w:pPr>
+        <w:pStyle w:val="BodyText"/>
+      </w:pPr>
+      <w:r>
+        <w:t xml:space="preserve">[11] C. E. Manning and S. E. Ingebritsen,</w:t>
+      </w:r>
+      <w:r>
+        <w:t xml:space="preserve"> </w:t>
+      </w:r>
+      <w:r>
+        <w:t xml:space="preserve">“Permeability of the continental crust: Implications of geothermal data and metamorphic systems,”</w:t>
+      </w:r>
+      <w:r>
+        <w:t xml:space="preserve"> </w:t>
+      </w:r>
+      <w:r>
+        <w:rPr>
+          <w:i/>
+          <w:iCs/>
+        </w:rPr>
+        <w:t xml:space="preserve">Reviews of Geophysics</w:t>
+      </w:r>
+      <w:r>
+        <w:t xml:space="preserve">, vol. 37, no. 1, pp. 127–150, 1999, doi: 10.1029/1998RG900002.</w:t>
       </w:r>
     </w:p>
     <w:p>
@@ -35844,7 +35939,7 @@
           <w:b/>
           <w:bCs/>
         </w:rPr>
-        <w:t xml:space="preserve">Transport theory and hydrogeology</w:t>
+        <w:t xml:space="preserve">ISR regulation, records and field studies</w:t>
       </w:r>
     </w:p>
     <w:p>
@@ -35852,7 +35947,7 @@
         <w:pStyle w:val="BodyText"/>
       </w:pPr>
       <w:r>
-        <w:t xml:space="preserve">[1] R. A. Freeze and J. A. Cherry,</w:t>
+        <w:t xml:space="preserve">[12] U.S. Nuclear Regulatory Commission,</w:t>
       </w:r>
       <w:r>
         <w:t xml:space="preserve"> </w:t>
@@ -35862,10 +35957,10 @@
           <w:i/>
           <w:iCs/>
         </w:rPr>
-        <w:t xml:space="preserve">Groundwater</w:t>
-      </w:r>
-      <w:r>
-        <w:t xml:space="preserve">. Englewood Cliffs, NJ: Prentice-Hall, 1979.</w:t>
+        <w:t xml:space="preserve">Standard Review Plan for In Situ Leach Uranium Extraction License Applications</w:t>
+      </w:r>
+      <w:r>
+        <w:t xml:space="preserve">, NUREG-1569, Final Report, June 2003. https://www.nrc.gov/reading-rm/doc-collections/nuregs/staff/sr1569/</w:t>
       </w:r>
     </w:p>
     <w:p>
@@ -35873,13 +35968,7 @@
         <w:pStyle w:val="BodyText"/>
       </w:pPr>
       <w:r>
-        <w:t xml:space="preserve">[2] P. A. Domenico,</w:t>
-      </w:r>
-      <w:r>
-        <w:t xml:space="preserve"> </w:t>
-      </w:r>
-      <w:r>
-        <w:t xml:space="preserve">“An analytical model for multidimensional transport of a decaying contaminant species,”</w:t>
+        <w:t xml:space="preserve">[13] P. C. Mackin, D. Daruwalla, J. Winterle, M. Smith, and D. A. Pickett,</w:t>
       </w:r>
       <w:r>
         <w:t xml:space="preserve"> </w:t>
@@ -35889,10 +35978,10 @@
           <w:i/>
           <w:iCs/>
         </w:rPr>
-        <w:t xml:space="preserve">Journal of Hydrology</w:t>
-      </w:r>
-      <w:r>
-        <w:t xml:space="preserve">, vol. 91, no. 1–2, pp. 49–58, 1987, doi: 10.1016/0022-1694(87)90127-2.</w:t>
+        <w:t xml:space="preserve">A Baseline Risk-Informed, Performance-Based Approach for In Situ Leach Uranium Extraction Licensees</w:t>
+      </w:r>
+      <w:r>
+        <w:t xml:space="preserve">, NUREG/CR-6733, U.S. Nuclear Regulatory Commission, Sept. 2001.</w:t>
       </w:r>
     </w:p>
     <w:p>
@@ -35900,13 +35989,7 @@
         <w:pStyle w:val="BodyText"/>
       </w:pPr>
       <w:r>
-        <w:t xml:space="preserve">[3] P. A. Domenico and G. A. Robbins,</w:t>
-      </w:r>
-      <w:r>
-        <w:t xml:space="preserve"> </w:t>
-      </w:r>
-      <w:r>
-        <w:t xml:space="preserve">“A new method of contaminant plume analysis,”</w:t>
+        <w:t xml:space="preserve">[14] J. A. Davis and G. P. Curtis,</w:t>
       </w:r>
       <w:r>
         <w:t xml:space="preserve"> </w:t>
@@ -35916,10 +35999,10 @@
           <w:i/>
           <w:iCs/>
         </w:rPr>
-        <w:t xml:space="preserve">Ground Water</w:t>
-      </w:r>
-      <w:r>
-        <w:t xml:space="preserve">, vol. 23, no. 4, pp. 476–485, 1985, doi: 10.1111/j.1745-6584.1985.tb01497.x.</w:t>
+        <w:t xml:space="preserve">Consideration of Geochemical Issues in Groundwater Restoration at Uranium In-Situ Leach Mining Facilities</w:t>
+      </w:r>
+      <w:r>
+        <w:t xml:space="preserve">, NUREG/CR-6870, U.S. Nuclear Regulatory Commission, Jan. 2007.</w:t>
       </w:r>
     </w:p>
     <w:p>
@@ -35927,19 +36010,19 @@
         <w:pStyle w:val="BodyText"/>
       </w:pPr>
       <w:r>
-        <w:t xml:space="preserve">[4] A. Ogata and R. B. Banks,</w:t>
-      </w:r>
-      <w:r>
-        <w:t xml:space="preserve"> </w:t>
-      </w:r>
-      <w:r>
-        <w:t xml:space="preserve">“A solution of the differential equation of longitudinal dispersion in porous media,”</w:t>
-      </w:r>
-      <w:r>
-        <w:t xml:space="preserve"> </w:t>
-      </w:r>
-      <w:r>
-        <w:t xml:space="preserve">U.S. Geological Survey Professional Paper 411-A, 1961. https://pubs.usgs.gov/pp/0411a/report.pdf</w:t>
+        <w:t xml:space="preserve">[15] S. M. Hall and T. B. Hennesy,</w:t>
+      </w:r>
+      <w:r>
+        <w:t xml:space="preserve"> </w:t>
+      </w:r>
+      <w:r>
+        <w:t xml:space="preserve">“Historic groundwater quality of in situ recovery (ISR) uranium mines, Texas,”</w:t>
+      </w:r>
+      <w:r>
+        <w:t xml:space="preserve"> </w:t>
+      </w:r>
+      <w:r>
+        <w:t xml:space="preserve">U.S. Geological Survey data release, https://doi.org/10.5066/F74T6GC4 (ScienceBase item 5d1ce55ce4b0941bde64cd53). Accessed April 2026; re-checked 21 Sept. 2026.</w:t>
       </w:r>
     </w:p>
     <w:p>
@@ -35947,13 +36030,36 @@
         <w:pStyle w:val="BodyText"/>
       </w:pPr>
       <w:r>
-        <w:t xml:space="preserve">[5] D. H. Tang, E. O. Frind, and E. A. Sudicky,</w:t>
-      </w:r>
-      <w:r>
-        <w:t xml:space="preserve"> </w:t>
-      </w:r>
-      <w:r>
-        <w:t xml:space="preserve">“Contaminant transport in fractured porous media: Analytical solution for a single fracture,”</w:t>
+        <w:t xml:space="preserve">[16] U.S. Geological Survey,</w:t>
+      </w:r>
+      <w:r>
+        <w:t xml:space="preserve"> </w:t>
+      </w:r>
+      <w:r>
+        <w:t xml:space="preserve">“Data compiled on historical water use, spatial land disturbance, aquifer disturbance and uranium produced by in situ recovery of uranium from sandstone-hosted uranium deposits in the South Texas Coastal Plain, USA,”</w:t>
+      </w:r>
+      <w:r>
+        <w:t xml:space="preserve"> </w:t>
+      </w:r>
+      <w:r>
+        <w:t xml:space="preserve">data release, 2022, https://doi.org/10.5066/P9U7QKC1. Accessed April 2026 (</w:t>
+      </w:r>
+      <w:r>
+        <w:rPr>
+          <w:rStyle w:val="VerbatimChar"/>
+        </w:rPr>
+        <w:t xml:space="preserve">Datasets/Real_dataset/Dataset 2/Product_10.5066P9U7QKC1_METADATA.xml</w:t>
+      </w:r>
+      <w:r>
+        <w:t xml:space="preserve">).</w:t>
+      </w:r>
+    </w:p>
+    <w:p>
+      <w:pPr>
+        <w:pStyle w:val="BodyText"/>
+      </w:pPr>
+      <w:r>
+        <w:t xml:space="preserve">[17] S. M. Hall,</w:t>
       </w:r>
       <w:r>
         <w:t xml:space="preserve"> </w:t>
@@ -35963,10 +36069,10 @@
           <w:i/>
           <w:iCs/>
         </w:rPr>
-        <w:t xml:space="preserve">Water Resources Research</w:t>
-      </w:r>
-      <w:r>
-        <w:t xml:space="preserve">, vol. 17, no. 3, pp. 555–564, 1981, doi: 10.1029/WR017i003p00555.</w:t>
+        <w:t xml:space="preserve">Groundwater Restoration at Uranium In-Situ Recovery Mines, South Texas Coastal Plain</w:t>
+      </w:r>
+      <w:r>
+        <w:t xml:space="preserve">, U.S. Geological Survey Open-File Report 2009-1143, 2009. https://pubs.usgs.gov/of/2009/1143/</w:t>
       </w:r>
     </w:p>
     <w:p>
@@ -35974,13 +36080,13 @@
         <w:pStyle w:val="BodyText"/>
       </w:pPr>
       <w:r>
-        <w:t xml:space="preserve">[6] I. Neretnieks,</w:t>
-      </w:r>
-      <w:r>
-        <w:t xml:space="preserve"> </w:t>
-      </w:r>
-      <w:r>
-        <w:t xml:space="preserve">“Diffusion in the rock matrix: An important factor in radionuclide retardation?,”</w:t>
+        <w:t xml:space="preserve">[18] P. W. Reimus, M. A. Dangelmayr, J. T. Clay, and K. R. Chamberlain,</w:t>
+      </w:r>
+      <w:r>
+        <w:t xml:space="preserve"> </w:t>
+      </w:r>
+      <w:r>
+        <w:t xml:space="preserve">“Uranium natural attenuation downgradient of an in situ recovery mine inferred from a cross-hole field test,”</w:t>
       </w:r>
       <w:r>
         <w:t xml:space="preserve"> </w:t>
@@ -35990,10 +36096,10 @@
           <w:i/>
           <w:iCs/>
         </w:rPr>
-        <w:t xml:space="preserve">Journal of Geophysical Research</w:t>
-      </w:r>
-      <w:r>
-        <w:t xml:space="preserve">, vol. 85, no. B8, pp. 4379–4397, 1980, doi: 10.1029/JB085iB08p04379.</w:t>
+        <w:t xml:space="preserve">Environmental Science &amp; Technology</w:t>
+      </w:r>
+      <w:r>
+        <w:t xml:space="preserve">, vol. 53, no. 13, pp. 7483–7493, 2019, doi: 10.1021/acs.est.9b01572.</w:t>
       </w:r>
     </w:p>
     <w:p>
@@ -36001,13 +36107,13 @@
         <w:pStyle w:val="BodyText"/>
       </w:pPr>
       <w:r>
-        <w:t xml:space="preserve">[7] M. N. Goltz and P. V. Roberts,</w:t>
-      </w:r>
-      <w:r>
-        <w:t xml:space="preserve"> </w:t>
-      </w:r>
-      <w:r>
-        <w:t xml:space="preserve">“Three-dimensional solutions for solute transport in an infinite medium with mobile and immobile zones,”</w:t>
+        <w:t xml:space="preserve">[19] T. J. Gallegos, K. M. Campbell, R. A. Zielinski, P. W. Reimus, J. T. Clay, N. Janot, J. R. Bargar, and W. M. Benzel,</w:t>
+      </w:r>
+      <w:r>
+        <w:t xml:space="preserve"> </w:t>
+      </w:r>
+      <w:r>
+        <w:t xml:space="preserve">“Persistent U(IV) and U(VI) following in-situ recovery (ISR) mining of a sandstone uranium deposit, Wyoming, USA,”</w:t>
       </w:r>
       <w:r>
         <w:t xml:space="preserve"> </w:t>
@@ -36017,10 +36123,10 @@
           <w:i/>
           <w:iCs/>
         </w:rPr>
-        <w:t xml:space="preserve">Water Resources Research</w:t>
-      </w:r>
-      <w:r>
-        <w:t xml:space="preserve">, vol. 22, no. 7, pp. 1139–1148, 1986, doi: 10.1029/WR022i007p01139.</w:t>
+        <w:t xml:space="preserve">Applied Geochemistry</w:t>
+      </w:r>
+      <w:r>
+        <w:t xml:space="preserve">, vol. 63, pp. 222–234, 2015 (ScienceDirect S0883292715300342).</w:t>
       </w:r>
     </w:p>
     <w:p>
@@ -36028,13 +36134,7 @@
         <w:pStyle w:val="BodyText"/>
       </w:pPr>
       <w:r>
-        <w:t xml:space="preserve">[8] L. W. Gelhar, C. Welty, and K. R. Rehfeldt,</w:t>
-      </w:r>
-      <w:r>
-        <w:t xml:space="preserve"> </w:t>
-      </w:r>
-      <w:r>
-        <w:t xml:space="preserve">“A critical review of data on field-scale dispersion in aquifers,”</w:t>
+        <w:t xml:space="preserve">[20] U.S. Environmental Protection Agency,</w:t>
       </w:r>
       <w:r>
         <w:t xml:space="preserve"> </w:t>
@@ -36044,10 +36144,10 @@
           <w:i/>
           <w:iCs/>
         </w:rPr>
-        <w:t xml:space="preserve">Water Resources Research</w:t>
-      </w:r>
-      <w:r>
-        <w:t xml:space="preserve">, vol. 28, no. 7, pp. 1955–1974, 1992, doi: 10.1029/92WR00607.</w:t>
+        <w:t xml:space="preserve">Aquifer Restoration after Uranium Recovery</w:t>
+      </w:r>
+      <w:r>
+        <w:t xml:space="preserve">, EPA/600/F-17/342, 2017.</w:t>
       </w:r>
     </w:p>
     <w:p>
@@ -36055,13 +36155,7 @@
         <w:pStyle w:val="BodyText"/>
       </w:pPr>
       <w:r>
-        <w:t xml:space="preserve">[9] M. Xu and Y. Eckstein,</w:t>
-      </w:r>
-      <w:r>
-        <w:t xml:space="preserve"> </w:t>
-      </w:r>
-      <w:r>
-        <w:t xml:space="preserve">“Use of weighted least-squares method in evaluation of the relationship between dispersivity and field scale,”</w:t>
+        <w:t xml:space="preserve">[21] C. J. Newell, H. S. Rifai, J. T. Wilson, J. A. Connor, J. A. Aziz, and M. P. Suarez,</w:t>
       </w:r>
       <w:r>
         <w:t xml:space="preserve"> </w:t>
@@ -36071,10 +36165,10 @@
           <w:i/>
           <w:iCs/>
         </w:rPr>
-        <w:t xml:space="preserve">Ground Water</w:t>
-      </w:r>
-      <w:r>
-        <w:t xml:space="preserve">, vol. 33, no. 6, pp. 905–908, 1995, doi: 10.1111/j.1745-6584.1995.tb00035.x.</w:t>
+        <w:t xml:space="preserve">Calculation and Use of First-Order Rate Constants for Monitored Natural Attenuation Studies</w:t>
+      </w:r>
+      <w:r>
+        <w:t xml:space="preserve">, Ground Water Issue, EPA/540/S-02/500, U.S. EPA National Risk Management Research Laboratory, Nov. 2002.</w:t>
       </w:r>
     </w:p>
     <w:p>
@@ -36082,13 +36176,25 @@
         <w:pStyle w:val="BodyText"/>
       </w:pPr>
       <w:r>
-        <w:t xml:space="preserve">[10] M. R. West, B. H. Kueper, and M. J. Ungs,</w:t>
-      </w:r>
-      <w:r>
-        <w:t xml:space="preserve"> </w:t>
-      </w:r>
-      <w:r>
-        <w:t xml:space="preserve">“On the use and error of approximation in the Domenico (1987) solution,”</w:t>
+        <w:rPr>
+          <w:b/>
+          <w:bCs/>
+        </w:rPr>
+        <w:t xml:space="preserve">Jaduguda and Jharkhand studies</w:t>
+      </w:r>
+    </w:p>
+    <w:p>
+      <w:pPr>
+        <w:pStyle w:val="BodyText"/>
+      </w:pPr>
+      <w:r>
+        <w:t xml:space="preserve">[22] N. K. Sethy et al.,</w:t>
+      </w:r>
+      <w:r>
+        <w:t xml:space="preserve"> </w:t>
+      </w:r>
+      <w:r>
+        <w:t xml:space="preserve">“Dissolved uranium, ²²⁶Ra in the mine water effluent: A case study in Jaduguda,”</w:t>
       </w:r>
       <w:r>
         <w:t xml:space="preserve"> </w:t>
@@ -36098,10 +36204,10 @@
           <w:i/>
           <w:iCs/>
         </w:rPr>
-        <w:t xml:space="preserve">Ground Water</w:t>
-      </w:r>
-      <w:r>
-        <w:t xml:space="preserve">, vol. 45, no. 2, pp. 126–135, 2007, doi: 10.1111/j.1745-6584.2006.00280.x.</w:t>
+        <w:t xml:space="preserve">Radiation Protection and Environment</w:t>
+      </w:r>
+      <w:r>
+        <w:t xml:space="preserve">, vol. 36, no. 1, pp. 32–37, 2013, doi: 10.4103/0972-0464.121824.</w:t>
       </w:r>
     </w:p>
     <w:p>
@@ -36109,13 +36215,13 @@
         <w:pStyle w:val="BodyText"/>
       </w:pPr>
       <w:r>
-        <w:t xml:space="preserve">[11] C. E. Manning and S. E. Ingebritsen,</w:t>
-      </w:r>
-      <w:r>
-        <w:t xml:space="preserve"> </w:t>
-      </w:r>
-      <w:r>
-        <w:t xml:space="preserve">“Permeability of the continental crust: Implications of geothermal data and metamorphic systems,”</w:t>
+        <w:t xml:space="preserve">[23] S. Giri, M. K. Mahato, G. Singh, and V. N. Jha,</w:t>
+      </w:r>
+      <w:r>
+        <w:t xml:space="preserve"> </w:t>
+      </w:r>
+      <w:r>
+        <w:t xml:space="preserve">“Risk assessment due to intake of heavy metals through the ingestion of groundwater around two proposed uranium mining areas in Jharkhand, India,”</w:t>
       </w:r>
       <w:r>
         <w:t xml:space="preserve"> </w:t>
@@ -36125,10 +36231,37 @@
           <w:i/>
           <w:iCs/>
         </w:rPr>
-        <w:t xml:space="preserve">Reviews of Geophysics</w:t>
-      </w:r>
-      <w:r>
-        <w:t xml:space="preserve">, vol. 37, no. 1, pp. 127–150, 1999, doi: 10.1029/1998RG900002.</w:t>
+        <w:t xml:space="preserve">Environmental Monitoring and Assessment</w:t>
+      </w:r>
+      <w:r>
+        <w:t xml:space="preserve">, vol. 184, no. 3, pp. 1351–1358, 2012, doi: 10.1007/s10661-011-2045-3.</w:t>
+      </w:r>
+    </w:p>
+    <w:p>
+      <w:pPr>
+        <w:pStyle w:val="BodyText"/>
+      </w:pPr>
+      <w:r>
+        <w:t xml:space="preserve">[24] R. M. Tripathi, S. K. Sahoo, V. N. Jha, A. H. Khan, and V. D. Puranik,</w:t>
+      </w:r>
+      <w:r>
+        <w:t xml:space="preserve"> </w:t>
+      </w:r>
+      <w:r>
+        <w:t xml:space="preserve">“Assessment of environmental radioactivity at uranium mining, processing and tailings management facility at Jaduguda, India,”</w:t>
+      </w:r>
+      <w:r>
+        <w:t xml:space="preserve"> </w:t>
+      </w:r>
+      <w:r>
+        <w:rPr>
+          <w:i/>
+          <w:iCs/>
+        </w:rPr>
+        <w:t xml:space="preserve">Applied Radiation and Isotopes</w:t>
+      </w:r>
+      <w:r>
+        <w:t xml:space="preserve">, vol. 66, no. 11, pp. 1666–1670, 2008, doi: 10.1016/j.apradiso.2007.12.019.</w:t>
       </w:r>
     </w:p>
     <w:p>
@@ -36140,7 +36273,7 @@
           <w:b/>
           <w:bCs/>
         </w:rPr>
-        <w:t xml:space="preserve">ISR regulation, records and field studies</w:t>
+        <w:t xml:space="preserve">Standards</w:t>
       </w:r>
     </w:p>
     <w:p>
@@ -36148,7 +36281,7 @@
         <w:pStyle w:val="BodyText"/>
       </w:pPr>
       <w:r>
-        <w:t xml:space="preserve">[12] U.S. Nuclear Regulatory Commission,</w:t>
+        <w:t xml:space="preserve">[25] Bureau of Indian Standards,</w:t>
       </w:r>
       <w:r>
         <w:t xml:space="preserve"> </w:t>
@@ -36158,10 +36291,10 @@
           <w:i/>
           <w:iCs/>
         </w:rPr>
-        <w:t xml:space="preserve">Standard Review Plan for In Situ Leach Uranium Extraction License Applications</w:t>
-      </w:r>
-      <w:r>
-        <w:t xml:space="preserve">, NUREG-1569, Final Report, June 2003. https://www.nrc.gov/reading-rm/doc-collections/nuregs/staff/sr1569/</w:t>
+        <w:t xml:space="preserve">IS 10500:2012 — Drinking Water — Specification (Second Revision)</w:t>
+      </w:r>
+      <w:r>
+        <w:t xml:space="preserve">, New Delhi, 2012, with amendments.</w:t>
       </w:r>
     </w:p>
     <w:p>
@@ -36169,7 +36302,7 @@
         <w:pStyle w:val="BodyText"/>
       </w:pPr>
       <w:r>
-        <w:t xml:space="preserve">[13] P. C. Mackin, D. Daruwalla, J. Winterle, M. Smith, and D. A. Pickett,</w:t>
+        <w:t xml:space="preserve">[26] World Health Organization,</w:t>
       </w:r>
       <w:r>
         <w:t xml:space="preserve"> </w:t>
@@ -36179,10 +36312,10 @@
           <w:i/>
           <w:iCs/>
         </w:rPr>
-        <w:t xml:space="preserve">A Baseline Risk-Informed, Performance-Based Approach for In Situ Leach Uranium Extraction Licensees</w:t>
-      </w:r>
-      <w:r>
-        <w:t xml:space="preserve">, NUREG/CR-6733, U.S. Nuclear Regulatory Commission, Sept. 2001.</w:t>
+        <w:t xml:space="preserve">Guidelines for Drinking-water Quality</w:t>
+      </w:r>
+      <w:r>
+        <w:t xml:space="preserve">, 4th ed. incorporating the 1st addendum. Geneva: WHO, 2017, ISBN 978-92-4-154995-0.</w:t>
       </w:r>
     </w:p>
     <w:p>
@@ -36190,7 +36323,31 @@
         <w:pStyle w:val="BodyText"/>
       </w:pPr>
       <w:r>
-        <w:t xml:space="preserve">[14] J. A. Davis and G. P. Curtis,</w:t>
+        <w:rPr>
+          <w:b/>
+          <w:bCs/>
+        </w:rPr>
+        <w:t xml:space="preserve">Machine learning and statistics</w:t>
+      </w:r>
+    </w:p>
+    <w:p>
+      <w:pPr>
+        <w:pStyle w:val="BodyText"/>
+      </w:pPr>
+      <w:r>
+        <w:t xml:space="preserve">[27] Y. Romano, E. Patterson, and E. J. Candès,</w:t>
+      </w:r>
+      <w:r>
+        <w:t xml:space="preserve"> </w:t>
+      </w:r>
+      <w:r>
+        <w:t xml:space="preserve">“Conformalized quantile regression,”</w:t>
+      </w:r>
+      <w:r>
+        <w:t xml:space="preserve"> </w:t>
+      </w:r>
+      <w:r>
+        <w:t xml:space="preserve">in</w:t>
       </w:r>
       <w:r>
         <w:t xml:space="preserve"> </w:t>
@@ -36200,10 +36357,10 @@
           <w:i/>
           <w:iCs/>
         </w:rPr>
-        <w:t xml:space="preserve">Consideration of Geochemical Issues in Groundwater Restoration at Uranium In-Situ Leach Mining Facilities</w:t>
-      </w:r>
-      <w:r>
-        <w:t xml:space="preserve">, NUREG/CR-6870, U.S. Nuclear Regulatory Commission, Jan. 2007.</w:t>
+        <w:t xml:space="preserve">Advances in Neural Information Processing Systems 32 (NeurIPS 2019)</w:t>
+      </w:r>
+      <w:r>
+        <w:t xml:space="preserve">, 2019.</w:t>
       </w:r>
     </w:p>
     <w:p>
@@ -36211,56 +36368,7 @@
         <w:pStyle w:val="BodyText"/>
       </w:pPr>
       <w:r>
-        <w:t xml:space="preserve">[15] S. M. Hall and T. B. Hennesy,</w:t>
-      </w:r>
-      <w:r>
-        <w:t xml:space="preserve"> </w:t>
-      </w:r>
-      <w:r>
-        <w:t xml:space="preserve">“Historic groundwater quality of in situ recovery (ISR) uranium mines, Texas,”</w:t>
-      </w:r>
-      <w:r>
-        <w:t xml:space="preserve"> </w:t>
-      </w:r>
-      <w:r>
-        <w:t xml:space="preserve">U.S. Geological Survey data release, https://doi.org/10.5066/F74T6GC4 (ScienceBase item 5d1ce55ce4b0941bde64cd53). Accessed April 2026; re-checked 21 Sept. 2026.</w:t>
-      </w:r>
-    </w:p>
-    <w:p>
-      <w:pPr>
-        <w:pStyle w:val="BodyText"/>
-      </w:pPr>
-      <w:r>
-        <w:t xml:space="preserve">[16] U.S. Geological Survey,</w:t>
-      </w:r>
-      <w:r>
-        <w:t xml:space="preserve"> </w:t>
-      </w:r>
-      <w:r>
-        <w:t xml:space="preserve">“Data compiled on historical water use, spatial land disturbance, aquifer disturbance and uranium produced by in situ recovery of uranium from sandstone-hosted uranium deposits in the South Texas Coastal Plain, USA,”</w:t>
-      </w:r>
-      <w:r>
-        <w:t xml:space="preserve"> </w:t>
-      </w:r>
-      <w:r>
-        <w:t xml:space="preserve">data release, 2022, https://doi.org/10.5066/P9U7QKC1. Accessed April 2026 (</w:t>
-      </w:r>
-      <w:r>
-        <w:rPr>
-          <w:rStyle w:val="VerbatimChar"/>
-        </w:rPr>
-        <w:t xml:space="preserve">Datasets/Real_dataset/Dataset 2/Product_10.5066P9U7QKC1_METADATA.xml</w:t>
-      </w:r>
-      <w:r>
-        <w:t xml:space="preserve">).</w:t>
-      </w:r>
-    </w:p>
-    <w:p>
-      <w:pPr>
-        <w:pStyle w:val="BodyText"/>
-      </w:pPr>
-      <w:r>
-        <w:t xml:space="preserve">[17] S. M. Hall,</w:t>
+        <w:t xml:space="preserve">[28] V. Vovk, A. Gammerman, and G. Shafer,</w:t>
       </w:r>
       <w:r>
         <w:t xml:space="preserve"> </w:t>
@@ -36270,10 +36378,10 @@
           <w:i/>
           <w:iCs/>
         </w:rPr>
-        <w:t xml:space="preserve">Groundwater Restoration at Uranium In-Situ Recovery Mines, South Texas Coastal Plain</w:t>
-      </w:r>
-      <w:r>
-        <w:t xml:space="preserve">, U.S. Geological Survey Open-File Report 2009-1143, 2009. https://pubs.usgs.gov/of/2009/1143/</w:t>
+        <w:t xml:space="preserve">Algorithmic Learning in a Random World</w:t>
+      </w:r>
+      <w:r>
+        <w:t xml:space="preserve">. New York: Springer, 2005.</w:t>
       </w:r>
     </w:p>
     <w:p>
@@ -36281,13 +36389,19 @@
         <w:pStyle w:val="BodyText"/>
       </w:pPr>
       <w:r>
-        <w:t xml:space="preserve">[18] P. W. Reimus, M. A. Dangelmayr, J. T. Clay, and K. R. Chamberlain,</w:t>
-      </w:r>
-      <w:r>
-        <w:t xml:space="preserve"> </w:t>
-      </w:r>
-      <w:r>
-        <w:t xml:space="preserve">“Uranium natural attenuation downgradient of an in situ recovery mine inferred from a cross-hole field test,”</w:t>
+        <w:t xml:space="preserve">[29] T. Chen and C. Guestrin,</w:t>
+      </w:r>
+      <w:r>
+        <w:t xml:space="preserve"> </w:t>
+      </w:r>
+      <w:r>
+        <w:t xml:space="preserve">“XGBoost: A scalable tree boosting system,”</w:t>
+      </w:r>
+      <w:r>
+        <w:t xml:space="preserve"> </w:t>
+      </w:r>
+      <w:r>
+        <w:t xml:space="preserve">in</w:t>
       </w:r>
       <w:r>
         <w:t xml:space="preserve"> </w:t>
@@ -36297,10 +36411,10 @@
           <w:i/>
           <w:iCs/>
         </w:rPr>
-        <w:t xml:space="preserve">Environmental Science &amp; Technology</w:t>
-      </w:r>
-      <w:r>
-        <w:t xml:space="preserve">, vol. 53, no. 13, pp. 7483–7493, 2019, doi: 10.1021/acs.est.9b01572.</w:t>
+        <w:t xml:space="preserve">Proc. 22nd ACM SIGKDD Int. Conf. Knowledge Discovery and Data Mining</w:t>
+      </w:r>
+      <w:r>
+        <w:t xml:space="preserve">, 2016, pp. 785–794, doi: 10.1145/2939672.2939785.</w:t>
       </w:r>
     </w:p>
     <w:p>
@@ -36308,13 +36422,19 @@
         <w:pStyle w:val="BodyText"/>
       </w:pPr>
       <w:r>
-        <w:t xml:space="preserve">[19] T. J. Gallegos, K. M. Campbell, R. A. Zielinski, P. W. Reimus, J. T. Clay, N. Janot, J. R. Bargar, and W. M. Benzel,</w:t>
-      </w:r>
-      <w:r>
-        <w:t xml:space="preserve"> </w:t>
-      </w:r>
-      <w:r>
-        <w:t xml:space="preserve">“Persistent U(IV) and U(VI) following in-situ recovery (ISR) mining of a sandstone uranium deposit, Wyoming, USA,”</w:t>
+        <w:t xml:space="preserve">[30] S. M. Lundberg and S.-I. Lee,</w:t>
+      </w:r>
+      <w:r>
+        <w:t xml:space="preserve"> </w:t>
+      </w:r>
+      <w:r>
+        <w:t xml:space="preserve">“A unified approach to interpreting model predictions,”</w:t>
+      </w:r>
+      <w:r>
+        <w:t xml:space="preserve"> </w:t>
+      </w:r>
+      <w:r>
+        <w:t xml:space="preserve">in</w:t>
       </w:r>
       <w:r>
         <w:t xml:space="preserve"> </w:t>
@@ -36324,10 +36444,10 @@
           <w:i/>
           <w:iCs/>
         </w:rPr>
-        <w:t xml:space="preserve">Applied Geochemistry</w:t>
-      </w:r>
-      <w:r>
-        <w:t xml:space="preserve">, vol. 63, pp. 222–234, 2015 (ScienceDirect S0883292715300342).</w:t>
+        <w:t xml:space="preserve">Advances in Neural Information Processing Systems 30 (NeurIPS 2017)</w:t>
+      </w:r>
+      <w:r>
+        <w:t xml:space="preserve">, 2017.</w:t>
       </w:r>
     </w:p>
     <w:p>
@@ -36335,7 +36455,13 @@
         <w:pStyle w:val="BodyText"/>
       </w:pPr>
       <w:r>
-        <w:t xml:space="preserve">[20] U.S. Environmental Protection Agency,</w:t>
+        <w:t xml:space="preserve">[31] H. Theil,</w:t>
+      </w:r>
+      <w:r>
+        <w:t xml:space="preserve"> </w:t>
+      </w:r>
+      <w:r>
+        <w:t xml:space="preserve">“A rank-invariant method of linear and polynomial regression analysis, I, II, III,”</w:t>
       </w:r>
       <w:r>
         <w:t xml:space="preserve"> </w:t>
@@ -36345,10 +36471,10 @@
           <w:i/>
           <w:iCs/>
         </w:rPr>
-        <w:t xml:space="preserve">Aquifer Restoration after Uranium Recovery</w:t>
-      </w:r>
-      <w:r>
-        <w:t xml:space="preserve">, EPA/600/F-17/342, 2017.</w:t>
+        <w:t xml:space="preserve">Proc. Koninklijke Nederlandse Akademie van Wetenschappen, Series A</w:t>
+      </w:r>
+      <w:r>
+        <w:t xml:space="preserve">, vol. 53, pp. 386–392, 521–525, 1397–1412, 1950.</w:t>
       </w:r>
     </w:p>
     <w:p>
@@ -36356,7 +36482,13 @@
         <w:pStyle w:val="BodyText"/>
       </w:pPr>
       <w:r>
-        <w:t xml:space="preserve">[21] C. J. Newell, H. S. Rifai, J. T. Wilson, J. A. Connor, J. A. Aziz, and M. P. Suarez,</w:t>
+        <w:t xml:space="preserve">[32] P. K. Sen,</w:t>
+      </w:r>
+      <w:r>
+        <w:t xml:space="preserve"> </w:t>
+      </w:r>
+      <w:r>
+        <w:t xml:space="preserve">“Estimates of the regression coefficient based on Kendall’s tau,”</w:t>
       </w:r>
       <w:r>
         <w:t xml:space="preserve"> </w:t>
@@ -36366,10 +36498,106 @@
           <w:i/>
           <w:iCs/>
         </w:rPr>
-        <w:t xml:space="preserve">Calculation and Use of First-Order Rate Constants for Monitored Natural Attenuation Studies</w:t>
-      </w:r>
-      <w:r>
-        <w:t xml:space="preserve">, Ground Water Issue, EPA/540/S-02/500, U.S. EPA National Risk Management Research Laboratory, Nov. 2002.</w:t>
+        <w:t xml:space="preserve">Journal of the American Statistical Association</w:t>
+      </w:r>
+      <w:r>
+        <w:t xml:space="preserve">, vol. 63, no. 324, pp. 1379–1389, 1968, doi: 10.1080/01621459.1968.10480934.</w:t>
+      </w:r>
+    </w:p>
+    <w:p>
+      <w:pPr>
+        <w:pStyle w:val="BodyText"/>
+      </w:pPr>
+      <w:r>
+        <w:t xml:space="preserve">[33] H. B. Mann,</w:t>
+      </w:r>
+      <w:r>
+        <w:t xml:space="preserve"> </w:t>
+      </w:r>
+      <w:r>
+        <w:t xml:space="preserve">“Nonparametric tests against trend,”</w:t>
+      </w:r>
+      <w:r>
+        <w:t xml:space="preserve"> </w:t>
+      </w:r>
+      <w:r>
+        <w:rPr>
+          <w:i/>
+          <w:iCs/>
+        </w:rPr>
+        <w:t xml:space="preserve">Econometrica</w:t>
+      </w:r>
+      <w:r>
+        <w:t xml:space="preserve">, vol. 13, no. 3, pp. 245–259, 1945, doi: 10.2307/1907187.</w:t>
+      </w:r>
+    </w:p>
+    <w:p>
+      <w:pPr>
+        <w:pStyle w:val="BodyText"/>
+      </w:pPr>
+      <w:r>
+        <w:t xml:space="preserve">[34] M. G. Kendall,</w:t>
+      </w:r>
+      <w:r>
+        <w:t xml:space="preserve"> </w:t>
+      </w:r>
+      <w:r>
+        <w:rPr>
+          <w:i/>
+          <w:iCs/>
+        </w:rPr>
+        <w:t xml:space="preserve">Rank Correlation Methods</w:t>
+      </w:r>
+      <w:r>
+        <w:t xml:space="preserve">, 4th ed. London: Charles Griffin, 1975.</w:t>
+      </w:r>
+    </w:p>
+    <w:p>
+      <w:pPr>
+        <w:pStyle w:val="BodyText"/>
+      </w:pPr>
+      <w:r>
+        <w:t xml:space="preserve">[35] J. D. Hem,</w:t>
+      </w:r>
+      <w:r>
+        <w:t xml:space="preserve"> </w:t>
+      </w:r>
+      <w:r>
+        <w:rPr>
+          <w:i/>
+          <w:iCs/>
+        </w:rPr>
+        <w:t xml:space="preserve">Study and Interpretation of the Chemical Characteristics of Natural Water</w:t>
+      </w:r>
+      <w:r>
+        <w:t xml:space="preserve">, 3rd ed., U.S. Geological Survey Water-Supply Paper 2254, 1985. https://pubs.usgs.gov/wsp/wsp2254/</w:t>
+      </w:r>
+    </w:p>
+    <w:p>
+      <w:pPr>
+        <w:pStyle w:val="BodyText"/>
+      </w:pPr>
+      <w:r>
+        <w:t xml:space="preserve">[36] American Public Health Association, American Water Works Association, and Water Environment Federation,</w:t>
+      </w:r>
+      <w:r>
+        <w:t xml:space="preserve"> </w:t>
+      </w:r>
+      <w:r>
+        <w:rPr>
+          <w:i/>
+          <w:iCs/>
+        </w:rPr>
+        <w:t xml:space="preserve">Standard Methods for the Examination of Water and Wastewater</w:t>
+      </w:r>
+      <w:r>
+        <w:t xml:space="preserve">, 23rd ed. Washington, DC: APHA, 2017, Section 1030 E,</w:t>
+      </w:r>
+      <w:r>
+        <w:t xml:space="preserve"> </w:t>
+      </w:r>
+      <w:r>
+        <w:t xml:space="preserve">“Checking analyses’ correctness.”</w:t>
       </w:r>
     </w:p>
     <w:p>
@@ -36381,7 +36609,7 @@
           <w:b/>
           <w:bCs/>
         </w:rPr>
-        <w:t xml:space="preserve">Jaduguda and Jharkhand studies</w:t>
+        <w:t xml:space="preserve">Datasets</w:t>
       </w:r>
     </w:p>
     <w:p>
@@ -36389,13 +36617,7 @@
         <w:pStyle w:val="BodyText"/>
       </w:pPr>
       <w:r>
-        <w:t xml:space="preserve">[22] N. K. Sethy et al.,</w:t>
-      </w:r>
-      <w:r>
-        <w:t xml:space="preserve"> </w:t>
-      </w:r>
-      <w:r>
-        <w:t xml:space="preserve">“Dissolved uranium, ²²⁶Ra in the mine water effluent: A case study in Jaduguda,”</w:t>
+        <w:t xml:space="preserve">[37] Central Ground Water Board,</w:t>
       </w:r>
       <w:r>
         <w:t xml:space="preserve"> </w:t>
@@ -36405,10 +36627,40 @@
           <w:i/>
           <w:iCs/>
         </w:rPr>
-        <w:t xml:space="preserve">Radiation Protection and Environment</w:t>
-      </w:r>
-      <w:r>
-        <w:t xml:space="preserve">, vol. 36, no. 1, pp. 32–37, 2013, doi: 10.4103/0972-0464.121824.</w:t>
+        <w:t xml:space="preserve">Aquifer Maps and Ground Water Management Plan</w:t>
+      </w:r>
+      <w:r>
+        <w:t xml:space="preserve"> </w:t>
+      </w:r>
+      <w:r>
+        <w:t xml:space="preserve">reports (NAQUIM), Jharkhand, State Unit Office Ranchi; Ministry of Water Resources, River Development &amp; Ganga Rejuvenation (2016) and Ministry of Jal Shakti (2018–2022). Twenty-two reports were downloaded from cgwb.gov.in in July 2026: two Phase-I reports of 2016 (parts of Bokaro, Ramgarh and Dhanbad; parts of Ranchi, Khunti and Lohardaga); Godda, Dumka, Jamtara and Pakur (2018–19); Sahebganj (2017–18 programme, dated 2019); Chatra, Deoghar, Dhanbad, Garhwa, Giridih, Gumla, Khunti, Koderma, Latehar, Lohardaga, Simdega and West Singhbhum, and two block-level reports of 2022 (Chandrapura and Nawadih blocks, Bokaro district; Khelri, Lapung, Silli, Rahe, Tamar and Sonahatu blocks, Ranchi district); and a combined East Singhbhum / Saraikela-Kharsawan / West Singhbhum (parts) report whose downloaded PDF was unreadable. File list and page citations per row:</w:t>
+      </w:r>
+      <w:r>
+        <w:t xml:space="preserve"> </w:t>
+      </w:r>
+      <w:r>
+        <w:rPr>
+          <w:rStyle w:val="VerbatimChar"/>
+        </w:rPr>
+        <w:t xml:space="preserve">Datasets/naquim_reference/NAQUIM_extraction_tracker.md</w:t>
+      </w:r>
+      <w:r>
+        <w:t xml:space="preserve"> </w:t>
+      </w:r>
+      <w:r>
+        <w:t xml:space="preserve">and</w:t>
+      </w:r>
+      <w:r>
+        <w:t xml:space="preserve"> </w:t>
+      </w:r>
+      <w:r>
+        <w:rPr>
+          <w:rStyle w:val="VerbatimChar"/>
+        </w:rPr>
+        <w:t xml:space="preserve">naquim_vertical.csv</w:t>
+      </w:r>
+      <w:r>
+        <w:t xml:space="preserve">.</w:t>
       </w:r>
     </w:p>
     <w:p>
@@ -36416,13 +36668,7 @@
         <w:pStyle w:val="BodyText"/>
       </w:pPr>
       <w:r>
-        <w:t xml:space="preserve">[23] S. Giri, M. K. Mahato, G. Singh, and V. N. Jha,</w:t>
-      </w:r>
-      <w:r>
-        <w:t xml:space="preserve"> </w:t>
-      </w:r>
-      <w:r>
-        <w:t xml:space="preserve">“Risk assessment due to intake of heavy metals through the ingestion of groundwater around two proposed uranium mining areas in Jharkhand, India,”</w:t>
+        <w:t xml:space="preserve">[38] Central Ground Water Board,</w:t>
       </w:r>
       <w:r>
         <w:t xml:space="preserve"> </w:t>
@@ -36432,10 +36678,19 @@
           <w:i/>
           <w:iCs/>
         </w:rPr>
-        <w:t xml:space="preserve">Environmental Monitoring and Assessment</w:t>
-      </w:r>
-      <w:r>
-        <w:t xml:space="preserve">, vol. 184, pp. 1351–1358, 2012, doi: 10.1007/s10661-011-2045-3.</w:t>
+        <w:t xml:space="preserve">Ground Water Information Booklet: East Singhbhum District, Jharkhand State</w:t>
+      </w:r>
+      <w:r>
+        <w:t xml:space="preserve">, prepared by S. Toppo, State Unit Office Ranchi, Mid-Eastern Region Patna, Sept. 2013. Retrieved from http://cgwb.gov.in/old_website/District_Profile/Jharkhand/East%20Singhbhum.pdf on 7 July 2026 (</w:t>
+      </w:r>
+      <w:r>
+        <w:rPr>
+          <w:rStyle w:val="VerbatimChar"/>
+        </w:rPr>
+        <w:t xml:space="preserve">Datasets/naquim_reference/cgwb_east_singhbhum_profile.pdf</w:t>
+      </w:r>
+      <w:r>
+        <w:t xml:space="preserve">).</w:t>
       </w:r>
     </w:p>
     <w:p>
@@ -36443,13 +36698,7 @@
         <w:pStyle w:val="BodyText"/>
       </w:pPr>
       <w:r>
-        <w:t xml:space="preserve">[24] R. M. Tripathi, S. K. Sahoo, V. N. Jha, A. H. Khan, and V. D. Puranik,</w:t>
-      </w:r>
-      <w:r>
-        <w:t xml:space="preserve"> </w:t>
-      </w:r>
-      <w:r>
-        <w:t xml:space="preserve">“Assessment of environmental radioactivity at uranium mining, processing and tailings management facility at Jaduguda, India,”</w:t>
+        <w:t xml:space="preserve">[39] Central Ground Water Board,</w:t>
       </w:r>
       <w:r>
         <w:t xml:space="preserve"> </w:t>
@@ -36459,10 +36708,455 @@
           <w:i/>
           <w:iCs/>
         </w:rPr>
-        <w:t xml:space="preserve">Applied Radiation and Isotopes</w:t>
-      </w:r>
-      <w:r>
-        <w:t xml:space="preserve">, vol. 66, no. 11, pp. 1666–1670, 2008, doi: 10.1016/j.apradiso.2007.12.019.</w:t>
+        <w:t xml:space="preserve">Annual Ground Water Quality Report 2024</w:t>
+      </w:r>
+      <w:r>
+        <w:t xml:space="preserve">, Ministry of Jal Shakti, released 31 Dec. 2024 (2023 sampling); Jharkhand state table, downloaded from cgwb.gov.in and held as</w:t>
+      </w:r>
+      <w:r>
+        <w:t xml:space="preserve"> </w:t>
+      </w:r>
+      <w:r>
+        <w:rPr>
+          <w:rStyle w:val="VerbatimChar"/>
+        </w:rPr>
+        <w:t xml:space="preserve">Datasets/waterQuality_jharkhand.csv</w:t>
+      </w:r>
+      <w:r>
+        <w:t xml:space="preserve"> </w:t>
+      </w:r>
+      <w:r>
+        <w:t xml:space="preserve">(added 17 April 2026; the file records its source as table 36): 397 locations, 24 districts, 17 determinands, every row dated 2023.</w:t>
+      </w:r>
+    </w:p>
+    <w:p>
+      <w:pPr>
+        <w:pStyle w:val="BodyText"/>
+      </w:pPr>
+      <w:r>
+        <w:t xml:space="preserve">[40] Central Ground Water Board, Ministry of Jal Shakti,</w:t>
+      </w:r>
+      <w:r>
+        <w:t xml:space="preserve"> </w:t>
+      </w:r>
+      <w:r>
+        <w:t xml:space="preserve">“CGWB – Changes in Depth to Water Level”</w:t>
+      </w:r>
+      <w:r>
+        <w:t xml:space="preserve"> </w:t>
+      </w:r>
+      <w:r>
+        <w:t xml:space="preserve">(station-level quarterly depth to water, from India-WRIS, https://indiawris.gov.in/wris/#/groundWater), as redistributed with codebook by the India Data Portal (dataset</w:t>
+      </w:r>
+      <w:r>
+        <w:t xml:space="preserve"> </w:t>
+      </w:r>
+      <w:r>
+        <w:rPr>
+          <w:rStyle w:val="VerbatimChar"/>
+        </w:rPr>
+        <w:t xml:space="preserve">cgwb-changes-in-depth-to-water-level</w:t>
+      </w:r>
+      <w:r>
+        <w:t xml:space="preserve">; portal retrieval date 4 May 2024). Jharkhand rows, 2013–2021 (9,583 readings, 398 stations), filtered by</w:t>
+      </w:r>
+      <w:r>
+        <w:t xml:space="preserve"> </w:t>
+      </w:r>
+      <w:r>
+        <w:rPr>
+          <w:rStyle w:val="VerbatimChar"/>
+        </w:rPr>
+        <w:t xml:space="preserve">fetch_data/filter_jharkhand.py</w:t>
+      </w:r>
+      <w:r>
+        <w:t xml:space="preserve"> </w:t>
+      </w:r>
+      <w:r>
+        <w:t xml:space="preserve">into</w:t>
+      </w:r>
+      <w:r>
+        <w:t xml:space="preserve"> </w:t>
+      </w:r>
+      <w:r>
+        <w:rPr>
+          <w:rStyle w:val="VerbatimChar"/>
+        </w:rPr>
+        <w:t xml:space="preserve">Datasets/cgwb_waterlevel_jharkhand.csv</w:t>
+      </w:r>
+      <w:r>
+        <w:t xml:space="preserve">. Accessed January–February 2026.</w:t>
+      </w:r>
+    </w:p>
+    <w:p>
+      <w:pPr>
+        <w:pStyle w:val="BodyText"/>
+      </w:pPr>
+      <w:r>
+        <w:t xml:space="preserve">[41] Central Ground Water Board via National Water Informatics Centre,</w:t>
+      </w:r>
+      <w:r>
+        <w:t xml:space="preserve"> </w:t>
+      </w:r>
+      <w:r>
+        <w:t xml:space="preserve">“Ground Water Quality Chemical Parameters CGWB Jharkhand (1961 - 2025) Manual”</w:t>
+      </w:r>
+      <w:r>
+        <w:t xml:space="preserve"> </w:t>
+      </w:r>
+      <w:r>
+        <w:t xml:space="preserve">and</w:t>
+      </w:r>
+      <w:r>
+        <w:t xml:space="preserve"> </w:t>
+      </w:r>
+      <w:r>
+        <w:t xml:space="preserve">“Ground Water Quality Physical Parameters CGWB Jharkhand (1961 - 2025) Manual,”</w:t>
+      </w:r>
+      <w:r>
+        <w:t xml:space="preserve"> </w:t>
+      </w:r>
+      <w:r>
+        <w:t xml:space="preserve">National Water Data Portal, packages</w:t>
+      </w:r>
+      <w:r>
+        <w:t xml:space="preserve"> </w:t>
+      </w:r>
+      <w:r>
+        <w:rPr>
+          <w:rStyle w:val="VerbatimChar"/>
+        </w:rPr>
+        <w:t xml:space="preserve">ground-water-quality-manual-chemical-parameters-cgwb-f-gfg</w:t>
+      </w:r>
+      <w:r>
+        <w:t xml:space="preserve"> </w:t>
+      </w:r>
+      <w:r>
+        <w:t xml:space="preserve">and</w:t>
+      </w:r>
+      <w:r>
+        <w:t xml:space="preserve"> </w:t>
+      </w:r>
+      <w:r>
+        <w:rPr>
+          <w:rStyle w:val="VerbatimChar"/>
+        </w:rPr>
+        <w:t xml:space="preserve">ground-water-quality-manual-physical-parameters-cgwb</w:t>
+      </w:r>
+      <w:r>
+        <w:t xml:space="preserve">, https://nwdp.nwic.gov.in. Downloaded 20 Sept. 2026 (</w:t>
+      </w:r>
+      <w:r>
+        <w:rPr>
+          <w:rStyle w:val="VerbatimChar"/>
+        </w:rPr>
+        <w:t xml:space="preserve">backend/app/services/chemistry_history.py</w:t>
+      </w:r>
+      <w:r>
+        <w:t xml:space="preserve"> </w:t>
+      </w:r>
+      <w:r>
+        <w:t xml:space="preserve">carries the resource URL).</w:t>
+      </w:r>
+    </w:p>
+    <w:p>
+      <w:pPr>
+        <w:pStyle w:val="BodyText"/>
+      </w:pPr>
+      <w:r>
+        <w:t xml:space="preserve">[42] Geological Survey of India and National Remote Sensing Centre (ISRO), National Geomorphology and Lineament Mapping on 1:50,000 scale — Jharkhand lineament layer</w:t>
+      </w:r>
+      <w:r>
+        <w:t xml:space="preserve"> </w:t>
+      </w:r>
+      <w:r>
+        <w:rPr>
+          <w:rStyle w:val="VerbatimChar"/>
+        </w:rPr>
+        <w:t xml:space="preserve">lineament:JH_LN50K_0506</w:t>
+      </w:r>
+      <w:r>
+        <w:t xml:space="preserve">, served by the Bhuvan GeoServer WMS, https://bhuvan-vec2.nrsc.gov.in/bhuvan/wms. Method: National Remote Sensing Centre,</w:t>
+      </w:r>
+      <w:r>
+        <w:t xml:space="preserve"> </w:t>
+      </w:r>
+      <w:r>
+        <w:rPr>
+          <w:i/>
+          <w:iCs/>
+        </w:rPr>
+        <w:t xml:space="preserve">Manual for Geomorphology and Lineament Mapping (Web Version)</w:t>
+      </w:r>
+      <w:r>
+        <w:t xml:space="preserve">, Technical Report NRSC-RSAA-ERG-G&amp;GD-SEP’12-TR-445, Sept. 2012 (</w:t>
+      </w:r>
+      <w:r>
+        <w:rPr>
+          <w:rStyle w:val="VerbatimChar"/>
+        </w:rPr>
+        <w:t xml:space="preserve">Datasets/naquim_reference/gsi_lineament_mapping_manual.pdf</w:t>
+      </w:r>
+      <w:r>
+        <w:t xml:space="preserve">). Harvested 7 July 2026 by WMS GetFeatureInfo queries on a 60 × 60 point grid over Jharkhand (</w:t>
+      </w:r>
+      <w:r>
+        <w:rPr>
+          <w:rStyle w:val="VerbatimChar"/>
+        </w:rPr>
+        <w:t xml:space="preserve">fetch_data/bhuvan_lineaments.py</w:t>
+      </w:r>
+      <w:r>
+        <w:t xml:space="preserve">), because GSI’s Bhukosh portal was unreachable and WFS export is disabled on Bhuvan; the 1,889 features are those recovered near grid nodes — a partial copy of the layer, not the complete layer.</w:t>
+      </w:r>
+    </w:p>
+    <w:p>
+      <w:pPr>
+        <w:pStyle w:val="BodyText"/>
+      </w:pPr>
+      <w:r>
+        <w:t xml:space="preserve">[43] International Atomic Energy Agency,</w:t>
+      </w:r>
+      <w:r>
+        <w:t xml:space="preserve"> </w:t>
+      </w:r>
+      <w:r>
+        <w:rPr>
+          <w:i/>
+          <w:iCs/>
+        </w:rPr>
+        <w:t xml:space="preserve">World Distribution of Uranium Deposits (UDEPO)</w:t>
+      </w:r>
+      <w:r>
+        <w:t xml:space="preserve">, INFCIS online database, India export (</w:t>
+      </w:r>
+      <w:r>
+        <w:t xml:space="preserve">“UDepo Data List”</w:t>
+      </w:r>
+      <w:r>
+        <w:t xml:space="preserve">, filter Country = India),</w:t>
+      </w:r>
+      <w:r>
+        <w:t xml:space="preserve"> </w:t>
+      </w:r>
+      <w:r>
+        <w:rPr>
+          <w:rStyle w:val="VerbatimChar"/>
+        </w:rPr>
+        <w:t xml:space="preserve">Datasets/udepo_uranium_deposits.xlsx</w:t>
+      </w:r>
+      <w:r>
+        <w:t xml:space="preserve">. Accessed July 2026. The database was renamed UThDEPO in 2026 and is served at https://infcis.iaea.org/UTHDEPO.</w:t>
+      </w:r>
+    </w:p>
+    <w:p>
+      <w:pPr>
+        <w:pStyle w:val="BodyText"/>
+      </w:pPr>
+      <w:r>
+        <w:t xml:space="preserve">[44] European Space Agency,</w:t>
+      </w:r>
+      <w:r>
+        <w:t xml:space="preserve"> </w:t>
+      </w:r>
+      <w:r>
+        <w:rPr>
+          <w:i/>
+          <w:iCs/>
+        </w:rPr>
+        <w:t xml:space="preserve">Copernicus Global Digital Elevation Model</w:t>
+      </w:r>
+      <w:r>
+        <w:t xml:space="preserve"> </w:t>
+      </w:r>
+      <w:r>
+        <w:t xml:space="preserve">(GLO-30), distributed by OpenTopography, doi: 10.5069/G9028PQB. Jharkhand extract (83.2–88.1° E, 21.8–25.5° N, 1 arc-second) downloaded in tiles through the OpenTopography global-DEM API (</w:t>
+      </w:r>
+      <w:r>
+        <w:rPr>
+          <w:rStyle w:val="VerbatimChar"/>
+        </w:rPr>
+        <w:t xml:space="preserve">demtype=COP30</w:t>
+      </w:r>
+      <w:r>
+        <w:t xml:space="preserve">) and mosaicked (</w:t>
+      </w:r>
+      <w:r>
+        <w:rPr>
+          <w:rStyle w:val="VerbatimChar"/>
+        </w:rPr>
+        <w:t xml:space="preserve">fetch_data/fetchDEM.py</w:t>
+      </w:r>
+      <w:r>
+        <w:t xml:space="preserve">,</w:t>
+      </w:r>
+      <w:r>
+        <w:t xml:space="preserve"> </w:t>
+      </w:r>
+      <w:r>
+        <w:rPr>
+          <w:rStyle w:val="VerbatimChar"/>
+        </w:rPr>
+        <w:t xml:space="preserve">fetch_data/mosaic_dem.py</w:t>
+      </w:r>
+      <w:r>
+        <w:t xml:space="preserve">), 6–7 July 2026.</w:t>
+      </w:r>
+    </w:p>
+    <w:p>
+      <w:pPr>
+        <w:pStyle w:val="BodyText"/>
+      </w:pPr>
+      <w:r>
+        <w:t xml:space="preserve">[45] B. Lehner and G. Grill,</w:t>
+      </w:r>
+      <w:r>
+        <w:t xml:space="preserve"> </w:t>
+      </w:r>
+      <w:r>
+        <w:t xml:space="preserve">“Global river hydrography and network routing: baseline data and new approaches to study the world’s large river systems,”</w:t>
+      </w:r>
+      <w:r>
+        <w:t xml:space="preserve"> </w:t>
+      </w:r>
+      <w:r>
+        <w:rPr>
+          <w:i/>
+          <w:iCs/>
+        </w:rPr>
+        <w:t xml:space="preserve">Hydrological Processes</w:t>
+      </w:r>
+      <w:r>
+        <w:t xml:space="preserve">, vol. 27, no. 15, pp. 2171–2186, 2013, doi: 10.1002/hyp.9740 (HydroRIVERS v1.0).</w:t>
+      </w:r>
+    </w:p>
+    <w:p>
+      <w:pPr>
+        <w:pStyle w:val="BodyText"/>
+      </w:pPr>
+      <w:r>
+        <w:t xml:space="preserve">[46] U.S. Environmental Protection Agency,</w:t>
+      </w:r>
+      <w:r>
+        <w:t xml:space="preserve"> </w:t>
+      </w:r>
+      <w:r>
+        <w:rPr>
+          <w:i/>
+          <w:iCs/>
+        </w:rPr>
+        <w:t xml:space="preserve">Understanding Variation in Partition Coefficient, K_d, Values</w:t>
+      </w:r>
+      <w:r>
+        <w:t xml:space="preserve">, Vol. I:</w:t>
+      </w:r>
+      <w:r>
+        <w:t xml:space="preserve"> </w:t>
+      </w:r>
+      <w:r>
+        <w:rPr>
+          <w:i/>
+          <w:iCs/>
+        </w:rPr>
+        <w:t xml:space="preserve">The K_d Model, Methods of Measurement, and Application of Chemical Reaction Codes</w:t>
+      </w:r>
+      <w:r>
+        <w:t xml:space="preserve">, EPA 402-R-99-004A, and Vol. II:</w:t>
+      </w:r>
+      <w:r>
+        <w:t xml:space="preserve"> </w:t>
+      </w:r>
+      <w:r>
+        <w:rPr>
+          <w:i/>
+          <w:iCs/>
+        </w:rPr>
+        <w:t xml:space="preserve">Review of Geochemistry and Available K_d Values for Cadmium, Cesium, Chromium, Lead, Plutonium, Radon, Strontium, Thorium, Tritium (³H), and Uranium</w:t>
+      </w:r>
+      <w:r>
+        <w:t xml:space="preserve">, EPA 402-R-99-004B, Aug. 1999.</w:t>
+      </w:r>
+    </w:p>
+    <w:p>
+      <w:pPr>
+        <w:pStyle w:val="BodyText"/>
+      </w:pPr>
+      <w:r>
+        <w:t xml:space="preserve">[47] U.S. Environmental Protection Agency,</w:t>
+      </w:r>
+      <w:r>
+        <w:t xml:space="preserve"> </w:t>
+      </w:r>
+      <w:r>
+        <w:rPr>
+          <w:i/>
+          <w:iCs/>
+        </w:rPr>
+        <w:t xml:space="preserve">Understanding Variation in Partition Coefficient, K_d, Values</w:t>
+      </w:r>
+      <w:r>
+        <w:t xml:space="preserve">, Vol. III:</w:t>
+      </w:r>
+      <w:r>
+        <w:t xml:space="preserve"> </w:t>
+      </w:r>
+      <w:r>
+        <w:rPr>
+          <w:i/>
+          <w:iCs/>
+        </w:rPr>
+        <w:t xml:space="preserve">Review of Geochemistry and Available K_d Values for Americium, Arsenic, Curium, Iodine, Neptunium, Radium, and Technetium</w:t>
+      </w:r>
+      <w:r>
+        <w:t xml:space="preserve">, EPA 402-R-04-002C, July 2004 (Table 5.28: radium K_d values listed by Thibault et al. [48]).</w:t>
+      </w:r>
+    </w:p>
+    <w:p>
+      <w:pPr>
+        <w:pStyle w:val="BodyText"/>
+      </w:pPr>
+      <w:r>
+        <w:t xml:space="preserve">[48] D. H. Thibault, M. I. Sheppard, and P. A. Smith,</w:t>
+      </w:r>
+      <w:r>
+        <w:t xml:space="preserve"> </w:t>
+      </w:r>
+      <w:r>
+        <w:rPr>
+          <w:i/>
+          <w:iCs/>
+        </w:rPr>
+        <w:t xml:space="preserve">A Critical Compilation and Review of Default Soil Solid/Liquid Partition Coefficients, K_d, for Use in Environmental Assessments</w:t>
+      </w:r>
+      <w:r>
+        <w:t xml:space="preserve">, AECL-10125, Atomic Energy of Canada Ltd., Pinawa, 1990.</w:t>
+      </w:r>
+    </w:p>
+    <w:p>
+      <w:pPr>
+        <w:pStyle w:val="BodyText"/>
+      </w:pPr>
+      <w:r>
+        <w:t xml:space="preserve">[49] M. I. Sheppard and D. H. Thibault,</w:t>
+      </w:r>
+      <w:r>
+        <w:t xml:space="preserve"> </w:t>
+      </w:r>
+      <w:r>
+        <w:t xml:space="preserve">“Default soil solid/liquid partition coefficients, K_ds, for four major soil types: A compendium,”</w:t>
+      </w:r>
+      <w:r>
+        <w:t xml:space="preserve"> </w:t>
+      </w:r>
+      <w:r>
+        <w:rPr>
+          <w:i/>
+          <w:iCs/>
+        </w:rPr>
+        <w:t xml:space="preserve">Health Physics</w:t>
+      </w:r>
+      <w:r>
+        <w:t xml:space="preserve">, vol. 59, no. 4, pp. 471–482, 1990.</w:t>
       </w:r>
     </w:p>
     <w:p>
@@ -36474,7 +37168,7 @@
           <w:b/>
           <w:bCs/>
         </w:rPr>
-        <w:t xml:space="preserve">Standards</w:t>
+        <w:t xml:space="preserve">Sensitivity analysis</w:t>
       </w:r>
     </w:p>
     <w:p>
@@ -36482,7 +37176,13 @@
         <w:pStyle w:val="BodyText"/>
       </w:pPr>
       <w:r>
-        <w:t xml:space="preserve">[25] Bureau of Indian Standards,</w:t>
+        <w:t xml:space="preserve">[50] A. Saltelli, P. Annoni, I. Azzini, F. Campolongo, M. Ratto, and S. Tarantola,</w:t>
+      </w:r>
+      <w:r>
+        <w:t xml:space="preserve"> </w:t>
+      </w:r>
+      <w:r>
+        <w:t xml:space="preserve">“Variance based sensitivity analysis of model output. Design and estimator for the total sensitivity index,”</w:t>
       </w:r>
       <w:r>
         <w:t xml:space="preserve"> </w:t>
@@ -36492,10 +37192,10 @@
           <w:i/>
           <w:iCs/>
         </w:rPr>
-        <w:t xml:space="preserve">IS 10500:2012 — Drinking Water — Specification (Second Revision)</w:t>
-      </w:r>
-      <w:r>
-        <w:t xml:space="preserve">, New Delhi, 2012, with amendments.</w:t>
+        <w:t xml:space="preserve">Computer Physics Communications</w:t>
+      </w:r>
+      <w:r>
+        <w:t xml:space="preserve">, vol. 181, no. 2, pp. 259–270, 2010, doi: 10.1016/j.cpc.2009.09.018.</w:t>
       </w:r>
     </w:p>
     <w:p>
@@ -36503,7 +37203,13 @@
         <w:pStyle w:val="BodyText"/>
       </w:pPr>
       <w:r>
-        <w:t xml:space="preserve">[26] World Health Organization,</w:t>
+        <w:t xml:space="preserve">[51] M. J. W. Jansen,</w:t>
+      </w:r>
+      <w:r>
+        <w:t xml:space="preserve"> </w:t>
+      </w:r>
+      <w:r>
+        <w:t xml:space="preserve">“Analysis of variance designs for model output,”</w:t>
       </w:r>
       <w:r>
         <w:t xml:space="preserve"> </w:t>
@@ -36513,10 +37219,37 @@
           <w:i/>
           <w:iCs/>
         </w:rPr>
-        <w:t xml:space="preserve">Guidelines for Drinking-water Quality</w:t>
-      </w:r>
-      <w:r>
-        <w:t xml:space="preserve">, 4th ed. incorporating the 1st addendum. Geneva: WHO, 2017, ISBN 978-92-4-154995-0.</w:t>
+        <w:t xml:space="preserve">Computer Physics Communications</w:t>
+      </w:r>
+      <w:r>
+        <w:t xml:space="preserve">, vol. 117, no. 1–2, pp. 35–43, 1999, doi: 10.1016/S0010-4655(98)00154-4.</w:t>
+      </w:r>
+    </w:p>
+    <w:p>
+      <w:pPr>
+        <w:pStyle w:val="BodyText"/>
+      </w:pPr>
+      <w:r>
+        <w:t xml:space="preserve">[52] I. M. Sobol’,</w:t>
+      </w:r>
+      <w:r>
+        <w:t xml:space="preserve"> </w:t>
+      </w:r>
+      <w:r>
+        <w:t xml:space="preserve">“Sensitivity estimates for nonlinear mathematical models,”</w:t>
+      </w:r>
+      <w:r>
+        <w:t xml:space="preserve"> </w:t>
+      </w:r>
+      <w:r>
+        <w:rPr>
+          <w:i/>
+          <w:iCs/>
+        </w:rPr>
+        <w:t xml:space="preserve">Mathematical Modelling and Computational Experiments</w:t>
+      </w:r>
+      <w:r>
+        <w:t xml:space="preserve">, vol. 1, no. 4, pp. 407–414, 1993.</w:t>
       </w:r>
     </w:p>
     <w:p>
@@ -36528,7 +37261,7 @@
           <w:b/>
           <w:bCs/>
         </w:rPr>
-        <w:t xml:space="preserve">Machine learning and statistics</w:t>
+        <w:t xml:space="preserve">Vulnerability indices and water-quality indices</w:t>
       </w:r>
     </w:p>
     <w:p>
@@ -36536,19 +37269,7 @@
         <w:pStyle w:val="BodyText"/>
       </w:pPr>
       <w:r>
-        <w:t xml:space="preserve">[27] Y. Romano, E. Patterson, and E. J. Candès,</w:t>
-      </w:r>
-      <w:r>
-        <w:t xml:space="preserve"> </w:t>
-      </w:r>
-      <w:r>
-        <w:t xml:space="preserve">“Conformalized quantile regression,”</w:t>
-      </w:r>
-      <w:r>
-        <w:t xml:space="preserve"> </w:t>
-      </w:r>
-      <w:r>
-        <w:t xml:space="preserve">in</w:t>
+        <w:t xml:space="preserve">[53] L. Aller, T. Bennett, J. H. Lehr, R. J. Petty, and G. Hackett,</w:t>
       </w:r>
       <w:r>
         <w:t xml:space="preserve"> </w:t>
@@ -36558,10 +37279,10 @@
           <w:i/>
           <w:iCs/>
         </w:rPr>
-        <w:t xml:space="preserve">Advances in Neural Information Processing Systems 32 (NeurIPS 2019)</w:t>
-      </w:r>
-      <w:r>
-        <w:t xml:space="preserve">, 2019.</w:t>
+        <w:t xml:space="preserve">DRASTIC: A Standardized System for Evaluating Ground Water Pollution Potential Using Hydrogeologic Settings</w:t>
+      </w:r>
+      <w:r>
+        <w:t xml:space="preserve">, EPA/600/2-87/035, U.S. EPA Robert S. Kerr Environmental Research Laboratory, Ada, OK, 1987.</w:t>
       </w:r>
     </w:p>
     <w:p>
@@ -36569,7 +37290,19 @@
         <w:pStyle w:val="BodyText"/>
       </w:pPr>
       <w:r>
-        <w:t xml:space="preserve">[28] V. Vovk, A. Gammerman, and G. Shafer,</w:t>
+        <w:t xml:space="preserve">[54] S. S. D. Foster,</w:t>
+      </w:r>
+      <w:r>
+        <w:t xml:space="preserve"> </w:t>
+      </w:r>
+      <w:r>
+        <w:t xml:space="preserve">“Fundamental concepts in aquifer vulnerability, pollution risk and protection strategy,”</w:t>
+      </w:r>
+      <w:r>
+        <w:t xml:space="preserve"> </w:t>
+      </w:r>
+      <w:r>
+        <w:t xml:space="preserve">in W. van Duijvenbooden and H. G. van Waegeningh, Eds.,</w:t>
       </w:r>
       <w:r>
         <w:t xml:space="preserve"> </w:t>
@@ -36579,10 +37312,10 @@
           <w:i/>
           <w:iCs/>
         </w:rPr>
-        <w:t xml:space="preserve">Algorithmic Learning in a Random World</w:t>
-      </w:r>
-      <w:r>
-        <w:t xml:space="preserve">. New York: Springer, 2005.</w:t>
+        <w:t xml:space="preserve">Vulnerability of Soil and Groundwater to Pollutants</w:t>
+      </w:r>
+      <w:r>
+        <w:t xml:space="preserve">, TNO Committee on Hydrological Research, Proceedings and Information No. 38, The Hague, 1987, pp. 69–86.</w:t>
       </w:r>
     </w:p>
     <w:p>
@@ -36590,19 +37323,7 @@
         <w:pStyle w:val="BodyText"/>
       </w:pPr>
       <w:r>
-        <w:t xml:space="preserve">[29] T. Chen and C. Guestrin,</w:t>
-      </w:r>
-      <w:r>
-        <w:t xml:space="preserve"> </w:t>
-      </w:r>
-      <w:r>
-        <w:t xml:space="preserve">“XGBoost: A scalable tree boosting system,”</w:t>
-      </w:r>
-      <w:r>
-        <w:t xml:space="preserve"> </w:t>
-      </w:r>
-      <w:r>
-        <w:t xml:space="preserve">in</w:t>
+        <w:t xml:space="preserve">[55] M. Civita,</w:t>
       </w:r>
       <w:r>
         <w:t xml:space="preserve"> </w:t>
@@ -36612,10 +37333,10 @@
           <w:i/>
           <w:iCs/>
         </w:rPr>
-        <w:t xml:space="preserve">Proc. 22nd ACM SIGKDD Int. Conf. Knowledge Discovery and Data Mining</w:t>
-      </w:r>
-      <w:r>
-        <w:t xml:space="preserve">, 2016, pp. 785–794, doi: 10.1145/2939672.2939785.</w:t>
+        <w:t xml:space="preserve">Le carte della vulnerabilità degli acquiferi all’inquinamento: teoria e pratica</w:t>
+      </w:r>
+      <w:r>
+        <w:t xml:space="preserve">. Bologna: Pitagora, 1994.</w:t>
       </w:r>
     </w:p>
     <w:p>
@@ -36623,19 +37344,13 @@
         <w:pStyle w:val="BodyText"/>
       </w:pPr>
       <w:r>
-        <w:t xml:space="preserve">[30] S. M. Lundberg and S.-I. Lee,</w:t>
-      </w:r>
-      <w:r>
-        <w:t xml:space="preserve"> </w:t>
-      </w:r>
-      <w:r>
-        <w:t xml:space="preserve">“A unified approach to interpreting model predictions,”</w:t>
-      </w:r>
-      <w:r>
-        <w:t xml:space="preserve"> </w:t>
-      </w:r>
-      <w:r>
-        <w:t xml:space="preserve">in</w:t>
+        <w:t xml:space="preserve">[56] R. M. Brown, N. I. McClelland, R. A. Deininger, and R. G. Tozer,</w:t>
+      </w:r>
+      <w:r>
+        <w:t xml:space="preserve"> </w:t>
+      </w:r>
+      <w:r>
+        <w:t xml:space="preserve">“A water quality index — do we dare?,”</w:t>
       </w:r>
       <w:r>
         <w:t xml:space="preserve"> </w:t>
@@ -36645,10 +37360,10 @@
           <w:i/>
           <w:iCs/>
         </w:rPr>
-        <w:t xml:space="preserve">Advances in Neural Information Processing Systems 30 (NeurIPS 2017)</w:t>
-      </w:r>
-      <w:r>
-        <w:t xml:space="preserve">, 2017.</w:t>
+        <w:t xml:space="preserve">Water &amp; Sewage Works</w:t>
+      </w:r>
+      <w:r>
+        <w:t xml:space="preserve">, vol. 117, no. 10, pp. 339–343, 1970.</w:t>
       </w:r>
     </w:p>
     <w:p>
@@ -36656,13 +37371,13 @@
         <w:pStyle w:val="BodyText"/>
       </w:pPr>
       <w:r>
-        <w:t xml:space="preserve">[31] H. Theil,</w:t>
-      </w:r>
-      <w:r>
-        <w:t xml:space="preserve"> </w:t>
-      </w:r>
-      <w:r>
-        <w:t xml:space="preserve">“A rank-invariant method of linear and polynomial regression analysis, I, II, III,”</w:t>
+        <w:t xml:space="preserve">[57] C. R. Ramakrishnaiah, C. Sadashivaiah, and G. Ranganna,</w:t>
+      </w:r>
+      <w:r>
+        <w:t xml:space="preserve"> </w:t>
+      </w:r>
+      <w:r>
+        <w:t xml:space="preserve">“Assessment of water quality index for the groundwater in Tumkur Taluk, Karnataka State, India,”</w:t>
       </w:r>
       <w:r>
         <w:t xml:space="preserve"> </w:t>
@@ -36672,10 +37387,10 @@
           <w:i/>
           <w:iCs/>
         </w:rPr>
-        <w:t xml:space="preserve">Proc. Koninklijke Nederlandse Akademie van Wetenschappen, Series A</w:t>
-      </w:r>
-      <w:r>
-        <w:t xml:space="preserve">, vol. 53, pp. 386–392, 521–525, 1397–1412, 1950.</w:t>
+        <w:t xml:space="preserve">E-Journal of Chemistry</w:t>
+      </w:r>
+      <w:r>
+        <w:t xml:space="preserve">, vol. 6, no. 2, pp. 523–530, 2009, doi: 10.1155/2009/757424.</w:t>
       </w:r>
     </w:p>
     <w:p>
@@ -36683,13 +37398,25 @@
         <w:pStyle w:val="BodyText"/>
       </w:pPr>
       <w:r>
-        <w:t xml:space="preserve">[32] P. K. Sen,</w:t>
-      </w:r>
-      <w:r>
-        <w:t xml:space="preserve"> </w:t>
-      </w:r>
-      <w:r>
-        <w:t xml:space="preserve">“Estimates of the regression coefficient based on Kendall’s tau,”</w:t>
+        <w:rPr>
+          <w:b/>
+          <w:bCs/>
+        </w:rPr>
+        <w:t xml:space="preserve">Groundwater machine learning</w:t>
+      </w:r>
+    </w:p>
+    <w:p>
+      <w:pPr>
+        <w:pStyle w:val="BodyText"/>
+      </w:pPr>
+      <w:r>
+        <w:t xml:space="preserve">[58] S. Sahoo and M. K. Jha,</w:t>
+      </w:r>
+      <w:r>
+        <w:t xml:space="preserve"> </w:t>
+      </w:r>
+      <w:r>
+        <w:t xml:space="preserve">“Groundwater-level prediction using multiple linear regression and artificial neural network techniques: a comparative assessment,”</w:t>
       </w:r>
       <w:r>
         <w:t xml:space="preserve"> </w:t>
@@ -36699,10 +37426,10 @@
           <w:i/>
           <w:iCs/>
         </w:rPr>
-        <w:t xml:space="preserve">Journal of the American Statistical Association</w:t>
-      </w:r>
-      <w:r>
-        <w:t xml:space="preserve">, vol. 63, no. 324, pp. 1379–1389, 1968, doi: 10.1080/01621459.1968.10480934.</w:t>
+        <w:t xml:space="preserve">Hydrogeology Journal</w:t>
+      </w:r>
+      <w:r>
+        <w:t xml:space="preserve">, vol. 21, no. 8, pp. 1865–1887, 2013, doi: 10.1007/s10040-013-1029-5.</w:t>
       </w:r>
     </w:p>
     <w:p>
@@ -36710,13 +37437,13 @@
         <w:pStyle w:val="BodyText"/>
       </w:pPr>
       <w:r>
-        <w:t xml:space="preserve">[33] H. B. Mann,</w:t>
-      </w:r>
-      <w:r>
-        <w:t xml:space="preserve"> </w:t>
-      </w:r>
-      <w:r>
-        <w:t xml:space="preserve">“Nonparametric tests against trend,”</w:t>
+        <w:t xml:space="preserve">[59] T. Rajaee, H. Ebrahimi, and V. Nourani,</w:t>
+      </w:r>
+      <w:r>
+        <w:t xml:space="preserve"> </w:t>
+      </w:r>
+      <w:r>
+        <w:t xml:space="preserve">“A review of the artificial intelligence methods in groundwater level modeling,”</w:t>
       </w:r>
       <w:r>
         <w:t xml:space="preserve"> </w:t>
@@ -36726,10 +37453,10 @@
           <w:i/>
           <w:iCs/>
         </w:rPr>
-        <w:t xml:space="preserve">Econometrica</w:t>
-      </w:r>
-      <w:r>
-        <w:t xml:space="preserve">, vol. 13, no. 3, pp. 245–259, 1945, doi: 10.2307/1907187.</w:t>
+        <w:t xml:space="preserve">Journal of Hydrology</w:t>
+      </w:r>
+      <w:r>
+        <w:t xml:space="preserve">, vol. 572, pp. 336–351, 2019, doi: 10.1016/j.jhydrol.2018.12.037.</w:t>
       </w:r>
     </w:p>
     <w:p>
@@ -36737,7 +37464,19 @@
         <w:pStyle w:val="BodyText"/>
       </w:pPr>
       <w:r>
-        <w:t xml:space="preserve">[34] M. G. Kendall,</w:t>
+        <w:rPr>
+          <w:b/>
+          <w:bCs/>
+        </w:rPr>
+        <w:t xml:space="preserve">Screening tools, standards of practice, global data</w:t>
+      </w:r>
+    </w:p>
+    <w:p>
+      <w:pPr>
+        <w:pStyle w:val="BodyText"/>
+      </w:pPr>
+      <w:r>
+        <w:t xml:space="preserve">[60] C. J. Newell, R. K. McLeod, and J. R. Gonzales,</w:t>
       </w:r>
       <w:r>
         <w:t xml:space="preserve"> </w:t>
@@ -36747,10 +37486,10 @@
           <w:i/>
           <w:iCs/>
         </w:rPr>
-        <w:t xml:space="preserve">Rank Correlation Methods</w:t>
-      </w:r>
-      <w:r>
-        <w:t xml:space="preserve">, 4th ed. London: Charles Griffin, 1975.</w:t>
+        <w:t xml:space="preserve">BIOSCREEN: Natural Attenuation Decision Support System — User’s Manual, Version 1.3</w:t>
+      </w:r>
+      <w:r>
+        <w:t xml:space="preserve">, EPA/600/R-96/087, U.S. EPA, Aug. 1996.</w:t>
       </w:r>
     </w:p>
     <w:p>
@@ -36758,7 +37497,7 @@
         <w:pStyle w:val="BodyText"/>
       </w:pPr>
       <w:r>
-        <w:t xml:space="preserve">[35] J. D. Hem,</w:t>
+        <w:t xml:space="preserve">[61] ASTM International,</w:t>
       </w:r>
       <w:r>
         <w:t xml:space="preserve"> </w:t>
@@ -36768,10 +37507,19 @@
           <w:i/>
           <w:iCs/>
         </w:rPr>
-        <w:t xml:space="preserve">Study and Interpretation of the Chemical Characteristics of Natural Water</w:t>
-      </w:r>
-      <w:r>
-        <w:t xml:space="preserve">, 3rd ed., U.S. Geological Survey Water-Supply Paper 2254, 1985. https://pubs.usgs.gov/wsp/wsp2254/</w:t>
+        <w:t xml:space="preserve">ASTM D6312-98 — Standard Guide for Developing Appropriate Statistical Approaches for Ground-Water Detection Monitoring Programs</w:t>
+      </w:r>
+      <w:r>
+        <w:t xml:space="preserve">. West Conshohocken, PA: ASTM, 1998. (Revised as D6312-17,</w:t>
+      </w:r>
+      <w:r>
+        <w:t xml:space="preserve"> </w:t>
+      </w:r>
+      <w:r>
+        <w:t xml:space="preserve">“… at Waste Disposal Facilities”</w:t>
+      </w:r>
+      <w:r>
+        <w:t xml:space="preserve">; that revision was withdrawn in 2026. The edition cited is the one current when NUREG-1569 [12] was issued.)</w:t>
       </w:r>
     </w:p>
     <w:p>
@@ -36779,7 +37527,13 @@
         <w:pStyle w:val="BodyText"/>
       </w:pPr>
       <w:r>
-        <w:t xml:space="preserve">[36] American Public Health Association, American Water Works Association, and Water Environment Federation,</w:t>
+        <w:t xml:space="preserve">[62] J. Huscroft, T. Gleeson, J. Hartmann, and J. Börker,</w:t>
+      </w:r>
+      <w:r>
+        <w:t xml:space="preserve"> </w:t>
+      </w:r>
+      <w:r>
+        <w:t xml:space="preserve">“Compiling and mapping global permeability of the unconsolidated and consolidated Earth: GLobal HYdrogeology MaPS 2.0 (GLHYMPS 2.0),”</w:t>
       </w:r>
       <w:r>
         <w:t xml:space="preserve"> </w:t>
@@ -36789,16 +37543,10 @@
           <w:i/>
           <w:iCs/>
         </w:rPr>
-        <w:t xml:space="preserve">Standard Methods for the Examination of Water and Wastewater</w:t>
-      </w:r>
-      <w:r>
-        <w:t xml:space="preserve">, 23rd ed. Washington, DC: APHA, 2017, Section 1030 E,</w:t>
-      </w:r>
-      <w:r>
-        <w:t xml:space="preserve"> </w:t>
-      </w:r>
-      <w:r>
-        <w:t xml:space="preserve">“Checking analyses’ correctness.”</w:t>
+        <w:t xml:space="preserve">Geophysical Research Letters</w:t>
+      </w:r>
+      <w:r>
+        <w:t xml:space="preserve">, vol. 45, no. 4, pp. 1897–1904, 2018, doi: 10.1002/2017GL075860.</w:t>
       </w:r>
     </w:p>
     <w:p>
@@ -36810,7 +37558,7 @@
           <w:b/>
           <w:bCs/>
         </w:rPr>
-        <w:t xml:space="preserve">Datasets</w:t>
+        <w:t xml:space="preserve">Further sources: ISR geochemistry, Singhbhum ore mineralogy, monitoring design, capture zones, directional statistics, cyber-physical systems, quantile regression and industry context</w:t>
       </w:r>
     </w:p>
     <w:p>
@@ -36818,7 +37566,13 @@
         <w:pStyle w:val="BodyText"/>
       </w:pPr>
       <w:r>
-        <w:t xml:space="preserve">[37] Central Ground Water Board,</w:t>
+        <w:t xml:space="preserve">[63] J. A. Saunders, B. E. Pivetz, N. Voorhies, and R. T. Wilkin,</w:t>
+      </w:r>
+      <w:r>
+        <w:t xml:space="preserve"> </w:t>
+      </w:r>
+      <w:r>
+        <w:t xml:space="preserve">“Potential aquifer vulnerability in regions down-gradient from uranium in situ recovery (ISR) sites,”</w:t>
       </w:r>
       <w:r>
         <w:t xml:space="preserve"> </w:t>
@@ -36828,40 +37582,10 @@
           <w:i/>
           <w:iCs/>
         </w:rPr>
-        <w:t xml:space="preserve">Aquifer Maps and Ground Water Management Plan</w:t>
-      </w:r>
-      <w:r>
-        <w:t xml:space="preserve"> </w:t>
-      </w:r>
-      <w:r>
-        <w:t xml:space="preserve">reports (NAQUIM), Jharkhand, State Unit Office Ranchi; Ministry of Water Resources, River Development &amp; Ganga Rejuvenation (2016) and Ministry of Jal Shakti (2018–2022). Twenty-two reports were downloaded from cgwb.gov.in in July 2026: two Phase-I reports of 2016 (parts of Bokaro, Ramgarh and Dhanbad; parts of Ranchi, Khunti and Lohardaga); Godda, Dumka, Jamtara and Pakur (2018–19); Sahebganj (2017–18 programme, dated 2019); Chatra, Deoghar, Dhanbad, Garhwa, Giridih, Gumla, Khunti, Koderma, Latehar, Lohardaga, Simdega and West Singhbhum, and two block-level reports of 2022 (Chandrapura and Nawadih blocks, Bokaro district; Khelri, Lapung, Silli, Rahe, Tamar and Sonahatu blocks, Ranchi district); and a combined East Singhbhum / Saraikela-Kharsawan / West Singhbhum (parts) report whose downloaded PDF was unreadable. File list and page citations per row:</w:t>
-      </w:r>
-      <w:r>
-        <w:t xml:space="preserve"> </w:t>
-      </w:r>
-      <w:r>
-        <w:rPr>
-          <w:rStyle w:val="VerbatimChar"/>
-        </w:rPr>
-        <w:t xml:space="preserve">Datasets/naquim_reference/NAQUIM_extraction_tracker.md</w:t>
-      </w:r>
-      <w:r>
-        <w:t xml:space="preserve"> </w:t>
-      </w:r>
-      <w:r>
-        <w:t xml:space="preserve">and</w:t>
-      </w:r>
-      <w:r>
-        <w:t xml:space="preserve"> </w:t>
-      </w:r>
-      <w:r>
-        <w:rPr>
-          <w:rStyle w:val="VerbatimChar"/>
-        </w:rPr>
-        <w:t xml:space="preserve">naquim_vertical.csv</w:t>
-      </w:r>
-      <w:r>
-        <w:t xml:space="preserve">.</w:t>
+        <w:t xml:space="preserve">Journal of Environmental Management</w:t>
+      </w:r>
+      <w:r>
+        <w:t xml:space="preserve">, vol. 183, pp. 67–83, 2016, doi: 10.1016/j.jenvman.2016.08.049 (open-access author manuscript PMC7316075, read in November 2025).</w:t>
       </w:r>
     </w:p>
     <w:p>
@@ -36869,7 +37593,13 @@
         <w:pStyle w:val="BodyText"/>
       </w:pPr>
       <w:r>
-        <w:t xml:space="preserve">[38] Central Ground Water Board,</w:t>
+        <w:t xml:space="preserve">[64] D. C. Pal and D. Rhede,</w:t>
+      </w:r>
+      <w:r>
+        <w:t xml:space="preserve"> </w:t>
+      </w:r>
+      <w:r>
+        <w:t xml:space="preserve">“Geochemistry and chemical dating of uraninite in the Jaduguda uranium deposit, Singhbhum Shear Zone, India — implications for uranium mineralization and geochemical evolution of uraninite,”</w:t>
       </w:r>
       <w:r>
         <w:t xml:space="preserve"> </w:t>
@@ -36879,19 +37609,10 @@
           <w:i/>
           <w:iCs/>
         </w:rPr>
-        <w:t xml:space="preserve">Ground Water Information Booklet: East Singhbhum District, Jharkhand State</w:t>
-      </w:r>
-      <w:r>
-        <w:t xml:space="preserve">, prepared by S. Toppo, State Unit Office Ranchi, Mid-Eastern Region Patna, Sept. 2013. Retrieved from http://cgwb.gov.in/old_website/District_Profile/Jharkhand/East%20Singhbhum.pdf on 7 July 2026 (</w:t>
-      </w:r>
-      <w:r>
-        <w:rPr>
-          <w:rStyle w:val="VerbatimChar"/>
-        </w:rPr>
-        <w:t xml:space="preserve">Datasets/naquim_reference/cgwb_east_singhbhum_profile.pdf</w:t>
-      </w:r>
-      <w:r>
-        <w:t xml:space="preserve">).</w:t>
+        <w:t xml:space="preserve">Economic Geology</w:t>
+      </w:r>
+      <w:r>
+        <w:t xml:space="preserve">, vol. 108, no. 6, pp. 1499–1515, 2013, doi: 10.2113/econgeo.108.6.1499.</w:t>
       </w:r>
     </w:p>
     <w:p>
@@ -36899,7 +37620,13 @@
         <w:pStyle w:val="BodyText"/>
       </w:pPr>
       <w:r>
-        <w:t xml:space="preserve">[39] Central Ground Water Board,</w:t>
+        <w:t xml:space="preserve">[65] D. C. Pal, T. Sarkar, B. Mishra, and A. K. Sarangi,</w:t>
+      </w:r>
+      <w:r>
+        <w:t xml:space="preserve"> </w:t>
+      </w:r>
+      <w:r>
+        <w:t xml:space="preserve">“Chemical and sulphur isotope compositions of pyrite in the Jaduguda U (–Cu–Fe) deposit, Singhbhum shear zone, eastern India: Implications for sulphide mineralization,”</w:t>
       </w:r>
       <w:r>
         <w:t xml:space="preserve"> </w:t>
@@ -36909,49 +37636,10 @@
           <w:i/>
           <w:iCs/>
         </w:rPr>
-        <w:t xml:space="preserve">Annual Ground Water Quality Report 2024</w:t>
-      </w:r>
-      <w:r>
-        <w:t xml:space="preserve">, Ministry of Jal Shakti, released 31 Dec. 2024 (2023 sampling); Jharkhand state table, downloaded from cgwb.gov.in and held as</w:t>
-      </w:r>
-      <w:r>
-        <w:t xml:space="preserve"> </w:t>
-      </w:r>
-      <w:r>
-        <w:rPr>
-          <w:rStyle w:val="VerbatimChar"/>
-        </w:rPr>
-        <w:t xml:space="preserve">Datasets/waterQuality_jharkhand.csv</w:t>
-      </w:r>
-      <w:r>
-        <w:t xml:space="preserve"> </w:t>
-      </w:r>
-      <w:r>
-        <w:t xml:space="preserve">(added 17 April 2026; column</w:t>
-      </w:r>
-      <w:r>
-        <w:t xml:space="preserve"> </w:t>
-      </w:r>
-      <w:r>
-        <w:rPr>
-          <w:rStyle w:val="VerbatimChar"/>
-        </w:rPr>
-        <w:t xml:space="preserve">source_table</w:t>
-      </w:r>
-      <w:r>
-        <w:t xml:space="preserve"> </w:t>
-      </w:r>
-      <w:r>
-        <w:t xml:space="preserve">=</w:t>
-      </w:r>
-      <w:r>
-        <w:t xml:space="preserve"> </w:t>
-      </w:r>
-      <w:r>
-        <w:t xml:space="preserve">“waterQuality_table36”</w:t>
-      </w:r>
-      <w:r>
-        <w:t xml:space="preserve">): 397 locations, 24 districts, 17 determinands, every row dated 2023. The attribution to this report rests on content — the sampling year, uranium reported in ppb, and the 2023 national sampling round the report is based on; the table number could not be re-checked against the report itself, because cgwb.gov.in refused automated access on 23 Sept. 2026.</w:t>
+        <w:t xml:space="preserve">Journal of Earth System Science</w:t>
+      </w:r>
+      <w:r>
+        <w:t xml:space="preserve">, vol. 120, no. 3, pp. 475–488, 2011, doi: 10.1007/s12040-011-0080-7.</w:t>
       </w:r>
     </w:p>
     <w:p>
@@ -36959,149 +37647,13 @@
         <w:pStyle w:val="BodyText"/>
       </w:pPr>
       <w:r>
-        <w:t xml:space="preserve">[40] Central Ground Water Board, Ministry of Jal Shakti,</w:t>
-      </w:r>
-      <w:r>
-        <w:t xml:space="preserve"> </w:t>
-      </w:r>
-      <w:r>
-        <w:t xml:space="preserve">“CGWB – Changes in Depth to Water Level”</w:t>
-      </w:r>
-      <w:r>
-        <w:t xml:space="preserve"> </w:t>
-      </w:r>
-      <w:r>
-        <w:t xml:space="preserve">(station-level quarterly depth to water, from India-WRIS, https://indiawris.gov.in/wris/#/groundWater), as redistributed with codebook by the India Data Portal (dataset</w:t>
-      </w:r>
-      <w:r>
-        <w:t xml:space="preserve"> </w:t>
-      </w:r>
-      <w:r>
-        <w:rPr>
-          <w:rStyle w:val="VerbatimChar"/>
-        </w:rPr>
-        <w:t xml:space="preserve">cgwb-changes-in-depth-to-water-level</w:t>
-      </w:r>
-      <w:r>
-        <w:t xml:space="preserve">; portal retrieval date 4 May 2024). Jharkhand rows, 2013–2021 (9,583 readings, 398 stations), filtered by</w:t>
-      </w:r>
-      <w:r>
-        <w:t xml:space="preserve"> </w:t>
-      </w:r>
-      <w:r>
-        <w:rPr>
-          <w:rStyle w:val="VerbatimChar"/>
-        </w:rPr>
-        <w:t xml:space="preserve">fetch_data/filter_jharkhand.py</w:t>
-      </w:r>
-      <w:r>
-        <w:t xml:space="preserve"> </w:t>
-      </w:r>
-      <w:r>
-        <w:t xml:space="preserve">into</w:t>
-      </w:r>
-      <w:r>
-        <w:t xml:space="preserve"> </w:t>
-      </w:r>
-      <w:r>
-        <w:rPr>
-          <w:rStyle w:val="VerbatimChar"/>
-        </w:rPr>
-        <w:t xml:space="preserve">Datasets/cgwb_waterlevel_jharkhand.csv</w:t>
-      </w:r>
-      <w:r>
-        <w:t xml:space="preserve">. Accessed January–February 2026.</w:t>
-      </w:r>
-    </w:p>
-    <w:p>
-      <w:pPr>
-        <w:pStyle w:val="BodyText"/>
-      </w:pPr>
-      <w:r>
-        <w:t xml:space="preserve">[41] Central Ground Water Board via National Water Informatics Centre,</w:t>
-      </w:r>
-      <w:r>
-        <w:t xml:space="preserve"> </w:t>
-      </w:r>
-      <w:r>
-        <w:t xml:space="preserve">“Ground Water Quality Chemical Parameters CGWB Jharkhand (1961 - 2025) Manual”</w:t>
-      </w:r>
-      <w:r>
-        <w:t xml:space="preserve"> </w:t>
-      </w:r>
-      <w:r>
-        <w:t xml:space="preserve">and</w:t>
-      </w:r>
-      <w:r>
-        <w:t xml:space="preserve"> </w:t>
-      </w:r>
-      <w:r>
-        <w:t xml:space="preserve">“Ground Water Quality Physical Parameters CGWB Jharkhand (1961 - 2025) Manual,”</w:t>
-      </w:r>
-      <w:r>
-        <w:t xml:space="preserve"> </w:t>
-      </w:r>
-      <w:r>
-        <w:t xml:space="preserve">National Water Data Portal, packages</w:t>
-      </w:r>
-      <w:r>
-        <w:t xml:space="preserve"> </w:t>
-      </w:r>
-      <w:r>
-        <w:rPr>
-          <w:rStyle w:val="VerbatimChar"/>
-        </w:rPr>
-        <w:t xml:space="preserve">ground-water-quality-manual-chemical-parameters-cgwb-f-gfg</w:t>
-      </w:r>
-      <w:r>
-        <w:t xml:space="preserve"> </w:t>
-      </w:r>
-      <w:r>
-        <w:t xml:space="preserve">and</w:t>
-      </w:r>
-      <w:r>
-        <w:t xml:space="preserve"> </w:t>
-      </w:r>
-      <w:r>
-        <w:rPr>
-          <w:rStyle w:val="VerbatimChar"/>
-        </w:rPr>
-        <w:t xml:space="preserve">ground-water-quality-manual-physical-parameters-cgwb</w:t>
-      </w:r>
-      <w:r>
-        <w:t xml:space="preserve">, https://nwdp.nwic.gov.in. Downloaded 20 Sept. 2026 (</w:t>
-      </w:r>
-      <w:r>
-        <w:rPr>
-          <w:rStyle w:val="VerbatimChar"/>
-        </w:rPr>
-        <w:t xml:space="preserve">backend/app/services/chemistry_history.py</w:t>
-      </w:r>
-      <w:r>
-        <w:t xml:space="preserve"> </w:t>
-      </w:r>
-      <w:r>
-        <w:t xml:space="preserve">carries the resource URL).</w:t>
-      </w:r>
-    </w:p>
-    <w:p>
-      <w:pPr>
-        <w:pStyle w:val="BodyText"/>
-      </w:pPr>
-      <w:r>
-        <w:t xml:space="preserve">[42] Geological Survey of India and National Remote Sensing Centre (ISRO), National Geomorphology and Lineament Mapping on 1:50,000 scale — Jharkhand lineament layer</w:t>
-      </w:r>
-      <w:r>
-        <w:t xml:space="preserve"> </w:t>
-      </w:r>
-      <w:r>
-        <w:rPr>
-          <w:rStyle w:val="VerbatimChar"/>
-        </w:rPr>
-        <w:t xml:space="preserve">lineament:JH_LN50K_0506</w:t>
-      </w:r>
-      <w:r>
-        <w:t xml:space="preserve">, served by the Bhuvan GeoServer WMS, https://bhuvan-vec2.nrsc.gov.in/bhuvan/wms. Method: National Remote Sensing Centre,</w:t>
+        <w:t xml:space="preserve">[66] R. M. Tripathi, V. N. Jha, S. K. Sahoo, N. K. Sethy, A. K. Shukla, V. D. Puranik, and H. S. Kushwaha,</w:t>
+      </w:r>
+      <w:r>
+        <w:t xml:space="preserve"> </w:t>
+      </w:r>
+      <w:r>
+        <w:t xml:space="preserve">“Study of the distribution of ²²⁶Ra in ground water near the uranium industry of Jharkhand, India,”</w:t>
       </w:r>
       <w:r>
         <w:t xml:space="preserve"> </w:t>
@@ -37111,28 +37663,10 @@
           <w:i/>
           <w:iCs/>
         </w:rPr>
-        <w:t xml:space="preserve">Manual for Geomorphology and Lineament Mapping (Web Version)</w:t>
-      </w:r>
-      <w:r>
-        <w:t xml:space="preserve">, Technical Report NRSC-RSAA-ERG-G&amp;GD-SEP’12-TR-445, Sept. 2012 (</w:t>
-      </w:r>
-      <w:r>
-        <w:rPr>
-          <w:rStyle w:val="VerbatimChar"/>
-        </w:rPr>
-        <w:t xml:space="preserve">Datasets/naquim_reference/gsi_lineament_mapping_manual.pdf</w:t>
-      </w:r>
-      <w:r>
-        <w:t xml:space="preserve">). Harvested 7 July 2026 by WMS GetFeatureInfo queries on a 60 × 60 point grid over Jharkhand (</w:t>
-      </w:r>
-      <w:r>
-        <w:rPr>
-          <w:rStyle w:val="VerbatimChar"/>
-        </w:rPr>
-        <w:t xml:space="preserve">fetch_data/bhuvan_lineaments.py</w:t>
-      </w:r>
-      <w:r>
-        <w:t xml:space="preserve">), because GSI’s Bhukosh portal was unreachable and WFS export is disabled on Bhuvan; the 1,889 features are those recovered near grid nodes — a partial copy of the layer, not the complete layer.</w:t>
+        <w:t xml:space="preserve">Radiation Protection Dosimetry</w:t>
+      </w:r>
+      <w:r>
+        <w:t xml:space="preserve">, vol. 148, no. 2, pp. 211–218, 2012, doi: 10.1093/rpd/ncr014.</w:t>
       </w:r>
     </w:p>
     <w:p>
@@ -37140,7 +37674,7 @@
         <w:pStyle w:val="BodyText"/>
       </w:pPr>
       <w:r>
-        <w:t xml:space="preserve">[43] International Atomic Energy Agency,</w:t>
+        <w:t xml:space="preserve">[67] Minnesota Department of Agriculture, Monitoring &amp; Assessment Unit,</w:t>
       </w:r>
       <w:r>
         <w:t xml:space="preserve"> </w:t>
@@ -37150,28 +37684,10 @@
           <w:i/>
           <w:iCs/>
         </w:rPr>
-        <w:t xml:space="preserve">World Distribution of Uranium Deposits (UDEPO)</w:t>
-      </w:r>
-      <w:r>
-        <w:t xml:space="preserve">, INFCIS online database, India export (</w:t>
-      </w:r>
-      <w:r>
-        <w:t xml:space="preserve">“UDepo Data List”</w:t>
-      </w:r>
-      <w:r>
-        <w:t xml:space="preserve">, filter Country = India),</w:t>
-      </w:r>
-      <w:r>
-        <w:t xml:space="preserve"> </w:t>
-      </w:r>
-      <w:r>
-        <w:rPr>
-          <w:rStyle w:val="VerbatimChar"/>
-        </w:rPr>
-        <w:t xml:space="preserve">Datasets/udepo_uranium_deposits.xlsx</w:t>
-      </w:r>
-      <w:r>
-        <w:t xml:space="preserve">. Accessed July 2026. The database was renamed UThDEPO in 2026 and is served at https://infcis.iaea.org/UTHDEPO.</w:t>
+        <w:t xml:space="preserve">Groundwater Monitoring Network Design (Revised)</w:t>
+      </w:r>
+      <w:r>
+        <w:t xml:space="preserve">, St. Paul, MN, July 2011. Read in November 2025 at https://www.mda.state.mn.us/sites/default/files/inline-files/2011gwmnetdesign.pdf; that address no longer resolves, and the document was re-checked on 24 Sept. 2026 through its Internet Archive copy.</w:t>
       </w:r>
     </w:p>
     <w:p>
@@ -37179,7 +37695,33 @@
         <w:pStyle w:val="BodyText"/>
       </w:pPr>
       <w:r>
-        <w:t xml:space="preserve">[44] European Space Agency,</w:t>
+        <w:t xml:space="preserve">[68] World Nuclear Association,</w:t>
+      </w:r>
+      <w:r>
+        <w:t xml:space="preserve"> </w:t>
+      </w:r>
+      <w:r>
+        <w:t xml:space="preserve">“In Situ Leach Mining of Uranium,”</w:t>
+      </w:r>
+      <w:r>
+        <w:t xml:space="preserve"> </w:t>
+      </w:r>
+      <w:r>
+        <w:t xml:space="preserve">Information Library, updated 20 Jan. 2026. https://world-nuclear.org/information-library/nuclear-fuel-cycle/mining-of-uranium/in-situ-leach-mining-of-uranium (accessed 24 Sept. 2026).</w:t>
+      </w:r>
+    </w:p>
+    <w:p>
+      <w:pPr>
+        <w:pStyle w:val="BodyText"/>
+      </w:pPr>
+      <w:r>
+        <w:t xml:space="preserve">[69] I. Javandel and C.-F. Tsang,</w:t>
+      </w:r>
+      <w:r>
+        <w:t xml:space="preserve"> </w:t>
+      </w:r>
+      <w:r>
+        <w:t xml:space="preserve">“Capture-zone type curves: A tool for aquifer cleanup,”</w:t>
       </w:r>
       <w:r>
         <w:t xml:space="preserve"> </w:t>
@@ -37189,43 +37731,10 @@
           <w:i/>
           <w:iCs/>
         </w:rPr>
-        <w:t xml:space="preserve">Copernicus Global Digital Elevation Model</w:t>
-      </w:r>
-      <w:r>
-        <w:t xml:space="preserve"> </w:t>
-      </w:r>
-      <w:r>
-        <w:t xml:space="preserve">(GLO-30), distributed by OpenTopography, doi: 10.5069/G9028PQB. Jharkhand extract (83.2–88.1° E, 21.8–25.5° N, 1 arc-second) downloaded in tiles through the OpenTopography global-DEM API (</w:t>
-      </w:r>
-      <w:r>
-        <w:rPr>
-          <w:rStyle w:val="VerbatimChar"/>
-        </w:rPr>
-        <w:t xml:space="preserve">demtype=COP30</w:t>
-      </w:r>
-      <w:r>
-        <w:t xml:space="preserve">) and mosaicked (</w:t>
-      </w:r>
-      <w:r>
-        <w:rPr>
-          <w:rStyle w:val="VerbatimChar"/>
-        </w:rPr>
-        <w:t xml:space="preserve">fetch_data/fetchDEM.py</w:t>
-      </w:r>
-      <w:r>
-        <w:t xml:space="preserve">,</w:t>
-      </w:r>
-      <w:r>
-        <w:t xml:space="preserve"> </w:t>
-      </w:r>
-      <w:r>
-        <w:rPr>
-          <w:rStyle w:val="VerbatimChar"/>
-        </w:rPr>
-        <w:t xml:space="preserve">fetch_data/mosaic_dem.py</w:t>
-      </w:r>
-      <w:r>
-        <w:t xml:space="preserve">), 6–7 July 2026.</w:t>
+        <w:t xml:space="preserve">Ground Water</w:t>
+      </w:r>
+      <w:r>
+        <w:t xml:space="preserve">, vol. 24, no. 5, pp. 616–625, 1986, doi: 10.1111/j.1745-6584.1986.tb03710.x.</w:t>
       </w:r>
     </w:p>
     <w:p>
@@ -37233,13 +37742,19 @@
         <w:pStyle w:val="BodyText"/>
       </w:pPr>
       <w:r>
-        <w:t xml:space="preserve">[45] B. Lehner and G. Grill,</w:t>
-      </w:r>
-      <w:r>
-        <w:t xml:space="preserve"> </w:t>
-      </w:r>
-      <w:r>
-        <w:t xml:space="preserve">“Global river hydrography and network routing: baseline data and new approaches to study the world’s large river systems,”</w:t>
+        <w:t xml:space="preserve">[70] E. A. Lee,</w:t>
+      </w:r>
+      <w:r>
+        <w:t xml:space="preserve"> </w:t>
+      </w:r>
+      <w:r>
+        <w:t xml:space="preserve">“Cyber physical systems: Design challenges,”</w:t>
+      </w:r>
+      <w:r>
+        <w:t xml:space="preserve"> </w:t>
+      </w:r>
+      <w:r>
+        <w:t xml:space="preserve">in</w:t>
       </w:r>
       <w:r>
         <w:t xml:space="preserve"> </w:t>
@@ -37249,10 +37764,10 @@
           <w:i/>
           <w:iCs/>
         </w:rPr>
-        <w:t xml:space="preserve">Hydrological Processes</w:t>
-      </w:r>
-      <w:r>
-        <w:t xml:space="preserve">, vol. 27, no. 15, pp. 2171–2186, 2013, doi: 10.1002/hyp.9740 (HydroRIVERS v1.0).</w:t>
+        <w:t xml:space="preserve">Proc. 11th IEEE Int. Symp. Object and Component-Oriented Real-Time Distributed Computing (ISORC)</w:t>
+      </w:r>
+      <w:r>
+        <w:t xml:space="preserve">, 2008, pp. 363–369, doi: 10.1109/ISORC.2008.25.</w:t>
       </w:r>
     </w:p>
     <w:p>
@@ -37260,7 +37775,7 @@
         <w:pStyle w:val="BodyText"/>
       </w:pPr>
       <w:r>
-        <w:t xml:space="preserve">[46] U.S. Environmental Protection Agency,</w:t>
+        <w:t xml:space="preserve">[71] K. V. Mardia and P. E. Jupp,</w:t>
       </w:r>
       <w:r>
         <w:t xml:space="preserve"> </w:t>
@@ -37270,10 +37785,24 @@
           <w:i/>
           <w:iCs/>
         </w:rPr>
-        <w:t xml:space="preserve">Understanding Variation in Partition Coefficient, K_d, Values</w:t>
-      </w:r>
-      <w:r>
-        <w:t xml:space="preserve">, Vol. I:</w:t>
+        <w:t xml:space="preserve">Directional Statistics</w:t>
+      </w:r>
+      <w:r>
+        <w:t xml:space="preserve">. Chichester: Wiley, 2000, doi: 10.1002/9780470316979.</w:t>
+      </w:r>
+    </w:p>
+    <w:p>
+      <w:pPr>
+        <w:pStyle w:val="BodyText"/>
+      </w:pPr>
+      <w:r>
+        <w:t xml:space="preserve">[72] R. Koenker and G. Bassett,</w:t>
+      </w:r>
+      <w:r>
+        <w:t xml:space="preserve"> </w:t>
+      </w:r>
+      <w:r>
+        <w:t xml:space="preserve">“Regression quantiles,”</w:t>
       </w:r>
       <w:r>
         <w:t xml:space="preserve"> </w:t>
@@ -37283,495 +37812,10 @@
           <w:i/>
           <w:iCs/>
         </w:rPr>
-        <w:t xml:space="preserve">The K_d Model, Methods of Measurement, and Application of Chemical Reaction Codes</w:t>
-      </w:r>
-      <w:r>
-        <w:t xml:space="preserve">, EPA 402-R-99-004A, and Vol. II:</w:t>
-      </w:r>
-      <w:r>
-        <w:t xml:space="preserve"> </w:t>
-      </w:r>
-      <w:r>
-        <w:rPr>
-          <w:i/>
-          <w:iCs/>
-        </w:rPr>
-        <w:t xml:space="preserve">Review of Geochemistry and Available K_d Values for Cadmium, Cesium, Chromium, Lead, Plutonium, Radon, Strontium, Thorium, Tritium (³H), and Uranium</w:t>
-      </w:r>
-      <w:r>
-        <w:t xml:space="preserve">, EPA 402-R-99-004B, Aug. 1999.</w:t>
-      </w:r>
-    </w:p>
-    <w:p>
-      <w:pPr>
-        <w:pStyle w:val="BodyText"/>
-      </w:pPr>
-      <w:r>
-        <w:t xml:space="preserve">[47] U.S. Environmental Protection Agency,</w:t>
-      </w:r>
-      <w:r>
-        <w:t xml:space="preserve"> </w:t>
-      </w:r>
-      <w:r>
-        <w:rPr>
-          <w:i/>
-          <w:iCs/>
-        </w:rPr>
-        <w:t xml:space="preserve">Understanding Variation in Partition Coefficient, K_d, Values</w:t>
-      </w:r>
-      <w:r>
-        <w:t xml:space="preserve">, Vol. III:</w:t>
-      </w:r>
-      <w:r>
-        <w:t xml:space="preserve"> </w:t>
-      </w:r>
-      <w:r>
-        <w:rPr>
-          <w:i/>
-          <w:iCs/>
-        </w:rPr>
-        <w:t xml:space="preserve">Review of Geochemistry and Available K_d Values for Americium, Arsenic, Curium, Iodine, Neptunium, Radium, and Technetium</w:t>
-      </w:r>
-      <w:r>
-        <w:t xml:space="preserve">, EPA 402-R-04-002C, July 2004 (Table 5.28: radium K_d values listed by Thibault et al. [48]).</w:t>
-      </w:r>
-    </w:p>
-    <w:p>
-      <w:pPr>
-        <w:pStyle w:val="BodyText"/>
-      </w:pPr>
-      <w:r>
-        <w:t xml:space="preserve">[48] D. H. Thibault, M. I. Sheppard, and P. A. Smith,</w:t>
-      </w:r>
-      <w:r>
-        <w:t xml:space="preserve"> </w:t>
-      </w:r>
-      <w:r>
-        <w:rPr>
-          <w:i/>
-          <w:iCs/>
-        </w:rPr>
-        <w:t xml:space="preserve">A Critical Compilation and Review of Default Soil Solid/Liquid Partition Coefficients, K_d, for Use in Environmental Assessments</w:t>
-      </w:r>
-      <w:r>
-        <w:t xml:space="preserve">, AECL-10125, Atomic Energy of Canada Ltd., Pinawa, 1990.</w:t>
-      </w:r>
-    </w:p>
-    <w:p>
-      <w:pPr>
-        <w:pStyle w:val="BodyText"/>
-      </w:pPr>
-      <w:r>
-        <w:t xml:space="preserve">[49] M. I. Sheppard and D. H. Thibault,</w:t>
-      </w:r>
-      <w:r>
-        <w:t xml:space="preserve"> </w:t>
-      </w:r>
-      <w:r>
-        <w:t xml:space="preserve">“Default soil solid/liquid partition coefficients, K_ds, for four major soil types: A compendium,”</w:t>
-      </w:r>
-      <w:r>
-        <w:t xml:space="preserve"> </w:t>
-      </w:r>
-      <w:r>
-        <w:rPr>
-          <w:i/>
-          <w:iCs/>
-        </w:rPr>
-        <w:t xml:space="preserve">Health Physics</w:t>
-      </w:r>
-      <w:r>
-        <w:t xml:space="preserve">, vol. 59, no. 4, pp. 471–482, 1990.</w:t>
-      </w:r>
-    </w:p>
-    <w:p>
-      <w:pPr>
-        <w:pStyle w:val="BodyText"/>
-      </w:pPr>
-      <w:r>
-        <w:rPr>
-          <w:b/>
-          <w:bCs/>
-        </w:rPr>
-        <w:t xml:space="preserve">Sensitivity analysis</w:t>
-      </w:r>
-    </w:p>
-    <w:p>
-      <w:pPr>
-        <w:pStyle w:val="BodyText"/>
-      </w:pPr>
-      <w:r>
-        <w:t xml:space="preserve">[50] A. Saltelli, P. Annoni, I. Azzini, F. Campolongo, M. Ratto, and S. Tarantola,</w:t>
-      </w:r>
-      <w:r>
-        <w:t xml:space="preserve"> </w:t>
-      </w:r>
-      <w:r>
-        <w:t xml:space="preserve">“Variance based sensitivity analysis of model output. Design and estimator for the total sensitivity index,”</w:t>
-      </w:r>
-      <w:r>
-        <w:t xml:space="preserve"> </w:t>
-      </w:r>
-      <w:r>
-        <w:rPr>
-          <w:i/>
-          <w:iCs/>
-        </w:rPr>
-        <w:t xml:space="preserve">Computer Physics Communications</w:t>
-      </w:r>
-      <w:r>
-        <w:t xml:space="preserve">, vol. 181, no. 2, pp. 259–270, 2010, doi: 10.1016/j.cpc.2009.09.018.</w:t>
-      </w:r>
-    </w:p>
-    <w:p>
-      <w:pPr>
-        <w:pStyle w:val="BodyText"/>
-      </w:pPr>
-      <w:r>
-        <w:t xml:space="preserve">[51] M. J. W. Jansen,</w:t>
-      </w:r>
-      <w:r>
-        <w:t xml:space="preserve"> </w:t>
-      </w:r>
-      <w:r>
-        <w:t xml:space="preserve">“Analysis of variance designs for model output,”</w:t>
-      </w:r>
-      <w:r>
-        <w:t xml:space="preserve"> </w:t>
-      </w:r>
-      <w:r>
-        <w:rPr>
-          <w:i/>
-          <w:iCs/>
-        </w:rPr>
-        <w:t xml:space="preserve">Computer Physics Communications</w:t>
-      </w:r>
-      <w:r>
-        <w:t xml:space="preserve">, vol. 117, no. 1–2, pp. 35–43, 1999, doi: 10.1016/S0010-4655(98)00154-4.</w:t>
-      </w:r>
-    </w:p>
-    <w:p>
-      <w:pPr>
-        <w:pStyle w:val="BodyText"/>
-      </w:pPr>
-      <w:r>
-        <w:t xml:space="preserve">[52] I. M. Sobol’,</w:t>
-      </w:r>
-      <w:r>
-        <w:t xml:space="preserve"> </w:t>
-      </w:r>
-      <w:r>
-        <w:t xml:space="preserve">“Sensitivity estimates for nonlinear mathematical models,”</w:t>
-      </w:r>
-      <w:r>
-        <w:t xml:space="preserve"> </w:t>
-      </w:r>
-      <w:r>
-        <w:rPr>
-          <w:i/>
-          <w:iCs/>
-        </w:rPr>
-        <w:t xml:space="preserve">Mathematical Modelling and Computational Experiments</w:t>
-      </w:r>
-      <w:r>
-        <w:t xml:space="preserve">, vol. 1, no. 4, pp. 407–414, 1993.</w:t>
-      </w:r>
-    </w:p>
-    <w:p>
-      <w:pPr>
-        <w:pStyle w:val="BodyText"/>
-      </w:pPr>
-      <w:r>
-        <w:rPr>
-          <w:b/>
-          <w:bCs/>
-        </w:rPr>
-        <w:t xml:space="preserve">Vulnerability indices and water-quality indices</w:t>
-      </w:r>
-    </w:p>
-    <w:p>
-      <w:pPr>
-        <w:pStyle w:val="BodyText"/>
-      </w:pPr>
-      <w:r>
-        <w:t xml:space="preserve">[53] L. Aller, T. Bennett, J. H. Lehr, R. J. Petty, and G. Hackett,</w:t>
-      </w:r>
-      <w:r>
-        <w:t xml:space="preserve"> </w:t>
-      </w:r>
-      <w:r>
-        <w:rPr>
-          <w:i/>
-          <w:iCs/>
-        </w:rPr>
-        <w:t xml:space="preserve">DRASTIC: A Standardized System for Evaluating Ground Water Pollution Potential Using Hydrogeologic Settings</w:t>
-      </w:r>
-      <w:r>
-        <w:t xml:space="preserve">, EPA/600/2-87/035, U.S. EPA Robert S. Kerr Environmental Research Laboratory, Ada, OK, 1987.</w:t>
-      </w:r>
-    </w:p>
-    <w:p>
-      <w:pPr>
-        <w:pStyle w:val="BodyText"/>
-      </w:pPr>
-      <w:r>
-        <w:t xml:space="preserve">[54] S. S. D. Foster,</w:t>
-      </w:r>
-      <w:r>
-        <w:t xml:space="preserve"> </w:t>
-      </w:r>
-      <w:r>
-        <w:t xml:space="preserve">“Fundamental concepts in aquifer vulnerability, pollution risk and protection strategy,”</w:t>
-      </w:r>
-      <w:r>
-        <w:t xml:space="preserve"> </w:t>
-      </w:r>
-      <w:r>
-        <w:t xml:space="preserve">in W. van Duijvenbooden and H. G. van Waegeningh, Eds.,</w:t>
-      </w:r>
-      <w:r>
-        <w:t xml:space="preserve"> </w:t>
-      </w:r>
-      <w:r>
-        <w:rPr>
-          <w:i/>
-          <w:iCs/>
-        </w:rPr>
-        <w:t xml:space="preserve">Vulnerability of Soil and Groundwater to Pollutants</w:t>
-      </w:r>
-      <w:r>
-        <w:t xml:space="preserve">, TNO Committee on Hydrological Research, Proceedings and Information No. 38, The Hague, 1987, pp. 69–86.</w:t>
-      </w:r>
-    </w:p>
-    <w:p>
-      <w:pPr>
-        <w:pStyle w:val="BodyText"/>
-      </w:pPr>
-      <w:r>
-        <w:t xml:space="preserve">[55] M. Civita,</w:t>
-      </w:r>
-      <w:r>
-        <w:t xml:space="preserve"> </w:t>
-      </w:r>
-      <w:r>
-        <w:rPr>
-          <w:i/>
-          <w:iCs/>
-        </w:rPr>
-        <w:t xml:space="preserve">Le carte della vulnerabilità degli acquiferi all’inquinamento: teoria e pratica</w:t>
-      </w:r>
-      <w:r>
-        <w:t xml:space="preserve">. Bologna: Pitagora, 1994.</w:t>
-      </w:r>
-    </w:p>
-    <w:p>
-      <w:pPr>
-        <w:pStyle w:val="BodyText"/>
-      </w:pPr>
-      <w:r>
-        <w:t xml:space="preserve">[56] R. M. Brown, N. I. McClelland, R. A. Deininger, and R. G. Tozer,</w:t>
-      </w:r>
-      <w:r>
-        <w:t xml:space="preserve"> </w:t>
-      </w:r>
-      <w:r>
-        <w:t xml:space="preserve">“A water quality index — do we dare?,”</w:t>
-      </w:r>
-      <w:r>
-        <w:t xml:space="preserve"> </w:t>
-      </w:r>
-      <w:r>
-        <w:rPr>
-          <w:i/>
-          <w:iCs/>
-        </w:rPr>
-        <w:t xml:space="preserve">Water &amp; Sewage Works</w:t>
-      </w:r>
-      <w:r>
-        <w:t xml:space="preserve">, vol. 117, no. 10, pp. 339–343, 1970.</w:t>
-      </w:r>
-    </w:p>
-    <w:p>
-      <w:pPr>
-        <w:pStyle w:val="BodyText"/>
-      </w:pPr>
-      <w:r>
-        <w:t xml:space="preserve">[57] C. R. Ramakrishnaiah, C. Sadashivaiah, and G. Ranganna,</w:t>
-      </w:r>
-      <w:r>
-        <w:t xml:space="preserve"> </w:t>
-      </w:r>
-      <w:r>
-        <w:t xml:space="preserve">“Assessment of water quality index for the groundwater in Tumkur Taluk, Karnataka State, India,”</w:t>
-      </w:r>
-      <w:r>
-        <w:t xml:space="preserve"> </w:t>
-      </w:r>
-      <w:r>
-        <w:rPr>
-          <w:i/>
-          <w:iCs/>
-        </w:rPr>
-        <w:t xml:space="preserve">E-Journal of Chemistry</w:t>
-      </w:r>
-      <w:r>
-        <w:t xml:space="preserve">, vol. 6, no. 2, pp. 523–530, 2009, doi: 10.1155/2009/757424.</w:t>
-      </w:r>
-    </w:p>
-    <w:p>
-      <w:pPr>
-        <w:pStyle w:val="BodyText"/>
-      </w:pPr>
-      <w:r>
-        <w:rPr>
-          <w:b/>
-          <w:bCs/>
-        </w:rPr>
-        <w:t xml:space="preserve">Groundwater machine learning</w:t>
-      </w:r>
-    </w:p>
-    <w:p>
-      <w:pPr>
-        <w:pStyle w:val="BodyText"/>
-      </w:pPr>
-      <w:r>
-        <w:t xml:space="preserve">[58] S. Sahoo and M. K. Jha,</w:t>
-      </w:r>
-      <w:r>
-        <w:t xml:space="preserve"> </w:t>
-      </w:r>
-      <w:r>
-        <w:t xml:space="preserve">“Groundwater-level prediction using multiple linear regression and artificial neural network techniques: a comparative assessment,”</w:t>
-      </w:r>
-      <w:r>
-        <w:t xml:space="preserve"> </w:t>
-      </w:r>
-      <w:r>
-        <w:rPr>
-          <w:i/>
-          <w:iCs/>
-        </w:rPr>
-        <w:t xml:space="preserve">Hydrogeology Journal</w:t>
-      </w:r>
-      <w:r>
-        <w:t xml:space="preserve">, vol. 21, no. 8, pp. 1865–1887, 2013, doi: 10.1007/s10040-013-1029-5.</w:t>
-      </w:r>
-    </w:p>
-    <w:p>
-      <w:pPr>
-        <w:pStyle w:val="BodyText"/>
-      </w:pPr>
-      <w:r>
-        <w:t xml:space="preserve">[59] T. Rajaee, H. Ebrahimi, and V. Nourani,</w:t>
-      </w:r>
-      <w:r>
-        <w:t xml:space="preserve"> </w:t>
-      </w:r>
-      <w:r>
-        <w:t xml:space="preserve">“A review of the artificial intelligence methods in groundwater level modeling,”</w:t>
-      </w:r>
-      <w:r>
-        <w:t xml:space="preserve"> </w:t>
-      </w:r>
-      <w:r>
-        <w:rPr>
-          <w:i/>
-          <w:iCs/>
-        </w:rPr>
-        <w:t xml:space="preserve">Journal of Hydrology</w:t>
-      </w:r>
-      <w:r>
-        <w:t xml:space="preserve">, vol. 572, pp. 336–351, 2019, doi: 10.1016/j.jhydrol.2018.12.037.</w:t>
-      </w:r>
-    </w:p>
-    <w:p>
-      <w:pPr>
-        <w:pStyle w:val="BodyText"/>
-      </w:pPr>
-      <w:r>
-        <w:rPr>
-          <w:b/>
-          <w:bCs/>
-        </w:rPr>
-        <w:t xml:space="preserve">Screening tools, standards of practice, global data</w:t>
-      </w:r>
-    </w:p>
-    <w:p>
-      <w:pPr>
-        <w:pStyle w:val="BodyText"/>
-      </w:pPr>
-      <w:r>
-        <w:t xml:space="preserve">[60] C. J. Newell, R. K. McLeod, and J. R. Gonzales,</w:t>
-      </w:r>
-      <w:r>
-        <w:t xml:space="preserve"> </w:t>
-      </w:r>
-      <w:r>
-        <w:rPr>
-          <w:i/>
-          <w:iCs/>
-        </w:rPr>
-        <w:t xml:space="preserve">BIOSCREEN: Natural Attenuation Decision Support System — User’s Manual, Version 1.3</w:t>
-      </w:r>
-      <w:r>
-        <w:t xml:space="preserve">, EPA/600/R-96/087, U.S. EPA, Aug. 1996.</w:t>
-      </w:r>
-    </w:p>
-    <w:p>
-      <w:pPr>
-        <w:pStyle w:val="BodyText"/>
-      </w:pPr>
-      <w:r>
-        <w:t xml:space="preserve">[61] ASTM International,</w:t>
-      </w:r>
-      <w:r>
-        <w:t xml:space="preserve"> </w:t>
-      </w:r>
-      <w:r>
-        <w:rPr>
-          <w:i/>
-          <w:iCs/>
-        </w:rPr>
-        <w:t xml:space="preserve">ASTM D6312-98 — Standard Guide for Developing Appropriate Statistical Approaches for Ground-Water Detection Monitoring Programs</w:t>
-      </w:r>
-      <w:r>
-        <w:t xml:space="preserve">. West Conshohocken, PA: ASTM, 1998. (Revised as D6312-17,</w:t>
-      </w:r>
-      <w:r>
-        <w:t xml:space="preserve"> </w:t>
-      </w:r>
-      <w:r>
-        <w:t xml:space="preserve">“… at Waste Disposal Facilities”</w:t>
-      </w:r>
-      <w:r>
-        <w:t xml:space="preserve">; that revision was withdrawn in 2026. The edition cited is the one current when NUREG-1569 [12] was issued.)</w:t>
-      </w:r>
-    </w:p>
-    <w:p>
-      <w:pPr>
-        <w:pStyle w:val="BodyText"/>
-      </w:pPr>
-      <w:r>
-        <w:t xml:space="preserve">[62] J. Huscroft, T. Gleeson, J. Hartmann, and J. Börker,</w:t>
-      </w:r>
-      <w:r>
-        <w:t xml:space="preserve"> </w:t>
-      </w:r>
-      <w:r>
-        <w:t xml:space="preserve">“Compiling and mapping global permeability of the unconsolidated and consolidated Earth: GLobal HYdrogeology MaPS 2.0 (GLHYMPS 2.0),”</w:t>
-      </w:r>
-      <w:r>
-        <w:t xml:space="preserve"> </w:t>
-      </w:r>
-      <w:r>
-        <w:rPr>
-          <w:i/>
-          <w:iCs/>
-        </w:rPr>
-        <w:t xml:space="preserve">Geophysical Research Letters</w:t>
-      </w:r>
-      <w:r>
-        <w:t xml:space="preserve">, vol. 45, no. 4, pp. 1897–1904, 2018, doi: 10.1002/2017GL075860.</w:t>
+        <w:t xml:space="preserve">Econometrica</w:t>
+      </w:r>
+      <w:r>
+        <w:t xml:space="preserve">, vol. 46, no. 1, pp. 33–50, 1978, doi: 10.2307/1913643.</w:t>
       </w:r>
     </w:p>
     <w:p>
@@ -49776,54 +49820,39 @@
               <w:t xml:space="preserve"> </w:t>
             </w:r>
             <w:r>
-              <w:t xml:space="preserve">demo observation in the ore dataset resolves a 25,300 ppb deposit-tier source at 23.39° N 86.28° E</w:t>
-            </w:r>
-          </w:p>
-        </w:tc>
-        <w:tc>
-          <w:tcPr/>
-          <w:p>
-            <w:pPr>
-              <w:pStyle w:val="Compact"/>
-            </w:pPr>
-            <w:r>
-              <w:t xml:space="preserve">3.5, 8, 10</w:t>
-            </w:r>
-          </w:p>
-        </w:tc>
-        <w:tc>
-          <w:tcPr/>
-          <w:p>
-            <w:pPr>
-              <w:pStyle w:val="Compact"/>
-            </w:pPr>
+              <w:t xml:space="preserve">demo observation: resolved a 25,300 ppb deposit-tier source at 23.39° N 86.28° E at</w:t>
+            </w:r>
+            <w:r>
+              <w:t xml:space="preserve"> </w:t>
+            </w:r>
             <w:r>
               <w:rPr>
                 <w:rStyle w:val="VerbatimChar"/>
               </w:rPr>
-              <w:t xml:space="preserve">Datasets/Jharkhand Ore/jharkhand_uranium_deposits.csv</w:t>
-            </w:r>
-            <w:r>
-              <w:t xml:space="preserve"> </w:t>
-            </w:r>
-            <w:r>
-              <w:t xml:space="preserve">(record_source</w:t>
-            </w:r>
-            <w:r>
-              <w:t xml:space="preserve"> </w:t>
-            </w:r>
-            <w:r>
-              <w:rPr>
-                <w:rStyle w:val="VerbatimChar"/>
-              </w:rPr>
-              <w:t xml:space="preserve">added</w:t>
-            </w:r>
-            <w:r>
-              <w:t xml:space="preserve">);</w:t>
-            </w:r>
-            <w:r>
-              <w:t xml:space="preserve"> </w:t>
-            </w:r>
+              <w:t xml:space="preserve">476a4a9</w:t>
+            </w:r>
+            <w:r>
+              <w:t xml:space="preserve">; removed 24 Sep 2026 (outline row via the dataset manager, grade row by restoring the 7 Jul 2026 UDEPO export); pin now resolves to no ore zone; production database held no copy</w:t>
+            </w:r>
+          </w:p>
+        </w:tc>
+        <w:tc>
+          <w:tcPr/>
+          <w:p>
+            <w:pPr>
+              <w:pStyle w:val="Compact"/>
+            </w:pPr>
+            <w:r>
+              <w:t xml:space="preserve">3.5</w:t>
+            </w:r>
+          </w:p>
+        </w:tc>
+        <w:tc>
+          <w:tcPr/>
+          <w:p>
+            <w:pPr>
+              <w:pStyle w:val="Compact"/>
+            </w:pPr>
             <w:r>
               <w:rPr>
                 <w:rStyle w:val="VerbatimChar"/>
@@ -49834,7 +49863,37 @@
               <w:t xml:space="preserve"> </w:t>
             </w:r>
             <w:r>
-              <w:t xml:space="preserve">at that point, 21 Sep 2026; commit</w:t>
+              <w:t xml:space="preserve">at that point, 21 Sep 2026;</w:t>
+            </w:r>
+            <w:r>
+              <w:t xml:space="preserve"> </w:t>
+            </w:r>
+            <w:r>
+              <w:rPr>
+                <w:rStyle w:val="VerbatimChar"/>
+              </w:rPr>
+              <w:t xml:space="preserve">dataset.row_delete</w:t>
+            </w:r>
+            <w:r>
+              <w:t xml:space="preserve"> </w:t>
+            </w:r>
+            <w:r>
+              <w:t xml:space="preserve">and</w:t>
+            </w:r>
+            <w:r>
+              <w:t xml:space="preserve"> </w:t>
+            </w:r>
+            <w:r>
+              <w:rPr>
+                <w:rStyle w:val="VerbatimChar"/>
+              </w:rPr>
+              <w:t xml:space="preserve">dataset.restore</w:t>
+            </w:r>
+            <w:r>
+              <w:t xml:space="preserve"> </w:t>
+            </w:r>
+            <w:r>
+              <w:t xml:space="preserve">audit entries (local database); commits</w:t>
             </w:r>
             <w:r>
               <w:t xml:space="preserve"> </w:t>
@@ -49845,6 +49904,18 @@
               </w:rPr>
               <w:t xml:space="preserve">0533caa</w:t>
             </w:r>
+            <w:r>
+              <w:t xml:space="preserve">,</w:t>
+            </w:r>
+            <w:r>
+              <w:t xml:space="preserve"> </w:t>
+            </w:r>
+            <w:r>
+              <w:rPr>
+                <w:rStyle w:val="VerbatimChar"/>
+              </w:rPr>
+              <w:t xml:space="preserve">f4c79fd</w:t>
+            </w:r>
           </w:p>
         </w:tc>
       </w:tr>
@@ -50197,29 +50268,29 @@
               <w:pStyle w:val="Compact"/>
             </w:pPr>
             <w:r>
-              <w:t xml:space="preserve">Mentor discrepancy (proposal vs MPRs)</w:t>
-            </w:r>
-          </w:p>
-        </w:tc>
-        <w:tc>
-          <w:tcPr/>
-          <w:p>
-            <w:pPr>
-              <w:pStyle w:val="Compact"/>
-            </w:pPr>
-            <w:r>
-              <w:t xml:space="preserve">title page</w:t>
-            </w:r>
-          </w:p>
-        </w:tc>
-        <w:tc>
-          <w:tcPr/>
-          <w:p>
-            <w:pPr>
-              <w:pStyle w:val="Compact"/>
-            </w:pPr>
-            <w:r>
-              <w:t xml:space="preserve">proposal p. 1; all ten MPRs §2</w:t>
+              <w:t xml:space="preserve">Faculty mentor: Asst. Prof. Mukesh Chandra</w:t>
+            </w:r>
+          </w:p>
+        </w:tc>
+        <w:tc>
+          <w:tcPr/>
+          <w:p>
+            <w:pPr>
+              <w:pStyle w:val="Compact"/>
+            </w:pPr>
+            <w:r>
+              <w:t xml:space="preserve">title page; declaration</w:t>
+            </w:r>
+          </w:p>
+        </w:tc>
+        <w:tc>
+          <w:tcPr/>
+          <w:p>
+            <w:pPr>
+              <w:pStyle w:val="Compact"/>
+            </w:pPr>
+            <w:r>
+              <w:t xml:space="preserve">all ten MPRs §2; confirmed by the student, 24 Sep 2026</w:t>
             </w:r>
           </w:p>
         </w:tc>
@@ -50282,20 +50353,7 @@
               <w:t xml:space="preserve"> </w:t>
             </w:r>
             <w:r>
-              <w:t xml:space="preserve">→ Tripathi et al. 2008 [24] for the 23 mBq/L regional ²²⁶Ra value, and Tripathi et al. 2012 (</w:t>
-            </w:r>
-            <w:r>
-              <w:rPr>
-                <w:i/>
-                <w:iCs/>
-              </w:rPr>
-              <w:t xml:space="preserve">Radiat. Prot. Dosim.</w:t>
-            </w:r>
-            <w:r>
-              <w:t xml:space="preserve"> </w:t>
-            </w:r>
-            <w:r>
-              <w:t xml:space="preserve">148(2), 211–218, doi:10.1093/rpd/ncr014) for the &lt;3.5–208 mBq/L potable-well range, which this report does not use. No computed value changed.</w:t>
+              <w:t xml:space="preserve">→ Tripathi et al. 2008 [24] for the 23 mBq/L regional ²²⁶Ra value, and Tripathi et al. 2012 [66] for the &lt;3.5–208 mBq/L potable-well range, which this report does not use. No computed value changed.</w:t>
             </w:r>
           </w:p>
         </w:tc>
@@ -50451,7 +50509,7 @@
         <w:t xml:space="preserve"> </w:t>
       </w:r>
       <w:r>
-        <w:t xml:space="preserve">all 62 entries were checked on 21 and 23 September 2026 — journal articles against their Crossref DOI records; books, reports and standards against publisher, issuing-body or catalogue records; the three EPA K_d volumes, the East Singhbhum booklet and the NRSC lineament manual against the PDFs in</w:t>
+        <w:t xml:space="preserve">all 72 entries were checked on 21, 23 and 24 September 2026 — journal articles against their Crossref DOI records; books, reports and standards against publisher, issuing-body or catalogue records; the three EPA K_d volumes, the East Singhbhum booklet and the NRSC lineament manual against the PDFs in</w:t>
       </w:r>
       <w:r>
         <w:t xml:space="preserve"> </w:t>
@@ -50485,7 +50543,7 @@
         <w:t xml:space="preserve">Annual Ground Water Quality Report 2024</w:t>
       </w:r>
       <w:r>
-        <w:t xml:space="preserve">, [40] records the India Data Portal as the redistributor of the India-WRIS level record, [42] records that the lineament file is a partial grid-sampled harvest, and [44] records OpenTopography as the DEM distributor. One detail remains open: the table number of the 2023 chemistry within the CGWB report [39], because cgwb.gov.in refused automated access on 23 September 2026.</w:t>
+        <w:t xml:space="preserve">, [40] records the India Data Portal as the redistributor of the India-WRIS level record, [42] records that the lineament file is a partial grid-sampled harvest, and [44] records OpenTopography as the DEM distributor.</w:t>
       </w:r>
     </w:p>
     <w:bookmarkEnd w:id="136"/>
@@ -50913,22 +50971,7 @@
         <w:t xml:space="preserve">0026</w:t>
       </w:r>
       <w:r>
-        <w:t xml:space="preserve">, deploy v5 artifacts, rebuild alert explanations once, re-run one simulation per published site); then remove the</w:t>
-      </w:r>
-      <w:r>
-        <w:t xml:space="preserve"> </w:t>
-      </w:r>
-      <w:r>
-        <w:rPr>
-          <w:rStyle w:val="VerbatimChar"/>
-        </w:rPr>
-        <w:t xml:space="preserve">jharia</w:t>
-      </w:r>
-      <w:r>
-        <w:t xml:space="preserve"> </w:t>
-      </w:r>
-      <w:r>
-        <w:t xml:space="preserve">record through the dataset manager and re-verify.</w:t>
+        <w:t xml:space="preserve">, deploy v5 artifacts, rebuild alert explanations once, re-run one simulation per published site).</w:t>
       </w:r>
     </w:p>
     <w:bookmarkEnd w:id="137"/>
